--- a/Chapter 1 Problem set.docx
+++ b/Chapter 1 Problem set.docx
@@ -18944,48 +18944,44 @@
           <w:lang w:eastAsia="en-IN"/>
           <w14:ligatures w14:val="none"/>
         </w:rPr>
-        <w:t xml:space="preserve"> </w:t>
-      </w:r>
-      <w:proofErr w:type="spellStart"/>
-      <w:r>
-        <w:rPr>
-          <w:rFonts w:ascii="Consolas" w:eastAsia="Times New Roman" w:hAnsi="Consolas" w:cs="Times New Roman"/>
-          <w:color w:val="8B949E"/>
-          <w:kern w:val="0"/>
-          <w:sz w:val="21"/>
-          <w:szCs w:val="21"/>
-          <w:lang w:eastAsia="en-IN"/>
-          <w14:ligatures w14:val="none"/>
-        </w:rPr>
-        <w:t>slicnig</w:t>
-      </w:r>
-      <w:proofErr w:type="spellEnd"/>
-      <w:r>
-        <w:rPr>
-          <w:rFonts w:ascii="Consolas" w:eastAsia="Times New Roman" w:hAnsi="Consolas" w:cs="Times New Roman"/>
-          <w:color w:val="8B949E"/>
-          <w:kern w:val="0"/>
-          <w:sz w:val="21"/>
-          <w:szCs w:val="21"/>
-          <w:lang w:eastAsia="en-IN"/>
-          <w14:ligatures w14:val="none"/>
-        </w:rPr>
-        <w:t xml:space="preserve"> is to </w:t>
-      </w:r>
-      <w:proofErr w:type="spellStart"/>
-      <w:r>
-        <w:rPr>
-          <w:rFonts w:ascii="Consolas" w:eastAsia="Times New Roman" w:hAnsi="Consolas" w:cs="Times New Roman"/>
-          <w:color w:val="8B949E"/>
-          <w:kern w:val="0"/>
-          <w:sz w:val="21"/>
-          <w:szCs w:val="21"/>
-          <w:lang w:eastAsia="en-IN"/>
-          <w14:ligatures w14:val="none"/>
-        </w:rPr>
-        <w:t>convet</w:t>
-      </w:r>
-      <w:proofErr w:type="spellEnd"/>
+        <w:t xml:space="preserve"> slic</w:t>
+      </w:r>
+      <w:r>
+        <w:rPr>
+          <w:rFonts w:ascii="Consolas" w:eastAsia="Times New Roman" w:hAnsi="Consolas" w:cs="Times New Roman"/>
+          <w:color w:val="8B949E"/>
+          <w:kern w:val="0"/>
+          <w:sz w:val="21"/>
+          <w:szCs w:val="21"/>
+          <w:lang w:eastAsia="en-IN"/>
+          <w14:ligatures w14:val="none"/>
+        </w:rPr>
+        <w:t>in</w:t>
+      </w:r>
+      <w:r>
+        <w:rPr>
+          <w:rFonts w:ascii="Consolas" w:eastAsia="Times New Roman" w:hAnsi="Consolas" w:cs="Times New Roman"/>
+          <w:color w:val="8B949E"/>
+          <w:kern w:val="0"/>
+          <w:sz w:val="21"/>
+          <w:szCs w:val="21"/>
+          <w:lang w:eastAsia="en-IN"/>
+          <w14:ligatures w14:val="none"/>
+        </w:rPr>
+        <w:t>g is to conve</w:t>
+      </w:r>
+      <w:r>
+        <w:rPr>
+          <w:rFonts w:ascii="Consolas" w:eastAsia="Times New Roman" w:hAnsi="Consolas" w:cs="Times New Roman"/>
+          <w:color w:val="8B949E"/>
+          <w:kern w:val="0"/>
+          <w:sz w:val="21"/>
+          <w:szCs w:val="21"/>
+          <w:lang w:eastAsia="en-IN"/>
+          <w14:ligatures w14:val="none"/>
+        </w:rPr>
+        <w:t>rt</w:t>
+      </w:r>
       <w:r>
         <w:rPr>
           <w:rFonts w:ascii="Consolas" w:eastAsia="Times New Roman" w:hAnsi="Consolas" w:cs="Times New Roman"/>
@@ -25734,7 +25730,7 @@
         <w:spacing w:after="0" w:line="285" w:lineRule="atLeast"/>
         <w:rPr>
           <w:rFonts w:ascii="Consolas" w:eastAsia="Times New Roman" w:hAnsi="Consolas" w:cs="Times New Roman"/>
-          <w:color w:val="BBBEBF"/>
+          <w:color w:val="8B949E"/>
           <w:kern w:val="0"/>
           <w:sz w:val="21"/>
           <w:szCs w:val="21"/>
@@ -25757,78 +25753,3980 @@
     </w:p>
     <w:p>
       <w:pPr>
-        <w:shd w:val="clear" w:color="auto" w:fill="121314"/>
-        <w:spacing w:after="0" w:line="285" w:lineRule="atLeast"/>
-        <w:rPr>
-          <w:rFonts w:ascii="Consolas" w:eastAsia="Times New Roman" w:hAnsi="Consolas" w:cs="Times New Roman"/>
-          <w:color w:val="BBBEBF"/>
-          <w:kern w:val="0"/>
-          <w:sz w:val="21"/>
-          <w:szCs w:val="21"/>
-          <w:lang w:eastAsia="en-IN"/>
-          <w14:ligatures w14:val="none"/>
-        </w:rPr>
-      </w:pPr>
-      <w:r>
-        <w:rPr>
-          <w:rFonts w:ascii="Consolas" w:eastAsia="Times New Roman" w:hAnsi="Consolas" w:cs="Times New Roman"/>
-          <w:color w:val="8B949E"/>
-          <w:kern w:val="0"/>
-          <w:sz w:val="21"/>
-          <w:szCs w:val="21"/>
-          <w:lang w:eastAsia="en-IN"/>
-          <w14:ligatures w14:val="none"/>
-        </w:rPr>
-        <w:t># I hope this letter finds you well.</w:t>
-      </w:r>
-    </w:p>
-    <w:p>
-      <w:pPr>
-        <w:shd w:val="clear" w:color="auto" w:fill="121314"/>
-        <w:spacing w:after="240" w:line="285" w:lineRule="atLeast"/>
-        <w:rPr>
-          <w:rFonts w:ascii="Consolas" w:eastAsia="Times New Roman" w:hAnsi="Consolas" w:cs="Times New Roman"/>
-          <w:color w:val="BBBEBF"/>
-          <w:kern w:val="0"/>
-          <w:sz w:val="21"/>
-          <w:szCs w:val="21"/>
-          <w:lang w:eastAsia="en-IN"/>
-          <w14:ligatures w14:val="none"/>
-        </w:rPr>
-      </w:pPr>
-      <w:r>
-        <w:rPr>
-          <w:rFonts w:ascii="Consolas" w:eastAsia="Times New Roman" w:hAnsi="Consolas" w:cs="Times New Roman"/>
-          <w:color w:val="BBBEBF"/>
-          <w:kern w:val="0"/>
-          <w:sz w:val="21"/>
-          <w:szCs w:val="21"/>
-          <w:lang w:eastAsia="en-IN"/>
-          <w14:ligatures w14:val="none"/>
-        </w:rPr>
-        <w:br/>
-      </w:r>
-      <w:r>
-        <w:rPr>
-          <w:rFonts w:ascii="Consolas" w:eastAsia="Times New Roman" w:hAnsi="Consolas" w:cs="Times New Roman"/>
-          <w:color w:val="BBBEBF"/>
-          <w:kern w:val="0"/>
-          <w:sz w:val="21"/>
-          <w:szCs w:val="21"/>
-          <w:lang w:eastAsia="en-IN"/>
-          <w14:ligatures w14:val="none"/>
-        </w:rPr>
-        <w:br/>
-      </w:r>
-    </w:p>
-    <w:p>
-      <w:pPr>
-        <w:spacing w:line="276" w:lineRule="auto"/>
-        <w:rPr>
-          <w:rFonts w:ascii="Aptos" w:hAnsi="Aptos"/>
+        <w:rPr>
+          <w:rFonts w:ascii="Consolas" w:eastAsia="Times New Roman" w:hAnsi="Consolas" w:cs="Times New Roman"/>
+          <w:sz w:val="21"/>
+          <w:szCs w:val="21"/>
+          <w:lang w:eastAsia="en-IN"/>
+        </w:rPr>
+      </w:pPr>
+    </w:p>
+    <w:p>
+      <w:pPr>
+        <w:tabs>
+          <w:tab w:val="left" w:pos="3132"/>
+        </w:tabs>
+        <w:rPr>
+          <w:rFonts w:ascii="Aptos" w:eastAsia="Times New Roman" w:hAnsi="Aptos" w:cs="Times New Roman"/>
+          <w:b/>
+          <w:bCs/>
           <w:sz w:val="22"/>
           <w:szCs w:val="22"/>
-          <w:lang w:val="en-US"/>
+          <w:lang w:eastAsia="en-IN"/>
+        </w:rPr>
+      </w:pPr>
+      <w:r>
+        <w:rPr>
+          <w:rFonts w:ascii="Aptos" w:eastAsia="Times New Roman" w:hAnsi="Aptos" w:cs="Times New Roman"/>
+          <w:b/>
+          <w:bCs/>
+          <w:sz w:val="22"/>
+          <w:szCs w:val="22"/>
+          <w:lang w:eastAsia="en-IN"/>
+        </w:rPr>
+        <w:t xml:space="preserve">Chapter </w:t>
+      </w:r>
+      <w:proofErr w:type="gramStart"/>
+      <w:r>
+        <w:rPr>
+          <w:rFonts w:ascii="Aptos" w:eastAsia="Times New Roman" w:hAnsi="Aptos" w:cs="Times New Roman"/>
+          <w:b/>
+          <w:bCs/>
+          <w:sz w:val="22"/>
+          <w:szCs w:val="22"/>
+          <w:lang w:eastAsia="en-IN"/>
+        </w:rPr>
+        <w:t>4 :List</w:t>
+      </w:r>
+      <w:proofErr w:type="gramEnd"/>
+      <w:r>
+        <w:rPr>
+          <w:rFonts w:ascii="Aptos" w:eastAsia="Times New Roman" w:hAnsi="Aptos" w:cs="Times New Roman"/>
+          <w:b/>
+          <w:bCs/>
+          <w:sz w:val="22"/>
+          <w:szCs w:val="22"/>
+          <w:lang w:eastAsia="en-IN"/>
+        </w:rPr>
+        <w:t xml:space="preserve"> &amp; </w:t>
+      </w:r>
+      <w:proofErr w:type="gramStart"/>
+      <w:r>
+        <w:rPr>
+          <w:rFonts w:ascii="Aptos" w:eastAsia="Times New Roman" w:hAnsi="Aptos" w:cs="Times New Roman"/>
+          <w:b/>
+          <w:bCs/>
+          <w:sz w:val="22"/>
+          <w:szCs w:val="22"/>
+          <w:lang w:eastAsia="en-IN"/>
+        </w:rPr>
+        <w:t>Tuple :</w:t>
+      </w:r>
+      <w:proofErr w:type="gramEnd"/>
+      <w:r>
+        <w:rPr>
+          <w:rFonts w:ascii="Aptos" w:eastAsia="Times New Roman" w:hAnsi="Aptos" w:cs="Times New Roman"/>
+          <w:b/>
+          <w:bCs/>
+          <w:sz w:val="22"/>
+          <w:szCs w:val="22"/>
+          <w:lang w:eastAsia="en-IN"/>
+        </w:rPr>
+        <w:t>-</w:t>
+      </w:r>
+    </w:p>
+    <w:p>
+      <w:pPr>
+        <w:tabs>
+          <w:tab w:val="left" w:pos="3132"/>
+        </w:tabs>
+        <w:rPr>
+          <w:rFonts w:ascii="Aptos" w:eastAsia="Times New Roman" w:hAnsi="Aptos" w:cs="Times New Roman"/>
+          <w:b/>
+          <w:bCs/>
+          <w:sz w:val="22"/>
+          <w:szCs w:val="22"/>
+          <w:lang w:eastAsia="en-IN"/>
+        </w:rPr>
+      </w:pPr>
+      <w:r>
+        <w:rPr>
+          <w:rFonts w:ascii="Aptos" w:eastAsia="Times New Roman" w:hAnsi="Aptos" w:cs="Times New Roman"/>
+          <w:b/>
+          <w:bCs/>
+          <w:sz w:val="22"/>
+          <w:szCs w:val="22"/>
+          <w:lang w:eastAsia="en-IN"/>
+        </w:rPr>
+        <w:t>List</w:t>
+      </w:r>
+    </w:p>
+    <w:p>
+      <w:pPr>
+        <w:shd w:val="clear" w:color="auto" w:fill="121314"/>
+        <w:spacing w:after="0" w:line="285" w:lineRule="atLeast"/>
+        <w:rPr>
+          <w:rFonts w:ascii="Consolas" w:eastAsia="Times New Roman" w:hAnsi="Consolas" w:cs="Times New Roman"/>
+          <w:color w:val="BBBEBF"/>
+          <w:kern w:val="0"/>
+          <w:sz w:val="21"/>
+          <w:szCs w:val="21"/>
+          <w:lang w:eastAsia="en-IN"/>
+          <w14:ligatures w14:val="none"/>
+        </w:rPr>
+      </w:pPr>
+      <w:r>
+        <w:rPr>
+          <w:rFonts w:ascii="Consolas" w:eastAsia="Times New Roman" w:hAnsi="Consolas" w:cs="Times New Roman"/>
+          <w:color w:val="8B949E"/>
+          <w:kern w:val="0"/>
+          <w:sz w:val="21"/>
+          <w:szCs w:val="21"/>
+          <w:lang w:eastAsia="en-IN"/>
+          <w14:ligatures w14:val="none"/>
+        </w:rPr>
+        <w:t xml:space="preserve"># </w:t>
+      </w:r>
+      <w:proofErr w:type="gramStart"/>
+      <w:r>
+        <w:rPr>
+          <w:rFonts w:ascii="Consolas" w:eastAsia="Times New Roman" w:hAnsi="Consolas" w:cs="Times New Roman"/>
+          <w:color w:val="8B949E"/>
+          <w:kern w:val="0"/>
+          <w:sz w:val="21"/>
+          <w:szCs w:val="21"/>
+          <w:lang w:eastAsia="en-IN"/>
+          <w14:ligatures w14:val="none"/>
+        </w:rPr>
+        <w:t>just</w:t>
+      </w:r>
+      <w:proofErr w:type="gramEnd"/>
+      <w:r>
+        <w:rPr>
+          <w:rFonts w:ascii="Consolas" w:eastAsia="Times New Roman" w:hAnsi="Consolas" w:cs="Times New Roman"/>
+          <w:color w:val="8B949E"/>
+          <w:kern w:val="0"/>
+          <w:sz w:val="21"/>
+          <w:szCs w:val="21"/>
+          <w:lang w:eastAsia="en-IN"/>
+          <w14:ligatures w14:val="none"/>
+        </w:rPr>
+        <w:t xml:space="preserve"> like array in other languages, but with more features</w:t>
+      </w:r>
+    </w:p>
+    <w:p>
+      <w:pPr>
+        <w:shd w:val="clear" w:color="auto" w:fill="121314"/>
+        <w:spacing w:after="0" w:line="285" w:lineRule="atLeast"/>
+        <w:rPr>
+          <w:rFonts w:ascii="Consolas" w:eastAsia="Times New Roman" w:hAnsi="Consolas" w:cs="Times New Roman"/>
+          <w:color w:val="BBBEBF"/>
+          <w:kern w:val="0"/>
+          <w:sz w:val="21"/>
+          <w:szCs w:val="21"/>
+          <w:lang w:eastAsia="en-IN"/>
+          <w14:ligatures w14:val="none"/>
+        </w:rPr>
+      </w:pPr>
+      <w:r>
+        <w:rPr>
+          <w:rFonts w:ascii="Consolas" w:eastAsia="Times New Roman" w:hAnsi="Consolas" w:cs="Times New Roman"/>
+          <w:color w:val="8B949E"/>
+          <w:kern w:val="0"/>
+          <w:sz w:val="21"/>
+          <w:szCs w:val="21"/>
+          <w:lang w:eastAsia="en-IN"/>
+          <w14:ligatures w14:val="none"/>
+        </w:rPr>
+        <w:t># one distinction is that list can contain different types of data</w:t>
+      </w:r>
+    </w:p>
+    <w:p>
+      <w:pPr>
+        <w:shd w:val="clear" w:color="auto" w:fill="121314"/>
+        <w:spacing w:after="0" w:line="285" w:lineRule="atLeast"/>
+        <w:rPr>
+          <w:rFonts w:ascii="Consolas" w:eastAsia="Times New Roman" w:hAnsi="Consolas" w:cs="Times New Roman"/>
+          <w:color w:val="BBBEBF"/>
+          <w:kern w:val="0"/>
+          <w:sz w:val="21"/>
+          <w:szCs w:val="21"/>
+          <w:lang w:eastAsia="en-IN"/>
+          <w14:ligatures w14:val="none"/>
+        </w:rPr>
+      </w:pPr>
+    </w:p>
+    <w:p>
+      <w:pPr>
+        <w:shd w:val="clear" w:color="auto" w:fill="121314"/>
+        <w:spacing w:after="0" w:line="285" w:lineRule="atLeast"/>
+        <w:rPr>
+          <w:rFonts w:ascii="Consolas" w:eastAsia="Times New Roman" w:hAnsi="Consolas" w:cs="Times New Roman"/>
+          <w:color w:val="BBBEBF"/>
+          <w:kern w:val="0"/>
+          <w:sz w:val="21"/>
+          <w:szCs w:val="21"/>
+          <w:lang w:eastAsia="en-IN"/>
+          <w14:ligatures w14:val="none"/>
+        </w:rPr>
+      </w:pPr>
+      <w:proofErr w:type="spellStart"/>
+      <w:r>
+        <w:rPr>
+          <w:rFonts w:ascii="Consolas" w:eastAsia="Times New Roman" w:hAnsi="Consolas" w:cs="Times New Roman"/>
+          <w:color w:val="C9D1D9"/>
+          <w:kern w:val="0"/>
+          <w:sz w:val="21"/>
+          <w:szCs w:val="21"/>
+          <w:lang w:eastAsia="en-IN"/>
+          <w14:ligatures w14:val="none"/>
+        </w:rPr>
+        <w:t>my_list</w:t>
+      </w:r>
+      <w:proofErr w:type="spellEnd"/>
+      <w:r>
+        <w:rPr>
+          <w:rFonts w:ascii="Consolas" w:eastAsia="Times New Roman" w:hAnsi="Consolas" w:cs="Times New Roman"/>
+          <w:color w:val="BBBEBF"/>
+          <w:kern w:val="0"/>
+          <w:sz w:val="21"/>
+          <w:szCs w:val="21"/>
+          <w:lang w:eastAsia="en-IN"/>
+          <w14:ligatures w14:val="none"/>
+        </w:rPr>
+        <w:t xml:space="preserve"> </w:t>
+      </w:r>
+      <w:r>
+        <w:rPr>
+          <w:rFonts w:ascii="Consolas" w:eastAsia="Times New Roman" w:hAnsi="Consolas" w:cs="Times New Roman"/>
+          <w:color w:val="D4D4D4"/>
+          <w:kern w:val="0"/>
+          <w:sz w:val="21"/>
+          <w:szCs w:val="21"/>
+          <w:lang w:eastAsia="en-IN"/>
+          <w14:ligatures w14:val="none"/>
+        </w:rPr>
+        <w:t>=</w:t>
+      </w:r>
+      <w:r>
+        <w:rPr>
+          <w:rFonts w:ascii="Consolas" w:eastAsia="Times New Roman" w:hAnsi="Consolas" w:cs="Times New Roman"/>
+          <w:color w:val="BBBEBF"/>
+          <w:kern w:val="0"/>
+          <w:sz w:val="21"/>
+          <w:szCs w:val="21"/>
+          <w:lang w:eastAsia="en-IN"/>
+          <w14:ligatures w14:val="none"/>
+        </w:rPr>
+        <w:t xml:space="preserve"> [</w:t>
+      </w:r>
+      <w:r>
+        <w:rPr>
+          <w:rFonts w:ascii="Consolas" w:eastAsia="Times New Roman" w:hAnsi="Consolas" w:cs="Times New Roman"/>
+          <w:color w:val="B5CEA8"/>
+          <w:kern w:val="0"/>
+          <w:sz w:val="21"/>
+          <w:szCs w:val="21"/>
+          <w:lang w:eastAsia="en-IN"/>
+          <w14:ligatures w14:val="none"/>
+        </w:rPr>
+        <w:t>1</w:t>
+      </w:r>
+      <w:r>
+        <w:rPr>
+          <w:rFonts w:ascii="Consolas" w:eastAsia="Times New Roman" w:hAnsi="Consolas" w:cs="Times New Roman"/>
+          <w:color w:val="BBBEBF"/>
+          <w:kern w:val="0"/>
+          <w:sz w:val="21"/>
+          <w:szCs w:val="21"/>
+          <w:lang w:eastAsia="en-IN"/>
+          <w14:ligatures w14:val="none"/>
+        </w:rPr>
+        <w:t xml:space="preserve">, </w:t>
+      </w:r>
+      <w:r>
+        <w:rPr>
+          <w:rFonts w:ascii="Consolas" w:eastAsia="Times New Roman" w:hAnsi="Consolas" w:cs="Times New Roman"/>
+          <w:color w:val="B5CEA8"/>
+          <w:kern w:val="0"/>
+          <w:sz w:val="21"/>
+          <w:szCs w:val="21"/>
+          <w:lang w:eastAsia="en-IN"/>
+          <w14:ligatures w14:val="none"/>
+        </w:rPr>
+        <w:t>2</w:t>
+      </w:r>
+      <w:r>
+        <w:rPr>
+          <w:rFonts w:ascii="Consolas" w:eastAsia="Times New Roman" w:hAnsi="Consolas" w:cs="Times New Roman"/>
+          <w:color w:val="BBBEBF"/>
+          <w:kern w:val="0"/>
+          <w:sz w:val="21"/>
+          <w:szCs w:val="21"/>
+          <w:lang w:eastAsia="en-IN"/>
+          <w14:ligatures w14:val="none"/>
+        </w:rPr>
+        <w:t xml:space="preserve">, </w:t>
+      </w:r>
+      <w:r>
+        <w:rPr>
+          <w:rFonts w:ascii="Consolas" w:eastAsia="Times New Roman" w:hAnsi="Consolas" w:cs="Times New Roman"/>
+          <w:color w:val="B5CEA8"/>
+          <w:kern w:val="0"/>
+          <w:sz w:val="21"/>
+          <w:szCs w:val="21"/>
+          <w:lang w:eastAsia="en-IN"/>
+          <w14:ligatures w14:val="none"/>
+        </w:rPr>
+        <w:t>3</w:t>
+      </w:r>
+      <w:r>
+        <w:rPr>
+          <w:rFonts w:ascii="Consolas" w:eastAsia="Times New Roman" w:hAnsi="Consolas" w:cs="Times New Roman"/>
+          <w:color w:val="BBBEBF"/>
+          <w:kern w:val="0"/>
+          <w:sz w:val="21"/>
+          <w:szCs w:val="21"/>
+          <w:lang w:eastAsia="en-IN"/>
+          <w14:ligatures w14:val="none"/>
+        </w:rPr>
+        <w:t xml:space="preserve">, </w:t>
+      </w:r>
+      <w:r>
+        <w:rPr>
+          <w:rFonts w:ascii="Consolas" w:eastAsia="Times New Roman" w:hAnsi="Consolas" w:cs="Times New Roman"/>
+          <w:color w:val="A5D6FF"/>
+          <w:kern w:val="0"/>
+          <w:sz w:val="21"/>
+          <w:szCs w:val="21"/>
+          <w:lang w:eastAsia="en-IN"/>
+          <w14:ligatures w14:val="none"/>
+        </w:rPr>
+        <w:t>'four'</w:t>
+      </w:r>
+      <w:r>
+        <w:rPr>
+          <w:rFonts w:ascii="Consolas" w:eastAsia="Times New Roman" w:hAnsi="Consolas" w:cs="Times New Roman"/>
+          <w:color w:val="BBBEBF"/>
+          <w:kern w:val="0"/>
+          <w:sz w:val="21"/>
+          <w:szCs w:val="21"/>
+          <w:lang w:eastAsia="en-IN"/>
+          <w14:ligatures w14:val="none"/>
+        </w:rPr>
+        <w:t xml:space="preserve">, </w:t>
+      </w:r>
+      <w:r>
+        <w:rPr>
+          <w:rFonts w:ascii="Consolas" w:eastAsia="Times New Roman" w:hAnsi="Consolas" w:cs="Times New Roman"/>
+          <w:color w:val="A5D6FF"/>
+          <w:kern w:val="0"/>
+          <w:sz w:val="21"/>
+          <w:szCs w:val="21"/>
+          <w:lang w:eastAsia="en-IN"/>
+          <w14:ligatures w14:val="none"/>
+        </w:rPr>
+        <w:t>'five'</w:t>
+      </w:r>
+      <w:r>
+        <w:rPr>
+          <w:rFonts w:ascii="Consolas" w:eastAsia="Times New Roman" w:hAnsi="Consolas" w:cs="Times New Roman"/>
+          <w:color w:val="BBBEBF"/>
+          <w:kern w:val="0"/>
+          <w:sz w:val="21"/>
+          <w:szCs w:val="21"/>
+          <w:lang w:eastAsia="en-IN"/>
+          <w14:ligatures w14:val="none"/>
+        </w:rPr>
+        <w:t xml:space="preserve">, </w:t>
+      </w:r>
+      <w:r>
+        <w:rPr>
+          <w:rFonts w:ascii="Consolas" w:eastAsia="Times New Roman" w:hAnsi="Consolas" w:cs="Times New Roman"/>
+          <w:color w:val="B5CEA8"/>
+          <w:kern w:val="0"/>
+          <w:sz w:val="21"/>
+          <w:szCs w:val="21"/>
+          <w:lang w:eastAsia="en-IN"/>
+          <w14:ligatures w14:val="none"/>
+        </w:rPr>
+        <w:t>6.0</w:t>
+      </w:r>
+      <w:r>
+        <w:rPr>
+          <w:rFonts w:ascii="Consolas" w:eastAsia="Times New Roman" w:hAnsi="Consolas" w:cs="Times New Roman"/>
+          <w:color w:val="BBBEBF"/>
+          <w:kern w:val="0"/>
+          <w:sz w:val="21"/>
+          <w:szCs w:val="21"/>
+          <w:lang w:eastAsia="en-IN"/>
+          <w14:ligatures w14:val="none"/>
+        </w:rPr>
+        <w:t>]</w:t>
+      </w:r>
+    </w:p>
+    <w:p>
+      <w:pPr>
+        <w:shd w:val="clear" w:color="auto" w:fill="121314"/>
+        <w:spacing w:after="0" w:line="285" w:lineRule="atLeast"/>
+        <w:rPr>
+          <w:rFonts w:ascii="Consolas" w:eastAsia="Times New Roman" w:hAnsi="Consolas" w:cs="Times New Roman"/>
+          <w:color w:val="BBBEBF"/>
+          <w:kern w:val="0"/>
+          <w:sz w:val="21"/>
+          <w:szCs w:val="21"/>
+          <w:lang w:eastAsia="en-IN"/>
+          <w14:ligatures w14:val="none"/>
+        </w:rPr>
+      </w:pPr>
+      <w:r>
+        <w:rPr>
+          <w:rFonts w:ascii="Consolas" w:eastAsia="Times New Roman" w:hAnsi="Consolas" w:cs="Times New Roman"/>
+          <w:color w:val="D2A8FF"/>
+          <w:kern w:val="0"/>
+          <w:sz w:val="21"/>
+          <w:szCs w:val="21"/>
+          <w:lang w:eastAsia="en-IN"/>
+          <w14:ligatures w14:val="none"/>
+        </w:rPr>
+        <w:t>print</w:t>
+      </w:r>
+      <w:r>
+        <w:rPr>
+          <w:rFonts w:ascii="Consolas" w:eastAsia="Times New Roman" w:hAnsi="Consolas" w:cs="Times New Roman"/>
+          <w:color w:val="BBBEBF"/>
+          <w:kern w:val="0"/>
+          <w:sz w:val="21"/>
+          <w:szCs w:val="21"/>
+          <w:lang w:eastAsia="en-IN"/>
+          <w14:ligatures w14:val="none"/>
+        </w:rPr>
+        <w:t>(</w:t>
+      </w:r>
+      <w:proofErr w:type="spellStart"/>
+      <w:r>
+        <w:rPr>
+          <w:rFonts w:ascii="Consolas" w:eastAsia="Times New Roman" w:hAnsi="Consolas" w:cs="Times New Roman"/>
+          <w:color w:val="C9D1D9"/>
+          <w:kern w:val="0"/>
+          <w:sz w:val="21"/>
+          <w:szCs w:val="21"/>
+          <w:lang w:eastAsia="en-IN"/>
+          <w14:ligatures w14:val="none"/>
+        </w:rPr>
+        <w:t>my_</w:t>
+      </w:r>
+      <w:proofErr w:type="gramStart"/>
+      <w:r>
+        <w:rPr>
+          <w:rFonts w:ascii="Consolas" w:eastAsia="Times New Roman" w:hAnsi="Consolas" w:cs="Times New Roman"/>
+          <w:color w:val="C9D1D9"/>
+          <w:kern w:val="0"/>
+          <w:sz w:val="21"/>
+          <w:szCs w:val="21"/>
+          <w:lang w:eastAsia="en-IN"/>
+          <w14:ligatures w14:val="none"/>
+        </w:rPr>
+        <w:t>list</w:t>
+      </w:r>
+      <w:proofErr w:type="spellEnd"/>
+      <w:r>
+        <w:rPr>
+          <w:rFonts w:ascii="Consolas" w:eastAsia="Times New Roman" w:hAnsi="Consolas" w:cs="Times New Roman"/>
+          <w:color w:val="BBBEBF"/>
+          <w:kern w:val="0"/>
+          <w:sz w:val="21"/>
+          <w:szCs w:val="21"/>
+          <w:lang w:eastAsia="en-IN"/>
+          <w14:ligatures w14:val="none"/>
+        </w:rPr>
+        <w:t>)  </w:t>
+      </w:r>
+      <w:r>
+        <w:rPr>
+          <w:rFonts w:ascii="Consolas" w:eastAsia="Times New Roman" w:hAnsi="Consolas" w:cs="Times New Roman"/>
+          <w:color w:val="8B949E"/>
+          <w:kern w:val="0"/>
+          <w:sz w:val="21"/>
+          <w:szCs w:val="21"/>
+          <w:lang w:eastAsia="en-IN"/>
+          <w14:ligatures w14:val="none"/>
+        </w:rPr>
+        <w:t>#</w:t>
+      </w:r>
+      <w:proofErr w:type="gramEnd"/>
+      <w:r>
+        <w:rPr>
+          <w:rFonts w:ascii="Consolas" w:eastAsia="Times New Roman" w:hAnsi="Consolas" w:cs="Times New Roman"/>
+          <w:color w:val="8B949E"/>
+          <w:kern w:val="0"/>
+          <w:sz w:val="21"/>
+          <w:szCs w:val="21"/>
+          <w:lang w:eastAsia="en-IN"/>
+          <w14:ligatures w14:val="none"/>
+        </w:rPr>
+        <w:t xml:space="preserve"> [1, 2, 3, 'four', 'five', 6.0]</w:t>
+      </w:r>
+    </w:p>
+    <w:p>
+      <w:pPr>
+        <w:shd w:val="clear" w:color="auto" w:fill="121314"/>
+        <w:spacing w:after="0" w:line="285" w:lineRule="atLeast"/>
+        <w:rPr>
+          <w:rFonts w:ascii="Consolas" w:eastAsia="Times New Roman" w:hAnsi="Consolas" w:cs="Times New Roman"/>
+          <w:color w:val="BBBEBF"/>
+          <w:kern w:val="0"/>
+          <w:sz w:val="21"/>
+          <w:szCs w:val="21"/>
+          <w:lang w:eastAsia="en-IN"/>
+          <w14:ligatures w14:val="none"/>
+        </w:rPr>
+      </w:pPr>
+    </w:p>
+    <w:p>
+      <w:pPr>
+        <w:shd w:val="clear" w:color="auto" w:fill="121314"/>
+        <w:spacing w:after="0" w:line="285" w:lineRule="atLeast"/>
+        <w:rPr>
+          <w:rFonts w:ascii="Consolas" w:eastAsia="Times New Roman" w:hAnsi="Consolas" w:cs="Times New Roman"/>
+          <w:color w:val="BBBEBF"/>
+          <w:kern w:val="0"/>
+          <w:sz w:val="21"/>
+          <w:szCs w:val="21"/>
+          <w:lang w:eastAsia="en-IN"/>
+          <w14:ligatures w14:val="none"/>
+        </w:rPr>
+      </w:pPr>
+      <w:r>
+        <w:rPr>
+          <w:rFonts w:ascii="Consolas" w:eastAsia="Times New Roman" w:hAnsi="Consolas" w:cs="Times New Roman"/>
+          <w:color w:val="D2A8FF"/>
+          <w:kern w:val="0"/>
+          <w:sz w:val="21"/>
+          <w:szCs w:val="21"/>
+          <w:lang w:eastAsia="en-IN"/>
+          <w14:ligatures w14:val="none"/>
+        </w:rPr>
+        <w:t>print</w:t>
+      </w:r>
+      <w:r>
+        <w:rPr>
+          <w:rFonts w:ascii="Consolas" w:eastAsia="Times New Roman" w:hAnsi="Consolas" w:cs="Times New Roman"/>
+          <w:color w:val="BBBEBF"/>
+          <w:kern w:val="0"/>
+          <w:sz w:val="21"/>
+          <w:szCs w:val="21"/>
+          <w:lang w:eastAsia="en-IN"/>
+          <w14:ligatures w14:val="none"/>
+        </w:rPr>
+        <w:t>(</w:t>
+      </w:r>
+      <w:proofErr w:type="spellStart"/>
+      <w:r>
+        <w:rPr>
+          <w:rFonts w:ascii="Consolas" w:eastAsia="Times New Roman" w:hAnsi="Consolas" w:cs="Times New Roman"/>
+          <w:color w:val="C9D1D9"/>
+          <w:kern w:val="0"/>
+          <w:sz w:val="21"/>
+          <w:szCs w:val="21"/>
+          <w:lang w:eastAsia="en-IN"/>
+          <w14:ligatures w14:val="none"/>
+        </w:rPr>
+        <w:t>my_</w:t>
+      </w:r>
+      <w:proofErr w:type="gramStart"/>
+      <w:r>
+        <w:rPr>
+          <w:rFonts w:ascii="Consolas" w:eastAsia="Times New Roman" w:hAnsi="Consolas" w:cs="Times New Roman"/>
+          <w:color w:val="C9D1D9"/>
+          <w:kern w:val="0"/>
+          <w:sz w:val="21"/>
+          <w:szCs w:val="21"/>
+          <w:lang w:eastAsia="en-IN"/>
+          <w14:ligatures w14:val="none"/>
+        </w:rPr>
+        <w:t>list</w:t>
+      </w:r>
+      <w:proofErr w:type="spellEnd"/>
+      <w:r>
+        <w:rPr>
+          <w:rFonts w:ascii="Consolas" w:eastAsia="Times New Roman" w:hAnsi="Consolas" w:cs="Times New Roman"/>
+          <w:color w:val="BBBEBF"/>
+          <w:kern w:val="0"/>
+          <w:sz w:val="21"/>
+          <w:szCs w:val="21"/>
+          <w:lang w:eastAsia="en-IN"/>
+          <w14:ligatures w14:val="none"/>
+        </w:rPr>
+        <w:t>[</w:t>
+      </w:r>
+      <w:proofErr w:type="gramEnd"/>
+      <w:r>
+        <w:rPr>
+          <w:rFonts w:ascii="Consolas" w:eastAsia="Times New Roman" w:hAnsi="Consolas" w:cs="Times New Roman"/>
+          <w:color w:val="B5CEA8"/>
+          <w:kern w:val="0"/>
+          <w:sz w:val="21"/>
+          <w:szCs w:val="21"/>
+          <w:lang w:eastAsia="en-IN"/>
+          <w14:ligatures w14:val="none"/>
+        </w:rPr>
+        <w:t>0</w:t>
+      </w:r>
+      <w:r>
+        <w:rPr>
+          <w:rFonts w:ascii="Consolas" w:eastAsia="Times New Roman" w:hAnsi="Consolas" w:cs="Times New Roman"/>
+          <w:color w:val="BBBEBF"/>
+          <w:kern w:val="0"/>
+          <w:sz w:val="21"/>
+          <w:szCs w:val="21"/>
+          <w:lang w:eastAsia="en-IN"/>
+          <w14:ligatures w14:val="none"/>
+        </w:rPr>
+        <w:t>])</w:t>
+      </w:r>
+    </w:p>
+    <w:p>
+      <w:pPr>
+        <w:shd w:val="clear" w:color="auto" w:fill="121314"/>
+        <w:spacing w:after="0" w:line="285" w:lineRule="atLeast"/>
+        <w:rPr>
+          <w:rFonts w:ascii="Consolas" w:eastAsia="Times New Roman" w:hAnsi="Consolas" w:cs="Times New Roman"/>
+          <w:color w:val="BBBEBF"/>
+          <w:kern w:val="0"/>
+          <w:sz w:val="21"/>
+          <w:szCs w:val="21"/>
+          <w:lang w:eastAsia="en-IN"/>
+          <w14:ligatures w14:val="none"/>
+        </w:rPr>
+      </w:pPr>
+    </w:p>
+    <w:p>
+      <w:pPr>
+        <w:shd w:val="clear" w:color="auto" w:fill="121314"/>
+        <w:spacing w:after="0" w:line="285" w:lineRule="atLeast"/>
+        <w:rPr>
+          <w:rFonts w:ascii="Consolas" w:eastAsia="Times New Roman" w:hAnsi="Consolas" w:cs="Times New Roman"/>
+          <w:color w:val="BBBEBF"/>
+          <w:kern w:val="0"/>
+          <w:sz w:val="21"/>
+          <w:szCs w:val="21"/>
+          <w:lang w:eastAsia="en-IN"/>
+          <w14:ligatures w14:val="none"/>
+        </w:rPr>
+      </w:pPr>
+      <w:r>
+        <w:rPr>
+          <w:rFonts w:ascii="Consolas" w:eastAsia="Times New Roman" w:hAnsi="Consolas" w:cs="Times New Roman"/>
+          <w:color w:val="8B949E"/>
+          <w:kern w:val="0"/>
+          <w:sz w:val="21"/>
+          <w:szCs w:val="21"/>
+          <w:lang w:eastAsia="en-IN"/>
+          <w14:ligatures w14:val="none"/>
+        </w:rPr>
+        <w:t xml:space="preserve"># </w:t>
+      </w:r>
+      <w:proofErr w:type="gramStart"/>
+      <w:r>
+        <w:rPr>
+          <w:rFonts w:ascii="Consolas" w:eastAsia="Times New Roman" w:hAnsi="Consolas" w:cs="Times New Roman"/>
+          <w:color w:val="8B949E"/>
+          <w:kern w:val="0"/>
+          <w:sz w:val="21"/>
+          <w:szCs w:val="21"/>
+          <w:lang w:eastAsia="en-IN"/>
+          <w14:ligatures w14:val="none"/>
+        </w:rPr>
+        <w:t>also</w:t>
+      </w:r>
+      <w:proofErr w:type="gramEnd"/>
+      <w:r>
+        <w:rPr>
+          <w:rFonts w:ascii="Consolas" w:eastAsia="Times New Roman" w:hAnsi="Consolas" w:cs="Times New Roman"/>
+          <w:color w:val="8B949E"/>
+          <w:kern w:val="0"/>
+          <w:sz w:val="21"/>
+          <w:szCs w:val="21"/>
+          <w:lang w:eastAsia="en-IN"/>
+          <w14:ligatures w14:val="none"/>
+        </w:rPr>
+        <w:t xml:space="preserve"> strings are immutable in python which means we </w:t>
+      </w:r>
+      <w:proofErr w:type="spellStart"/>
+      <w:proofErr w:type="gramStart"/>
+      <w:r>
+        <w:rPr>
+          <w:rFonts w:ascii="Consolas" w:eastAsia="Times New Roman" w:hAnsi="Consolas" w:cs="Times New Roman"/>
+          <w:color w:val="8B949E"/>
+          <w:kern w:val="0"/>
+          <w:sz w:val="21"/>
+          <w:szCs w:val="21"/>
+          <w:lang w:eastAsia="en-IN"/>
+          <w14:ligatures w14:val="none"/>
+        </w:rPr>
+        <w:t>cant</w:t>
+      </w:r>
+      <w:proofErr w:type="spellEnd"/>
+      <w:proofErr w:type="gramEnd"/>
+      <w:r>
+        <w:rPr>
+          <w:rFonts w:ascii="Consolas" w:eastAsia="Times New Roman" w:hAnsi="Consolas" w:cs="Times New Roman"/>
+          <w:color w:val="8B949E"/>
+          <w:kern w:val="0"/>
+          <w:sz w:val="21"/>
+          <w:szCs w:val="21"/>
+          <w:lang w:eastAsia="en-IN"/>
+          <w14:ligatures w14:val="none"/>
+        </w:rPr>
+        <w:t xml:space="preserve"> change their value</w:t>
+      </w:r>
+    </w:p>
+    <w:p>
+      <w:pPr>
+        <w:shd w:val="clear" w:color="auto" w:fill="121314"/>
+        <w:spacing w:after="0" w:line="285" w:lineRule="atLeast"/>
+        <w:rPr>
+          <w:rFonts w:ascii="Consolas" w:eastAsia="Times New Roman" w:hAnsi="Consolas" w:cs="Times New Roman"/>
+          <w:color w:val="BBBEBF"/>
+          <w:kern w:val="0"/>
+          <w:sz w:val="21"/>
+          <w:szCs w:val="21"/>
+          <w:lang w:eastAsia="en-IN"/>
+          <w14:ligatures w14:val="none"/>
+        </w:rPr>
+      </w:pPr>
+      <w:r>
+        <w:rPr>
+          <w:rFonts w:ascii="Consolas" w:eastAsia="Times New Roman" w:hAnsi="Consolas" w:cs="Times New Roman"/>
+          <w:color w:val="C9D1D9"/>
+          <w:kern w:val="0"/>
+          <w:sz w:val="21"/>
+          <w:szCs w:val="21"/>
+          <w:lang w:eastAsia="en-IN"/>
+          <w14:ligatures w14:val="none"/>
+        </w:rPr>
+        <w:t>a</w:t>
+      </w:r>
+      <w:r>
+        <w:rPr>
+          <w:rFonts w:ascii="Consolas" w:eastAsia="Times New Roman" w:hAnsi="Consolas" w:cs="Times New Roman"/>
+          <w:color w:val="D4D4D4"/>
+          <w:kern w:val="0"/>
+          <w:sz w:val="21"/>
+          <w:szCs w:val="21"/>
+          <w:lang w:eastAsia="en-IN"/>
+          <w14:ligatures w14:val="none"/>
+        </w:rPr>
+        <w:t>=</w:t>
+      </w:r>
+      <w:r>
+        <w:rPr>
+          <w:rFonts w:ascii="Consolas" w:eastAsia="Times New Roman" w:hAnsi="Consolas" w:cs="Times New Roman"/>
+          <w:color w:val="A5D6FF"/>
+          <w:kern w:val="0"/>
+          <w:sz w:val="21"/>
+          <w:szCs w:val="21"/>
+          <w:lang w:eastAsia="en-IN"/>
+          <w14:ligatures w14:val="none"/>
+        </w:rPr>
+        <w:t>'old'</w:t>
+      </w:r>
+    </w:p>
+    <w:p>
+      <w:pPr>
+        <w:shd w:val="clear" w:color="auto" w:fill="121314"/>
+        <w:spacing w:after="0" w:line="285" w:lineRule="atLeast"/>
+        <w:rPr>
+          <w:rFonts w:ascii="Consolas" w:eastAsia="Times New Roman" w:hAnsi="Consolas" w:cs="Times New Roman"/>
+          <w:color w:val="BBBEBF"/>
+          <w:kern w:val="0"/>
+          <w:sz w:val="21"/>
+          <w:szCs w:val="21"/>
+          <w:lang w:eastAsia="en-IN"/>
+          <w14:ligatures w14:val="none"/>
+        </w:rPr>
+      </w:pPr>
+      <w:r>
+        <w:rPr>
+          <w:rFonts w:ascii="Consolas" w:eastAsia="Times New Roman" w:hAnsi="Consolas" w:cs="Times New Roman"/>
+          <w:color w:val="8B949E"/>
+          <w:kern w:val="0"/>
+          <w:sz w:val="21"/>
+          <w:szCs w:val="21"/>
+          <w:lang w:eastAsia="en-IN"/>
+          <w14:ligatures w14:val="none"/>
+        </w:rPr>
+        <w:t>#</w:t>
+      </w:r>
+      <w:proofErr w:type="gramStart"/>
+      <w:r>
+        <w:rPr>
+          <w:rFonts w:ascii="Consolas" w:eastAsia="Times New Roman" w:hAnsi="Consolas" w:cs="Times New Roman"/>
+          <w:color w:val="8B949E"/>
+          <w:kern w:val="0"/>
+          <w:sz w:val="21"/>
+          <w:szCs w:val="21"/>
+          <w:lang w:eastAsia="en-IN"/>
+          <w14:ligatures w14:val="none"/>
+        </w:rPr>
+        <w:t>a[0]=</w:t>
+      </w:r>
+      <w:proofErr w:type="gramEnd"/>
+      <w:r>
+        <w:rPr>
+          <w:rFonts w:ascii="Consolas" w:eastAsia="Times New Roman" w:hAnsi="Consolas" w:cs="Times New Roman"/>
+          <w:color w:val="8B949E"/>
+          <w:kern w:val="0"/>
+          <w:sz w:val="21"/>
+          <w:szCs w:val="21"/>
+          <w:lang w:eastAsia="en-IN"/>
+          <w14:ligatures w14:val="none"/>
+        </w:rPr>
+        <w:t>'n</w:t>
+      </w:r>
+      <w:proofErr w:type="gramStart"/>
+      <w:r>
+        <w:rPr>
+          <w:rFonts w:ascii="Consolas" w:eastAsia="Times New Roman" w:hAnsi="Consolas" w:cs="Times New Roman"/>
+          <w:color w:val="8B949E"/>
+          <w:kern w:val="0"/>
+          <w:sz w:val="21"/>
+          <w:szCs w:val="21"/>
+          <w:lang w:eastAsia="en-IN"/>
+          <w14:ligatures w14:val="none"/>
+        </w:rPr>
+        <w:t>'  #</w:t>
+      </w:r>
+      <w:proofErr w:type="gramEnd"/>
+      <w:r>
+        <w:rPr>
+          <w:rFonts w:ascii="Consolas" w:eastAsia="Times New Roman" w:hAnsi="Consolas" w:cs="Times New Roman"/>
+          <w:color w:val="8B949E"/>
+          <w:kern w:val="0"/>
+          <w:sz w:val="21"/>
+          <w:szCs w:val="21"/>
+          <w:lang w:eastAsia="en-IN"/>
+          <w14:ligatures w14:val="none"/>
+        </w:rPr>
+        <w:t xml:space="preserve"> this will give an error because we </w:t>
+      </w:r>
+      <w:proofErr w:type="spellStart"/>
+      <w:proofErr w:type="gramStart"/>
+      <w:r>
+        <w:rPr>
+          <w:rFonts w:ascii="Consolas" w:eastAsia="Times New Roman" w:hAnsi="Consolas" w:cs="Times New Roman"/>
+          <w:color w:val="8B949E"/>
+          <w:kern w:val="0"/>
+          <w:sz w:val="21"/>
+          <w:szCs w:val="21"/>
+          <w:lang w:eastAsia="en-IN"/>
+          <w14:ligatures w14:val="none"/>
+        </w:rPr>
+        <w:t>cant</w:t>
+      </w:r>
+      <w:proofErr w:type="spellEnd"/>
+      <w:proofErr w:type="gramEnd"/>
+      <w:r>
+        <w:rPr>
+          <w:rFonts w:ascii="Consolas" w:eastAsia="Times New Roman" w:hAnsi="Consolas" w:cs="Times New Roman"/>
+          <w:color w:val="8B949E"/>
+          <w:kern w:val="0"/>
+          <w:sz w:val="21"/>
+          <w:szCs w:val="21"/>
+          <w:lang w:eastAsia="en-IN"/>
+          <w14:ligatures w14:val="none"/>
+        </w:rPr>
+        <w:t xml:space="preserve"> change the value of a string    </w:t>
+      </w:r>
+    </w:p>
+    <w:p>
+      <w:pPr>
+        <w:shd w:val="clear" w:color="auto" w:fill="121314"/>
+        <w:spacing w:after="0" w:line="285" w:lineRule="atLeast"/>
+        <w:rPr>
+          <w:rFonts w:ascii="Consolas" w:eastAsia="Times New Roman" w:hAnsi="Consolas" w:cs="Times New Roman"/>
+          <w:color w:val="BBBEBF"/>
+          <w:kern w:val="0"/>
+          <w:sz w:val="21"/>
+          <w:szCs w:val="21"/>
+          <w:lang w:eastAsia="en-IN"/>
+          <w14:ligatures w14:val="none"/>
+        </w:rPr>
+      </w:pPr>
+    </w:p>
+    <w:p>
+      <w:pPr>
+        <w:shd w:val="clear" w:color="auto" w:fill="121314"/>
+        <w:spacing w:after="0" w:line="285" w:lineRule="atLeast"/>
+        <w:rPr>
+          <w:rFonts w:ascii="Consolas" w:eastAsia="Times New Roman" w:hAnsi="Consolas" w:cs="Times New Roman"/>
+          <w:color w:val="BBBEBF"/>
+          <w:kern w:val="0"/>
+          <w:sz w:val="21"/>
+          <w:szCs w:val="21"/>
+          <w:lang w:eastAsia="en-IN"/>
+          <w14:ligatures w14:val="none"/>
+        </w:rPr>
+      </w:pPr>
+      <w:r>
+        <w:rPr>
+          <w:rFonts w:ascii="Consolas" w:eastAsia="Times New Roman" w:hAnsi="Consolas" w:cs="Times New Roman"/>
+          <w:color w:val="D2A8FF"/>
+          <w:kern w:val="0"/>
+          <w:sz w:val="21"/>
+          <w:szCs w:val="21"/>
+          <w:lang w:eastAsia="en-IN"/>
+          <w14:ligatures w14:val="none"/>
+        </w:rPr>
+        <w:t>print</w:t>
+      </w:r>
+      <w:r>
+        <w:rPr>
+          <w:rFonts w:ascii="Consolas" w:eastAsia="Times New Roman" w:hAnsi="Consolas" w:cs="Times New Roman"/>
+          <w:color w:val="BBBEBF"/>
+          <w:kern w:val="0"/>
+          <w:sz w:val="21"/>
+          <w:szCs w:val="21"/>
+          <w:lang w:eastAsia="en-IN"/>
+          <w14:ligatures w14:val="none"/>
+        </w:rPr>
+        <w:t>(</w:t>
+      </w:r>
+      <w:r>
+        <w:rPr>
+          <w:rFonts w:ascii="Consolas" w:eastAsia="Times New Roman" w:hAnsi="Consolas" w:cs="Times New Roman"/>
+          <w:color w:val="C9D1D9"/>
+          <w:kern w:val="0"/>
+          <w:sz w:val="21"/>
+          <w:szCs w:val="21"/>
+          <w:lang w:eastAsia="en-IN"/>
+          <w14:ligatures w14:val="none"/>
+        </w:rPr>
+        <w:t>a</w:t>
+      </w:r>
+      <w:r>
+        <w:rPr>
+          <w:rFonts w:ascii="Consolas" w:eastAsia="Times New Roman" w:hAnsi="Consolas" w:cs="Times New Roman"/>
+          <w:color w:val="BBBEBF"/>
+          <w:kern w:val="0"/>
+          <w:sz w:val="21"/>
+          <w:szCs w:val="21"/>
+          <w:lang w:eastAsia="en-IN"/>
+          <w14:ligatures w14:val="none"/>
+        </w:rPr>
+        <w:t>)</w:t>
+      </w:r>
+    </w:p>
+    <w:p>
+      <w:pPr>
+        <w:shd w:val="clear" w:color="auto" w:fill="121314"/>
+        <w:spacing w:after="0" w:line="285" w:lineRule="atLeast"/>
+        <w:rPr>
+          <w:rFonts w:ascii="Consolas" w:eastAsia="Times New Roman" w:hAnsi="Consolas" w:cs="Times New Roman"/>
+          <w:color w:val="BBBEBF"/>
+          <w:kern w:val="0"/>
+          <w:sz w:val="21"/>
+          <w:szCs w:val="21"/>
+          <w:lang w:eastAsia="en-IN"/>
+          <w14:ligatures w14:val="none"/>
+        </w:rPr>
+      </w:pPr>
+    </w:p>
+    <w:p>
+      <w:pPr>
+        <w:shd w:val="clear" w:color="auto" w:fill="121314"/>
+        <w:spacing w:after="0" w:line="285" w:lineRule="atLeast"/>
+        <w:rPr>
+          <w:rFonts w:ascii="Consolas" w:eastAsia="Times New Roman" w:hAnsi="Consolas" w:cs="Times New Roman"/>
+          <w:color w:val="BBBEBF"/>
+          <w:kern w:val="0"/>
+          <w:sz w:val="21"/>
+          <w:szCs w:val="21"/>
+          <w:lang w:eastAsia="en-IN"/>
+          <w14:ligatures w14:val="none"/>
+        </w:rPr>
+      </w:pPr>
+      <w:r>
+        <w:rPr>
+          <w:rFonts w:ascii="Consolas" w:eastAsia="Times New Roman" w:hAnsi="Consolas" w:cs="Times New Roman"/>
+          <w:color w:val="8B949E"/>
+          <w:kern w:val="0"/>
+          <w:sz w:val="21"/>
+          <w:szCs w:val="21"/>
+          <w:lang w:eastAsia="en-IN"/>
+          <w14:ligatures w14:val="none"/>
+        </w:rPr>
+        <w:t xml:space="preserve"># list </w:t>
+      </w:r>
+      <w:proofErr w:type="gramStart"/>
+      <w:r>
+        <w:rPr>
+          <w:rFonts w:ascii="Consolas" w:eastAsia="Times New Roman" w:hAnsi="Consolas" w:cs="Times New Roman"/>
+          <w:color w:val="8B949E"/>
+          <w:kern w:val="0"/>
+          <w:sz w:val="21"/>
+          <w:szCs w:val="21"/>
+          <w:lang w:eastAsia="en-IN"/>
+          <w14:ligatures w14:val="none"/>
+        </w:rPr>
+        <w:t>are</w:t>
+      </w:r>
+      <w:proofErr w:type="gramEnd"/>
+      <w:r>
+        <w:rPr>
+          <w:rFonts w:ascii="Consolas" w:eastAsia="Times New Roman" w:hAnsi="Consolas" w:cs="Times New Roman"/>
+          <w:color w:val="8B949E"/>
+          <w:kern w:val="0"/>
+          <w:sz w:val="21"/>
+          <w:szCs w:val="21"/>
+          <w:lang w:eastAsia="en-IN"/>
+          <w14:ligatures w14:val="none"/>
+        </w:rPr>
+        <w:t xml:space="preserve"> mutable unlike strings </w:t>
+      </w:r>
+    </w:p>
+    <w:p>
+      <w:pPr>
+        <w:shd w:val="clear" w:color="auto" w:fill="121314"/>
+        <w:spacing w:after="0" w:line="285" w:lineRule="atLeast"/>
+        <w:rPr>
+          <w:rFonts w:ascii="Consolas" w:eastAsia="Times New Roman" w:hAnsi="Consolas" w:cs="Times New Roman"/>
+          <w:color w:val="BBBEBF"/>
+          <w:kern w:val="0"/>
+          <w:sz w:val="21"/>
+          <w:szCs w:val="21"/>
+          <w:lang w:eastAsia="en-IN"/>
+          <w14:ligatures w14:val="none"/>
+        </w:rPr>
+      </w:pPr>
+      <w:proofErr w:type="spellStart"/>
+      <w:r>
+        <w:rPr>
+          <w:rFonts w:ascii="Consolas" w:eastAsia="Times New Roman" w:hAnsi="Consolas" w:cs="Times New Roman"/>
+          <w:color w:val="C9D1D9"/>
+          <w:kern w:val="0"/>
+          <w:sz w:val="21"/>
+          <w:szCs w:val="21"/>
+          <w:lang w:eastAsia="en-IN"/>
+          <w14:ligatures w14:val="none"/>
+        </w:rPr>
+        <w:t>my_</w:t>
+      </w:r>
+      <w:proofErr w:type="gramStart"/>
+      <w:r>
+        <w:rPr>
+          <w:rFonts w:ascii="Consolas" w:eastAsia="Times New Roman" w:hAnsi="Consolas" w:cs="Times New Roman"/>
+          <w:color w:val="C9D1D9"/>
+          <w:kern w:val="0"/>
+          <w:sz w:val="21"/>
+          <w:szCs w:val="21"/>
+          <w:lang w:eastAsia="en-IN"/>
+          <w14:ligatures w14:val="none"/>
+        </w:rPr>
+        <w:t>list</w:t>
+      </w:r>
+      <w:proofErr w:type="spellEnd"/>
+      <w:r>
+        <w:rPr>
+          <w:rFonts w:ascii="Consolas" w:eastAsia="Times New Roman" w:hAnsi="Consolas" w:cs="Times New Roman"/>
+          <w:color w:val="BBBEBF"/>
+          <w:kern w:val="0"/>
+          <w:sz w:val="21"/>
+          <w:szCs w:val="21"/>
+          <w:lang w:eastAsia="en-IN"/>
+          <w14:ligatures w14:val="none"/>
+        </w:rPr>
+        <w:t>[</w:t>
+      </w:r>
+      <w:proofErr w:type="gramEnd"/>
+      <w:r>
+        <w:rPr>
+          <w:rFonts w:ascii="Consolas" w:eastAsia="Times New Roman" w:hAnsi="Consolas" w:cs="Times New Roman"/>
+          <w:color w:val="B5CEA8"/>
+          <w:kern w:val="0"/>
+          <w:sz w:val="21"/>
+          <w:szCs w:val="21"/>
+          <w:lang w:eastAsia="en-IN"/>
+          <w14:ligatures w14:val="none"/>
+        </w:rPr>
+        <w:t>0</w:t>
+      </w:r>
+      <w:r>
+        <w:rPr>
+          <w:rFonts w:ascii="Consolas" w:eastAsia="Times New Roman" w:hAnsi="Consolas" w:cs="Times New Roman"/>
+          <w:color w:val="BBBEBF"/>
+          <w:kern w:val="0"/>
+          <w:sz w:val="21"/>
+          <w:szCs w:val="21"/>
+          <w:lang w:eastAsia="en-IN"/>
+          <w14:ligatures w14:val="none"/>
+        </w:rPr>
+        <w:t xml:space="preserve">] </w:t>
+      </w:r>
+      <w:r>
+        <w:rPr>
+          <w:rFonts w:ascii="Consolas" w:eastAsia="Times New Roman" w:hAnsi="Consolas" w:cs="Times New Roman"/>
+          <w:color w:val="D4D4D4"/>
+          <w:kern w:val="0"/>
+          <w:sz w:val="21"/>
+          <w:szCs w:val="21"/>
+          <w:lang w:eastAsia="en-IN"/>
+          <w14:ligatures w14:val="none"/>
+        </w:rPr>
+        <w:t>=</w:t>
+      </w:r>
+      <w:r>
+        <w:rPr>
+          <w:rFonts w:ascii="Consolas" w:eastAsia="Times New Roman" w:hAnsi="Consolas" w:cs="Times New Roman"/>
+          <w:color w:val="BBBEBF"/>
+          <w:kern w:val="0"/>
+          <w:sz w:val="21"/>
+          <w:szCs w:val="21"/>
+          <w:lang w:eastAsia="en-IN"/>
+          <w14:ligatures w14:val="none"/>
+        </w:rPr>
+        <w:t xml:space="preserve"> </w:t>
+      </w:r>
+      <w:r>
+        <w:rPr>
+          <w:rFonts w:ascii="Consolas" w:eastAsia="Times New Roman" w:hAnsi="Consolas" w:cs="Times New Roman"/>
+          <w:color w:val="A5D6FF"/>
+          <w:kern w:val="0"/>
+          <w:sz w:val="21"/>
+          <w:szCs w:val="21"/>
+          <w:lang w:eastAsia="en-IN"/>
+          <w14:ligatures w14:val="none"/>
+        </w:rPr>
+        <w:t>'one'</w:t>
+      </w:r>
+    </w:p>
+    <w:p>
+      <w:pPr>
+        <w:shd w:val="clear" w:color="auto" w:fill="121314"/>
+        <w:spacing w:after="0" w:line="285" w:lineRule="atLeast"/>
+        <w:rPr>
+          <w:rFonts w:ascii="Consolas" w:eastAsia="Times New Roman" w:hAnsi="Consolas" w:cs="Times New Roman"/>
+          <w:color w:val="BBBEBF"/>
+          <w:kern w:val="0"/>
+          <w:sz w:val="21"/>
+          <w:szCs w:val="21"/>
+          <w:lang w:eastAsia="en-IN"/>
+          <w14:ligatures w14:val="none"/>
+        </w:rPr>
+      </w:pPr>
+      <w:r>
+        <w:rPr>
+          <w:rFonts w:ascii="Consolas" w:eastAsia="Times New Roman" w:hAnsi="Consolas" w:cs="Times New Roman"/>
+          <w:color w:val="D2A8FF"/>
+          <w:kern w:val="0"/>
+          <w:sz w:val="21"/>
+          <w:szCs w:val="21"/>
+          <w:lang w:eastAsia="en-IN"/>
+          <w14:ligatures w14:val="none"/>
+        </w:rPr>
+        <w:t>print</w:t>
+      </w:r>
+      <w:r>
+        <w:rPr>
+          <w:rFonts w:ascii="Consolas" w:eastAsia="Times New Roman" w:hAnsi="Consolas" w:cs="Times New Roman"/>
+          <w:color w:val="BBBEBF"/>
+          <w:kern w:val="0"/>
+          <w:sz w:val="21"/>
+          <w:szCs w:val="21"/>
+          <w:lang w:eastAsia="en-IN"/>
+          <w14:ligatures w14:val="none"/>
+        </w:rPr>
+        <w:t>(</w:t>
+      </w:r>
+      <w:proofErr w:type="spellStart"/>
+      <w:r>
+        <w:rPr>
+          <w:rFonts w:ascii="Consolas" w:eastAsia="Times New Roman" w:hAnsi="Consolas" w:cs="Times New Roman"/>
+          <w:color w:val="C9D1D9"/>
+          <w:kern w:val="0"/>
+          <w:sz w:val="21"/>
+          <w:szCs w:val="21"/>
+          <w:lang w:eastAsia="en-IN"/>
+          <w14:ligatures w14:val="none"/>
+        </w:rPr>
+        <w:t>my_</w:t>
+      </w:r>
+      <w:proofErr w:type="gramStart"/>
+      <w:r>
+        <w:rPr>
+          <w:rFonts w:ascii="Consolas" w:eastAsia="Times New Roman" w:hAnsi="Consolas" w:cs="Times New Roman"/>
+          <w:color w:val="C9D1D9"/>
+          <w:kern w:val="0"/>
+          <w:sz w:val="21"/>
+          <w:szCs w:val="21"/>
+          <w:lang w:eastAsia="en-IN"/>
+          <w14:ligatures w14:val="none"/>
+        </w:rPr>
+        <w:t>list</w:t>
+      </w:r>
+      <w:proofErr w:type="spellEnd"/>
+      <w:r>
+        <w:rPr>
+          <w:rFonts w:ascii="Consolas" w:eastAsia="Times New Roman" w:hAnsi="Consolas" w:cs="Times New Roman"/>
+          <w:color w:val="BBBEBF"/>
+          <w:kern w:val="0"/>
+          <w:sz w:val="21"/>
+          <w:szCs w:val="21"/>
+          <w:lang w:eastAsia="en-IN"/>
+          <w14:ligatures w14:val="none"/>
+        </w:rPr>
+        <w:t>)  </w:t>
+      </w:r>
+      <w:r>
+        <w:rPr>
+          <w:rFonts w:ascii="Consolas" w:eastAsia="Times New Roman" w:hAnsi="Consolas" w:cs="Times New Roman"/>
+          <w:color w:val="8B949E"/>
+          <w:kern w:val="0"/>
+          <w:sz w:val="21"/>
+          <w:szCs w:val="21"/>
+          <w:lang w:eastAsia="en-IN"/>
+          <w14:ligatures w14:val="none"/>
+        </w:rPr>
+        <w:t>#</w:t>
+      </w:r>
+      <w:proofErr w:type="gramEnd"/>
+      <w:r>
+        <w:rPr>
+          <w:rFonts w:ascii="Consolas" w:eastAsia="Times New Roman" w:hAnsi="Consolas" w:cs="Times New Roman"/>
+          <w:color w:val="8B949E"/>
+          <w:kern w:val="0"/>
+          <w:sz w:val="21"/>
+          <w:szCs w:val="21"/>
+          <w:lang w:eastAsia="en-IN"/>
+          <w14:ligatures w14:val="none"/>
+        </w:rPr>
+        <w:t xml:space="preserve"> ['one', 2, 3, 'four', 'five', 6.0]</w:t>
+      </w:r>
+    </w:p>
+    <w:p>
+      <w:pPr>
+        <w:shd w:val="clear" w:color="auto" w:fill="121314"/>
+        <w:spacing w:after="240" w:line="285" w:lineRule="atLeast"/>
+        <w:rPr>
+          <w:rFonts w:ascii="Consolas" w:eastAsia="Times New Roman" w:hAnsi="Consolas" w:cs="Times New Roman"/>
+          <w:color w:val="BBBEBF"/>
+          <w:kern w:val="0"/>
+          <w:sz w:val="21"/>
+          <w:szCs w:val="21"/>
+          <w:lang w:eastAsia="en-IN"/>
+          <w14:ligatures w14:val="none"/>
+        </w:rPr>
+      </w:pPr>
+    </w:p>
+    <w:p>
+      <w:pPr>
+        <w:shd w:val="clear" w:color="auto" w:fill="121314"/>
+        <w:spacing w:after="0" w:line="285" w:lineRule="atLeast"/>
+        <w:rPr>
+          <w:rFonts w:ascii="Consolas" w:eastAsia="Times New Roman" w:hAnsi="Consolas" w:cs="Times New Roman"/>
+          <w:color w:val="BBBEBF"/>
+          <w:kern w:val="0"/>
+          <w:sz w:val="21"/>
+          <w:szCs w:val="21"/>
+          <w:lang w:eastAsia="en-IN"/>
+          <w14:ligatures w14:val="none"/>
+        </w:rPr>
+      </w:pPr>
+      <w:r>
+        <w:rPr>
+          <w:rFonts w:ascii="Consolas" w:eastAsia="Times New Roman" w:hAnsi="Consolas" w:cs="Times New Roman"/>
+          <w:color w:val="8B949E"/>
+          <w:kern w:val="0"/>
+          <w:sz w:val="21"/>
+          <w:szCs w:val="21"/>
+          <w:lang w:eastAsia="en-IN"/>
+          <w14:ligatures w14:val="none"/>
+        </w:rPr>
+        <w:t># LIST INDEXING</w:t>
+      </w:r>
+    </w:p>
+    <w:p>
+      <w:pPr>
+        <w:shd w:val="clear" w:color="auto" w:fill="121314"/>
+        <w:spacing w:after="0" w:line="285" w:lineRule="atLeast"/>
+        <w:rPr>
+          <w:rFonts w:ascii="Consolas" w:eastAsia="Times New Roman" w:hAnsi="Consolas" w:cs="Times New Roman"/>
+          <w:color w:val="BBBEBF"/>
+          <w:kern w:val="0"/>
+          <w:sz w:val="21"/>
+          <w:szCs w:val="21"/>
+          <w:lang w:eastAsia="en-IN"/>
+          <w14:ligatures w14:val="none"/>
+        </w:rPr>
+      </w:pPr>
+      <w:r>
+        <w:rPr>
+          <w:rFonts w:ascii="Consolas" w:eastAsia="Times New Roman" w:hAnsi="Consolas" w:cs="Times New Roman"/>
+          <w:color w:val="D2A8FF"/>
+          <w:kern w:val="0"/>
+          <w:sz w:val="21"/>
+          <w:szCs w:val="21"/>
+          <w:lang w:eastAsia="en-IN"/>
+          <w14:ligatures w14:val="none"/>
+        </w:rPr>
+        <w:t>print</w:t>
+      </w:r>
+      <w:r>
+        <w:rPr>
+          <w:rFonts w:ascii="Consolas" w:eastAsia="Times New Roman" w:hAnsi="Consolas" w:cs="Times New Roman"/>
+          <w:color w:val="BBBEBF"/>
+          <w:kern w:val="0"/>
+          <w:sz w:val="21"/>
+          <w:szCs w:val="21"/>
+          <w:lang w:eastAsia="en-IN"/>
+          <w14:ligatures w14:val="none"/>
+        </w:rPr>
+        <w:t>(</w:t>
+      </w:r>
+      <w:proofErr w:type="spellStart"/>
+      <w:r>
+        <w:rPr>
+          <w:rFonts w:ascii="Consolas" w:eastAsia="Times New Roman" w:hAnsi="Consolas" w:cs="Times New Roman"/>
+          <w:color w:val="C9D1D9"/>
+          <w:kern w:val="0"/>
+          <w:sz w:val="21"/>
+          <w:szCs w:val="21"/>
+          <w:lang w:eastAsia="en-IN"/>
+          <w14:ligatures w14:val="none"/>
+        </w:rPr>
+        <w:t>my_</w:t>
+      </w:r>
+      <w:proofErr w:type="gramStart"/>
+      <w:r>
+        <w:rPr>
+          <w:rFonts w:ascii="Consolas" w:eastAsia="Times New Roman" w:hAnsi="Consolas" w:cs="Times New Roman"/>
+          <w:color w:val="C9D1D9"/>
+          <w:kern w:val="0"/>
+          <w:sz w:val="21"/>
+          <w:szCs w:val="21"/>
+          <w:lang w:eastAsia="en-IN"/>
+          <w14:ligatures w14:val="none"/>
+        </w:rPr>
+        <w:t>list</w:t>
+      </w:r>
+      <w:proofErr w:type="spellEnd"/>
+      <w:r>
+        <w:rPr>
+          <w:rFonts w:ascii="Consolas" w:eastAsia="Times New Roman" w:hAnsi="Consolas" w:cs="Times New Roman"/>
+          <w:color w:val="BBBEBF"/>
+          <w:kern w:val="0"/>
+          <w:sz w:val="21"/>
+          <w:szCs w:val="21"/>
+          <w:lang w:eastAsia="en-IN"/>
+          <w14:ligatures w14:val="none"/>
+        </w:rPr>
+        <w:t>[</w:t>
+      </w:r>
+      <w:proofErr w:type="gramEnd"/>
+      <w:r>
+        <w:rPr>
+          <w:rFonts w:ascii="Consolas" w:eastAsia="Times New Roman" w:hAnsi="Consolas" w:cs="Times New Roman"/>
+          <w:color w:val="B5CEA8"/>
+          <w:kern w:val="0"/>
+          <w:sz w:val="21"/>
+          <w:szCs w:val="21"/>
+          <w:lang w:eastAsia="en-IN"/>
+          <w14:ligatures w14:val="none"/>
+        </w:rPr>
+        <w:t>0</w:t>
+      </w:r>
+      <w:proofErr w:type="gramStart"/>
+      <w:r>
+        <w:rPr>
+          <w:rFonts w:ascii="Consolas" w:eastAsia="Times New Roman" w:hAnsi="Consolas" w:cs="Times New Roman"/>
+          <w:color w:val="BBBEBF"/>
+          <w:kern w:val="0"/>
+          <w:sz w:val="21"/>
+          <w:szCs w:val="21"/>
+          <w:lang w:eastAsia="en-IN"/>
+          <w14:ligatures w14:val="none"/>
+        </w:rPr>
+        <w:t>])  </w:t>
+      </w:r>
+      <w:r>
+        <w:rPr>
+          <w:rFonts w:ascii="Consolas" w:eastAsia="Times New Roman" w:hAnsi="Consolas" w:cs="Times New Roman"/>
+          <w:color w:val="8B949E"/>
+          <w:kern w:val="0"/>
+          <w:sz w:val="21"/>
+          <w:szCs w:val="21"/>
+          <w:lang w:eastAsia="en-IN"/>
+          <w14:ligatures w14:val="none"/>
+        </w:rPr>
+        <w:t>#</w:t>
+      </w:r>
+      <w:proofErr w:type="gramEnd"/>
+      <w:r>
+        <w:rPr>
+          <w:rFonts w:ascii="Consolas" w:eastAsia="Times New Roman" w:hAnsi="Consolas" w:cs="Times New Roman"/>
+          <w:color w:val="8B949E"/>
+          <w:kern w:val="0"/>
+          <w:sz w:val="21"/>
+          <w:szCs w:val="21"/>
+          <w:lang w:eastAsia="en-IN"/>
+          <w14:ligatures w14:val="none"/>
+        </w:rPr>
+        <w:t xml:space="preserve"> 'one'</w:t>
+      </w:r>
+    </w:p>
+    <w:p>
+      <w:pPr>
+        <w:shd w:val="clear" w:color="auto" w:fill="121314"/>
+        <w:spacing w:after="0" w:line="285" w:lineRule="atLeast"/>
+        <w:rPr>
+          <w:rFonts w:ascii="Consolas" w:eastAsia="Times New Roman" w:hAnsi="Consolas" w:cs="Times New Roman"/>
+          <w:color w:val="BBBEBF"/>
+          <w:kern w:val="0"/>
+          <w:sz w:val="21"/>
+          <w:szCs w:val="21"/>
+          <w:lang w:eastAsia="en-IN"/>
+          <w14:ligatures w14:val="none"/>
+        </w:rPr>
+      </w:pPr>
+      <w:r>
+        <w:rPr>
+          <w:rFonts w:ascii="Consolas" w:eastAsia="Times New Roman" w:hAnsi="Consolas" w:cs="Times New Roman"/>
+          <w:color w:val="D2A8FF"/>
+          <w:kern w:val="0"/>
+          <w:sz w:val="21"/>
+          <w:szCs w:val="21"/>
+          <w:lang w:eastAsia="en-IN"/>
+          <w14:ligatures w14:val="none"/>
+        </w:rPr>
+        <w:t>print</w:t>
+      </w:r>
+      <w:r>
+        <w:rPr>
+          <w:rFonts w:ascii="Consolas" w:eastAsia="Times New Roman" w:hAnsi="Consolas" w:cs="Times New Roman"/>
+          <w:color w:val="BBBEBF"/>
+          <w:kern w:val="0"/>
+          <w:sz w:val="21"/>
+          <w:szCs w:val="21"/>
+          <w:lang w:eastAsia="en-IN"/>
+          <w14:ligatures w14:val="none"/>
+        </w:rPr>
+        <w:t>(</w:t>
+      </w:r>
+      <w:proofErr w:type="spellStart"/>
+      <w:r>
+        <w:rPr>
+          <w:rFonts w:ascii="Consolas" w:eastAsia="Times New Roman" w:hAnsi="Consolas" w:cs="Times New Roman"/>
+          <w:color w:val="C9D1D9"/>
+          <w:kern w:val="0"/>
+          <w:sz w:val="21"/>
+          <w:szCs w:val="21"/>
+          <w:lang w:eastAsia="en-IN"/>
+          <w14:ligatures w14:val="none"/>
+        </w:rPr>
+        <w:t>my_</w:t>
+      </w:r>
+      <w:proofErr w:type="gramStart"/>
+      <w:r>
+        <w:rPr>
+          <w:rFonts w:ascii="Consolas" w:eastAsia="Times New Roman" w:hAnsi="Consolas" w:cs="Times New Roman"/>
+          <w:color w:val="C9D1D9"/>
+          <w:kern w:val="0"/>
+          <w:sz w:val="21"/>
+          <w:szCs w:val="21"/>
+          <w:lang w:eastAsia="en-IN"/>
+          <w14:ligatures w14:val="none"/>
+        </w:rPr>
+        <w:t>list</w:t>
+      </w:r>
+      <w:proofErr w:type="spellEnd"/>
+      <w:r>
+        <w:rPr>
+          <w:rFonts w:ascii="Consolas" w:eastAsia="Times New Roman" w:hAnsi="Consolas" w:cs="Times New Roman"/>
+          <w:color w:val="BBBEBF"/>
+          <w:kern w:val="0"/>
+          <w:sz w:val="21"/>
+          <w:szCs w:val="21"/>
+          <w:lang w:eastAsia="en-IN"/>
+          <w14:ligatures w14:val="none"/>
+        </w:rPr>
+        <w:t>[</w:t>
+      </w:r>
+      <w:proofErr w:type="gramEnd"/>
+      <w:r>
+        <w:rPr>
+          <w:rFonts w:ascii="Consolas" w:eastAsia="Times New Roman" w:hAnsi="Consolas" w:cs="Times New Roman"/>
+          <w:color w:val="B5CEA8"/>
+          <w:kern w:val="0"/>
+          <w:sz w:val="21"/>
+          <w:szCs w:val="21"/>
+          <w:lang w:eastAsia="en-IN"/>
+          <w14:ligatures w14:val="none"/>
+        </w:rPr>
+        <w:t>3</w:t>
+      </w:r>
+      <w:proofErr w:type="gramStart"/>
+      <w:r>
+        <w:rPr>
+          <w:rFonts w:ascii="Consolas" w:eastAsia="Times New Roman" w:hAnsi="Consolas" w:cs="Times New Roman"/>
+          <w:color w:val="BBBEBF"/>
+          <w:kern w:val="0"/>
+          <w:sz w:val="21"/>
+          <w:szCs w:val="21"/>
+          <w:lang w:eastAsia="en-IN"/>
+          <w14:ligatures w14:val="none"/>
+        </w:rPr>
+        <w:t>])  </w:t>
+      </w:r>
+      <w:r>
+        <w:rPr>
+          <w:rFonts w:ascii="Consolas" w:eastAsia="Times New Roman" w:hAnsi="Consolas" w:cs="Times New Roman"/>
+          <w:color w:val="8B949E"/>
+          <w:kern w:val="0"/>
+          <w:sz w:val="21"/>
+          <w:szCs w:val="21"/>
+          <w:lang w:eastAsia="en-IN"/>
+          <w14:ligatures w14:val="none"/>
+        </w:rPr>
+        <w:t>#</w:t>
+      </w:r>
+      <w:proofErr w:type="gramEnd"/>
+      <w:r>
+        <w:rPr>
+          <w:rFonts w:ascii="Consolas" w:eastAsia="Times New Roman" w:hAnsi="Consolas" w:cs="Times New Roman"/>
+          <w:color w:val="8B949E"/>
+          <w:kern w:val="0"/>
+          <w:sz w:val="21"/>
+          <w:szCs w:val="21"/>
+          <w:lang w:eastAsia="en-IN"/>
+          <w14:ligatures w14:val="none"/>
+        </w:rPr>
+        <w:t xml:space="preserve"> 'four'</w:t>
+      </w:r>
+    </w:p>
+    <w:p>
+      <w:pPr>
+        <w:shd w:val="clear" w:color="auto" w:fill="121314"/>
+        <w:spacing w:after="0" w:line="285" w:lineRule="atLeast"/>
+        <w:rPr>
+          <w:rFonts w:ascii="Consolas" w:eastAsia="Times New Roman" w:hAnsi="Consolas" w:cs="Times New Roman"/>
+          <w:color w:val="BBBEBF"/>
+          <w:kern w:val="0"/>
+          <w:sz w:val="21"/>
+          <w:szCs w:val="21"/>
+          <w:lang w:eastAsia="en-IN"/>
+          <w14:ligatures w14:val="none"/>
+        </w:rPr>
+      </w:pPr>
+      <w:r>
+        <w:rPr>
+          <w:rFonts w:ascii="Consolas" w:eastAsia="Times New Roman" w:hAnsi="Consolas" w:cs="Times New Roman"/>
+          <w:color w:val="D2A8FF"/>
+          <w:kern w:val="0"/>
+          <w:sz w:val="21"/>
+          <w:szCs w:val="21"/>
+          <w:lang w:eastAsia="en-IN"/>
+          <w14:ligatures w14:val="none"/>
+        </w:rPr>
+        <w:t>print</w:t>
+      </w:r>
+      <w:r>
+        <w:rPr>
+          <w:rFonts w:ascii="Consolas" w:eastAsia="Times New Roman" w:hAnsi="Consolas" w:cs="Times New Roman"/>
+          <w:color w:val="BBBEBF"/>
+          <w:kern w:val="0"/>
+          <w:sz w:val="21"/>
+          <w:szCs w:val="21"/>
+          <w:lang w:eastAsia="en-IN"/>
+          <w14:ligatures w14:val="none"/>
+        </w:rPr>
+        <w:t>(</w:t>
+      </w:r>
+      <w:proofErr w:type="spellStart"/>
+      <w:r>
+        <w:rPr>
+          <w:rFonts w:ascii="Consolas" w:eastAsia="Times New Roman" w:hAnsi="Consolas" w:cs="Times New Roman"/>
+          <w:color w:val="C9D1D9"/>
+          <w:kern w:val="0"/>
+          <w:sz w:val="21"/>
+          <w:szCs w:val="21"/>
+          <w:lang w:eastAsia="en-IN"/>
+          <w14:ligatures w14:val="none"/>
+        </w:rPr>
+        <w:t>my_</w:t>
+      </w:r>
+      <w:proofErr w:type="gramStart"/>
+      <w:r>
+        <w:rPr>
+          <w:rFonts w:ascii="Consolas" w:eastAsia="Times New Roman" w:hAnsi="Consolas" w:cs="Times New Roman"/>
+          <w:color w:val="C9D1D9"/>
+          <w:kern w:val="0"/>
+          <w:sz w:val="21"/>
+          <w:szCs w:val="21"/>
+          <w:lang w:eastAsia="en-IN"/>
+          <w14:ligatures w14:val="none"/>
+        </w:rPr>
+        <w:t>list</w:t>
+      </w:r>
+      <w:proofErr w:type="spellEnd"/>
+      <w:r>
+        <w:rPr>
+          <w:rFonts w:ascii="Consolas" w:eastAsia="Times New Roman" w:hAnsi="Consolas" w:cs="Times New Roman"/>
+          <w:color w:val="BBBEBF"/>
+          <w:kern w:val="0"/>
+          <w:sz w:val="21"/>
+          <w:szCs w:val="21"/>
+          <w:lang w:eastAsia="en-IN"/>
+          <w14:ligatures w14:val="none"/>
+        </w:rPr>
+        <w:t>[</w:t>
+      </w:r>
+      <w:proofErr w:type="gramEnd"/>
+      <w:r>
+        <w:rPr>
+          <w:rFonts w:ascii="Consolas" w:eastAsia="Times New Roman" w:hAnsi="Consolas" w:cs="Times New Roman"/>
+          <w:color w:val="D4D4D4"/>
+          <w:kern w:val="0"/>
+          <w:sz w:val="21"/>
+          <w:szCs w:val="21"/>
+          <w:lang w:eastAsia="en-IN"/>
+          <w14:ligatures w14:val="none"/>
+        </w:rPr>
+        <w:t>-</w:t>
+      </w:r>
+      <w:r>
+        <w:rPr>
+          <w:rFonts w:ascii="Consolas" w:eastAsia="Times New Roman" w:hAnsi="Consolas" w:cs="Times New Roman"/>
+          <w:color w:val="B5CEA8"/>
+          <w:kern w:val="0"/>
+          <w:sz w:val="21"/>
+          <w:szCs w:val="21"/>
+          <w:lang w:eastAsia="en-IN"/>
+          <w14:ligatures w14:val="none"/>
+        </w:rPr>
+        <w:t>1</w:t>
+      </w:r>
+      <w:proofErr w:type="gramStart"/>
+      <w:r>
+        <w:rPr>
+          <w:rFonts w:ascii="Consolas" w:eastAsia="Times New Roman" w:hAnsi="Consolas" w:cs="Times New Roman"/>
+          <w:color w:val="BBBEBF"/>
+          <w:kern w:val="0"/>
+          <w:sz w:val="21"/>
+          <w:szCs w:val="21"/>
+          <w:lang w:eastAsia="en-IN"/>
+          <w14:ligatures w14:val="none"/>
+        </w:rPr>
+        <w:t>])  </w:t>
+      </w:r>
+      <w:r>
+        <w:rPr>
+          <w:rFonts w:ascii="Consolas" w:eastAsia="Times New Roman" w:hAnsi="Consolas" w:cs="Times New Roman"/>
+          <w:color w:val="8B949E"/>
+          <w:kern w:val="0"/>
+          <w:sz w:val="21"/>
+          <w:szCs w:val="21"/>
+          <w:lang w:eastAsia="en-IN"/>
+          <w14:ligatures w14:val="none"/>
+        </w:rPr>
+        <w:t>#</w:t>
+      </w:r>
+      <w:proofErr w:type="gramEnd"/>
+      <w:r>
+        <w:rPr>
+          <w:rFonts w:ascii="Consolas" w:eastAsia="Times New Roman" w:hAnsi="Consolas" w:cs="Times New Roman"/>
+          <w:color w:val="8B949E"/>
+          <w:kern w:val="0"/>
+          <w:sz w:val="21"/>
+          <w:szCs w:val="21"/>
+          <w:lang w:eastAsia="en-IN"/>
+          <w14:ligatures w14:val="none"/>
+        </w:rPr>
+        <w:t xml:space="preserve"> 6.0</w:t>
+      </w:r>
+    </w:p>
+    <w:p>
+      <w:pPr>
+        <w:shd w:val="clear" w:color="auto" w:fill="121314"/>
+        <w:spacing w:after="0" w:line="285" w:lineRule="atLeast"/>
+        <w:rPr>
+          <w:rFonts w:ascii="Consolas" w:eastAsia="Times New Roman" w:hAnsi="Consolas" w:cs="Times New Roman"/>
+          <w:color w:val="BBBEBF"/>
+          <w:kern w:val="0"/>
+          <w:sz w:val="21"/>
+          <w:szCs w:val="21"/>
+          <w:lang w:eastAsia="en-IN"/>
+          <w14:ligatures w14:val="none"/>
+        </w:rPr>
+      </w:pPr>
+      <w:r>
+        <w:rPr>
+          <w:rFonts w:ascii="Consolas" w:eastAsia="Times New Roman" w:hAnsi="Consolas" w:cs="Times New Roman"/>
+          <w:color w:val="D2A8FF"/>
+          <w:kern w:val="0"/>
+          <w:sz w:val="21"/>
+          <w:szCs w:val="21"/>
+          <w:lang w:eastAsia="en-IN"/>
+          <w14:ligatures w14:val="none"/>
+        </w:rPr>
+        <w:t>print</w:t>
+      </w:r>
+      <w:r>
+        <w:rPr>
+          <w:rFonts w:ascii="Consolas" w:eastAsia="Times New Roman" w:hAnsi="Consolas" w:cs="Times New Roman"/>
+          <w:color w:val="BBBEBF"/>
+          <w:kern w:val="0"/>
+          <w:sz w:val="21"/>
+          <w:szCs w:val="21"/>
+          <w:lang w:eastAsia="en-IN"/>
+          <w14:ligatures w14:val="none"/>
+        </w:rPr>
+        <w:t>(</w:t>
+      </w:r>
+      <w:proofErr w:type="spellStart"/>
+      <w:r>
+        <w:rPr>
+          <w:rFonts w:ascii="Consolas" w:eastAsia="Times New Roman" w:hAnsi="Consolas" w:cs="Times New Roman"/>
+          <w:color w:val="C9D1D9"/>
+          <w:kern w:val="0"/>
+          <w:sz w:val="21"/>
+          <w:szCs w:val="21"/>
+          <w:lang w:eastAsia="en-IN"/>
+          <w14:ligatures w14:val="none"/>
+        </w:rPr>
+        <w:t>my_</w:t>
+      </w:r>
+      <w:proofErr w:type="gramStart"/>
+      <w:r>
+        <w:rPr>
+          <w:rFonts w:ascii="Consolas" w:eastAsia="Times New Roman" w:hAnsi="Consolas" w:cs="Times New Roman"/>
+          <w:color w:val="C9D1D9"/>
+          <w:kern w:val="0"/>
+          <w:sz w:val="21"/>
+          <w:szCs w:val="21"/>
+          <w:lang w:eastAsia="en-IN"/>
+          <w14:ligatures w14:val="none"/>
+        </w:rPr>
+        <w:t>list</w:t>
+      </w:r>
+      <w:proofErr w:type="spellEnd"/>
+      <w:r>
+        <w:rPr>
+          <w:rFonts w:ascii="Consolas" w:eastAsia="Times New Roman" w:hAnsi="Consolas" w:cs="Times New Roman"/>
+          <w:color w:val="BBBEBF"/>
+          <w:kern w:val="0"/>
+          <w:sz w:val="21"/>
+          <w:szCs w:val="21"/>
+          <w:lang w:eastAsia="en-IN"/>
+          <w14:ligatures w14:val="none"/>
+        </w:rPr>
+        <w:t>[</w:t>
+      </w:r>
+      <w:proofErr w:type="gramEnd"/>
+      <w:r>
+        <w:rPr>
+          <w:rFonts w:ascii="Consolas" w:eastAsia="Times New Roman" w:hAnsi="Consolas" w:cs="Times New Roman"/>
+          <w:color w:val="B5CEA8"/>
+          <w:kern w:val="0"/>
+          <w:sz w:val="21"/>
+          <w:szCs w:val="21"/>
+          <w:lang w:eastAsia="en-IN"/>
+          <w14:ligatures w14:val="none"/>
+        </w:rPr>
+        <w:t>1</w:t>
+      </w:r>
+      <w:r>
+        <w:rPr>
+          <w:rFonts w:ascii="Consolas" w:eastAsia="Times New Roman" w:hAnsi="Consolas" w:cs="Times New Roman"/>
+          <w:color w:val="BBBEBF"/>
+          <w:kern w:val="0"/>
+          <w:sz w:val="21"/>
+          <w:szCs w:val="21"/>
+          <w:lang w:eastAsia="en-IN"/>
+          <w14:ligatures w14:val="none"/>
+        </w:rPr>
+        <w:t>:</w:t>
+      </w:r>
+      <w:r>
+        <w:rPr>
+          <w:rFonts w:ascii="Consolas" w:eastAsia="Times New Roman" w:hAnsi="Consolas" w:cs="Times New Roman"/>
+          <w:color w:val="B5CEA8"/>
+          <w:kern w:val="0"/>
+          <w:sz w:val="21"/>
+          <w:szCs w:val="21"/>
+          <w:lang w:eastAsia="en-IN"/>
+          <w14:ligatures w14:val="none"/>
+        </w:rPr>
+        <w:t>4</w:t>
+      </w:r>
+      <w:proofErr w:type="gramStart"/>
+      <w:r>
+        <w:rPr>
+          <w:rFonts w:ascii="Consolas" w:eastAsia="Times New Roman" w:hAnsi="Consolas" w:cs="Times New Roman"/>
+          <w:color w:val="BBBEBF"/>
+          <w:kern w:val="0"/>
+          <w:sz w:val="21"/>
+          <w:szCs w:val="21"/>
+          <w:lang w:eastAsia="en-IN"/>
+          <w14:ligatures w14:val="none"/>
+        </w:rPr>
+        <w:t>])  </w:t>
+      </w:r>
+      <w:r>
+        <w:rPr>
+          <w:rFonts w:ascii="Consolas" w:eastAsia="Times New Roman" w:hAnsi="Consolas" w:cs="Times New Roman"/>
+          <w:color w:val="8B949E"/>
+          <w:kern w:val="0"/>
+          <w:sz w:val="21"/>
+          <w:szCs w:val="21"/>
+          <w:lang w:eastAsia="en-IN"/>
+          <w14:ligatures w14:val="none"/>
+        </w:rPr>
+        <w:t>#</w:t>
+      </w:r>
+      <w:proofErr w:type="gramEnd"/>
+      <w:r>
+        <w:rPr>
+          <w:rFonts w:ascii="Consolas" w:eastAsia="Times New Roman" w:hAnsi="Consolas" w:cs="Times New Roman"/>
+          <w:color w:val="8B949E"/>
+          <w:kern w:val="0"/>
+          <w:sz w:val="21"/>
+          <w:szCs w:val="21"/>
+          <w:lang w:eastAsia="en-IN"/>
+          <w14:ligatures w14:val="none"/>
+        </w:rPr>
+        <w:t xml:space="preserve"> [2, 3, 'four']</w:t>
+      </w:r>
+    </w:p>
+    <w:p>
+      <w:pPr>
+        <w:shd w:val="clear" w:color="auto" w:fill="121314"/>
+        <w:spacing w:after="0" w:line="285" w:lineRule="atLeast"/>
+        <w:rPr>
+          <w:rFonts w:ascii="Consolas" w:eastAsia="Times New Roman" w:hAnsi="Consolas" w:cs="Times New Roman"/>
+          <w:color w:val="BBBEBF"/>
+          <w:kern w:val="0"/>
+          <w:sz w:val="21"/>
+          <w:szCs w:val="21"/>
+          <w:lang w:eastAsia="en-IN"/>
+          <w14:ligatures w14:val="none"/>
+        </w:rPr>
+      </w:pPr>
+      <w:r>
+        <w:rPr>
+          <w:rFonts w:ascii="Consolas" w:eastAsia="Times New Roman" w:hAnsi="Consolas" w:cs="Times New Roman"/>
+          <w:color w:val="D2A8FF"/>
+          <w:kern w:val="0"/>
+          <w:sz w:val="21"/>
+          <w:szCs w:val="21"/>
+          <w:lang w:eastAsia="en-IN"/>
+          <w14:ligatures w14:val="none"/>
+        </w:rPr>
+        <w:lastRenderedPageBreak/>
+        <w:t>print</w:t>
+      </w:r>
+      <w:r>
+        <w:rPr>
+          <w:rFonts w:ascii="Consolas" w:eastAsia="Times New Roman" w:hAnsi="Consolas" w:cs="Times New Roman"/>
+          <w:color w:val="BBBEBF"/>
+          <w:kern w:val="0"/>
+          <w:sz w:val="21"/>
+          <w:szCs w:val="21"/>
+          <w:lang w:eastAsia="en-IN"/>
+          <w14:ligatures w14:val="none"/>
+        </w:rPr>
+        <w:t>(</w:t>
+      </w:r>
+      <w:proofErr w:type="spellStart"/>
+      <w:r>
+        <w:rPr>
+          <w:rFonts w:ascii="Consolas" w:eastAsia="Times New Roman" w:hAnsi="Consolas" w:cs="Times New Roman"/>
+          <w:color w:val="C9D1D9"/>
+          <w:kern w:val="0"/>
+          <w:sz w:val="21"/>
+          <w:szCs w:val="21"/>
+          <w:lang w:eastAsia="en-IN"/>
+          <w14:ligatures w14:val="none"/>
+        </w:rPr>
+        <w:t>my_</w:t>
+      </w:r>
+      <w:proofErr w:type="gramStart"/>
+      <w:r>
+        <w:rPr>
+          <w:rFonts w:ascii="Consolas" w:eastAsia="Times New Roman" w:hAnsi="Consolas" w:cs="Times New Roman"/>
+          <w:color w:val="C9D1D9"/>
+          <w:kern w:val="0"/>
+          <w:sz w:val="21"/>
+          <w:szCs w:val="21"/>
+          <w:lang w:eastAsia="en-IN"/>
+          <w14:ligatures w14:val="none"/>
+        </w:rPr>
+        <w:t>list</w:t>
+      </w:r>
+      <w:proofErr w:type="spellEnd"/>
+      <w:r>
+        <w:rPr>
+          <w:rFonts w:ascii="Consolas" w:eastAsia="Times New Roman" w:hAnsi="Consolas" w:cs="Times New Roman"/>
+          <w:color w:val="BBBEBF"/>
+          <w:kern w:val="0"/>
+          <w:sz w:val="21"/>
+          <w:szCs w:val="21"/>
+          <w:lang w:eastAsia="en-IN"/>
+          <w14:ligatures w14:val="none"/>
+        </w:rPr>
+        <w:t>[</w:t>
+      </w:r>
+      <w:proofErr w:type="gramEnd"/>
+      <w:r>
+        <w:rPr>
+          <w:rFonts w:ascii="Consolas" w:eastAsia="Times New Roman" w:hAnsi="Consolas" w:cs="Times New Roman"/>
+          <w:color w:val="BBBEBF"/>
+          <w:kern w:val="0"/>
+          <w:sz w:val="21"/>
+          <w:szCs w:val="21"/>
+          <w:lang w:eastAsia="en-IN"/>
+          <w14:ligatures w14:val="none"/>
+        </w:rPr>
+        <w:t>:</w:t>
+      </w:r>
+      <w:r>
+        <w:rPr>
+          <w:rFonts w:ascii="Consolas" w:eastAsia="Times New Roman" w:hAnsi="Consolas" w:cs="Times New Roman"/>
+          <w:color w:val="B5CEA8"/>
+          <w:kern w:val="0"/>
+          <w:sz w:val="21"/>
+          <w:szCs w:val="21"/>
+          <w:lang w:eastAsia="en-IN"/>
+          <w14:ligatures w14:val="none"/>
+        </w:rPr>
+        <w:t>3</w:t>
+      </w:r>
+      <w:proofErr w:type="gramStart"/>
+      <w:r>
+        <w:rPr>
+          <w:rFonts w:ascii="Consolas" w:eastAsia="Times New Roman" w:hAnsi="Consolas" w:cs="Times New Roman"/>
+          <w:color w:val="BBBEBF"/>
+          <w:kern w:val="0"/>
+          <w:sz w:val="21"/>
+          <w:szCs w:val="21"/>
+          <w:lang w:eastAsia="en-IN"/>
+          <w14:ligatures w14:val="none"/>
+        </w:rPr>
+        <w:t>])  </w:t>
+      </w:r>
+      <w:r>
+        <w:rPr>
+          <w:rFonts w:ascii="Consolas" w:eastAsia="Times New Roman" w:hAnsi="Consolas" w:cs="Times New Roman"/>
+          <w:color w:val="8B949E"/>
+          <w:kern w:val="0"/>
+          <w:sz w:val="21"/>
+          <w:szCs w:val="21"/>
+          <w:lang w:eastAsia="en-IN"/>
+          <w14:ligatures w14:val="none"/>
+        </w:rPr>
+        <w:t>#</w:t>
+      </w:r>
+      <w:proofErr w:type="gramEnd"/>
+      <w:r>
+        <w:rPr>
+          <w:rFonts w:ascii="Consolas" w:eastAsia="Times New Roman" w:hAnsi="Consolas" w:cs="Times New Roman"/>
+          <w:color w:val="8B949E"/>
+          <w:kern w:val="0"/>
+          <w:sz w:val="21"/>
+          <w:szCs w:val="21"/>
+          <w:lang w:eastAsia="en-IN"/>
+          <w14:ligatures w14:val="none"/>
+        </w:rPr>
+        <w:t xml:space="preserve"> ['one', 2, 3]</w:t>
+      </w:r>
+    </w:p>
+    <w:p>
+      <w:pPr>
+        <w:shd w:val="clear" w:color="auto" w:fill="121314"/>
+        <w:spacing w:after="0" w:line="285" w:lineRule="atLeast"/>
+        <w:rPr>
+          <w:rFonts w:ascii="Consolas" w:eastAsia="Times New Roman" w:hAnsi="Consolas" w:cs="Times New Roman"/>
+          <w:color w:val="BBBEBF"/>
+          <w:kern w:val="0"/>
+          <w:sz w:val="21"/>
+          <w:szCs w:val="21"/>
+          <w:lang w:eastAsia="en-IN"/>
+          <w14:ligatures w14:val="none"/>
+        </w:rPr>
+      </w:pPr>
+      <w:r>
+        <w:rPr>
+          <w:rFonts w:ascii="Consolas" w:eastAsia="Times New Roman" w:hAnsi="Consolas" w:cs="Times New Roman"/>
+          <w:color w:val="D2A8FF"/>
+          <w:kern w:val="0"/>
+          <w:sz w:val="21"/>
+          <w:szCs w:val="21"/>
+          <w:lang w:eastAsia="en-IN"/>
+          <w14:ligatures w14:val="none"/>
+        </w:rPr>
+        <w:t>print</w:t>
+      </w:r>
+      <w:r>
+        <w:rPr>
+          <w:rFonts w:ascii="Consolas" w:eastAsia="Times New Roman" w:hAnsi="Consolas" w:cs="Times New Roman"/>
+          <w:color w:val="BBBEBF"/>
+          <w:kern w:val="0"/>
+          <w:sz w:val="21"/>
+          <w:szCs w:val="21"/>
+          <w:lang w:eastAsia="en-IN"/>
+          <w14:ligatures w14:val="none"/>
+        </w:rPr>
+        <w:t>(</w:t>
+      </w:r>
+      <w:proofErr w:type="spellStart"/>
+      <w:r>
+        <w:rPr>
+          <w:rFonts w:ascii="Consolas" w:eastAsia="Times New Roman" w:hAnsi="Consolas" w:cs="Times New Roman"/>
+          <w:color w:val="C9D1D9"/>
+          <w:kern w:val="0"/>
+          <w:sz w:val="21"/>
+          <w:szCs w:val="21"/>
+          <w:lang w:eastAsia="en-IN"/>
+          <w14:ligatures w14:val="none"/>
+        </w:rPr>
+        <w:t>my_</w:t>
+      </w:r>
+      <w:proofErr w:type="gramStart"/>
+      <w:r>
+        <w:rPr>
+          <w:rFonts w:ascii="Consolas" w:eastAsia="Times New Roman" w:hAnsi="Consolas" w:cs="Times New Roman"/>
+          <w:color w:val="C9D1D9"/>
+          <w:kern w:val="0"/>
+          <w:sz w:val="21"/>
+          <w:szCs w:val="21"/>
+          <w:lang w:eastAsia="en-IN"/>
+          <w14:ligatures w14:val="none"/>
+        </w:rPr>
+        <w:t>list</w:t>
+      </w:r>
+      <w:proofErr w:type="spellEnd"/>
+      <w:r>
+        <w:rPr>
+          <w:rFonts w:ascii="Consolas" w:eastAsia="Times New Roman" w:hAnsi="Consolas" w:cs="Times New Roman"/>
+          <w:color w:val="BBBEBF"/>
+          <w:kern w:val="0"/>
+          <w:sz w:val="21"/>
+          <w:szCs w:val="21"/>
+          <w:lang w:eastAsia="en-IN"/>
+          <w14:ligatures w14:val="none"/>
+        </w:rPr>
+        <w:t>[</w:t>
+      </w:r>
+      <w:proofErr w:type="gramEnd"/>
+      <w:r>
+        <w:rPr>
+          <w:rFonts w:ascii="Consolas" w:eastAsia="Times New Roman" w:hAnsi="Consolas" w:cs="Times New Roman"/>
+          <w:color w:val="B5CEA8"/>
+          <w:kern w:val="0"/>
+          <w:sz w:val="21"/>
+          <w:szCs w:val="21"/>
+          <w:lang w:eastAsia="en-IN"/>
+          <w14:ligatures w14:val="none"/>
+        </w:rPr>
+        <w:t>3</w:t>
+      </w:r>
+      <w:r>
+        <w:rPr>
+          <w:rFonts w:ascii="Consolas" w:eastAsia="Times New Roman" w:hAnsi="Consolas" w:cs="Times New Roman"/>
+          <w:color w:val="BBBEBF"/>
+          <w:kern w:val="0"/>
+          <w:sz w:val="21"/>
+          <w:szCs w:val="21"/>
+          <w:lang w:eastAsia="en-IN"/>
+          <w14:ligatures w14:val="none"/>
+        </w:rPr>
+        <w:t>:</w:t>
+      </w:r>
+      <w:proofErr w:type="gramStart"/>
+      <w:r>
+        <w:rPr>
+          <w:rFonts w:ascii="Consolas" w:eastAsia="Times New Roman" w:hAnsi="Consolas" w:cs="Times New Roman"/>
+          <w:color w:val="BBBEBF"/>
+          <w:kern w:val="0"/>
+          <w:sz w:val="21"/>
+          <w:szCs w:val="21"/>
+          <w:lang w:eastAsia="en-IN"/>
+          <w14:ligatures w14:val="none"/>
+        </w:rPr>
+        <w:t>])  </w:t>
+      </w:r>
+      <w:r>
+        <w:rPr>
+          <w:rFonts w:ascii="Consolas" w:eastAsia="Times New Roman" w:hAnsi="Consolas" w:cs="Times New Roman"/>
+          <w:color w:val="8B949E"/>
+          <w:kern w:val="0"/>
+          <w:sz w:val="21"/>
+          <w:szCs w:val="21"/>
+          <w:lang w:eastAsia="en-IN"/>
+          <w14:ligatures w14:val="none"/>
+        </w:rPr>
+        <w:t>#</w:t>
+      </w:r>
+      <w:proofErr w:type="gramEnd"/>
+      <w:r>
+        <w:rPr>
+          <w:rFonts w:ascii="Consolas" w:eastAsia="Times New Roman" w:hAnsi="Consolas" w:cs="Times New Roman"/>
+          <w:color w:val="8B949E"/>
+          <w:kern w:val="0"/>
+          <w:sz w:val="21"/>
+          <w:szCs w:val="21"/>
+          <w:lang w:eastAsia="en-IN"/>
+          <w14:ligatures w14:val="none"/>
+        </w:rPr>
+        <w:t xml:space="preserve"> ['four', 'five', 6.0</w:t>
+      </w:r>
+    </w:p>
+    <w:p>
+      <w:pPr>
+        <w:shd w:val="clear" w:color="auto" w:fill="121314"/>
+        <w:spacing w:after="0" w:line="285" w:lineRule="atLeast"/>
+        <w:rPr>
+          <w:rFonts w:ascii="Consolas" w:eastAsia="Times New Roman" w:hAnsi="Consolas" w:cs="Times New Roman"/>
+          <w:color w:val="BBBEBF"/>
+          <w:kern w:val="0"/>
+          <w:sz w:val="21"/>
+          <w:szCs w:val="21"/>
+          <w:lang w:eastAsia="en-IN"/>
+          <w14:ligatures w14:val="none"/>
+        </w:rPr>
+      </w:pPr>
+    </w:p>
+    <w:p>
+      <w:pPr>
+        <w:shd w:val="clear" w:color="auto" w:fill="121314"/>
+        <w:spacing w:after="0" w:line="285" w:lineRule="atLeast"/>
+        <w:rPr>
+          <w:rFonts w:ascii="Consolas" w:eastAsia="Times New Roman" w:hAnsi="Consolas" w:cs="Times New Roman"/>
+          <w:color w:val="BBBEBF"/>
+          <w:kern w:val="0"/>
+          <w:sz w:val="21"/>
+          <w:szCs w:val="21"/>
+          <w:lang w:eastAsia="en-IN"/>
+          <w14:ligatures w14:val="none"/>
+        </w:rPr>
+      </w:pPr>
+      <w:r>
+        <w:rPr>
+          <w:rFonts w:ascii="Consolas" w:eastAsia="Times New Roman" w:hAnsi="Consolas" w:cs="Times New Roman"/>
+          <w:color w:val="8B949E"/>
+          <w:kern w:val="0"/>
+          <w:sz w:val="21"/>
+          <w:szCs w:val="21"/>
+          <w:lang w:eastAsia="en-IN"/>
+          <w14:ligatures w14:val="none"/>
+        </w:rPr>
+        <w:t># LIST METHODS</w:t>
+      </w:r>
+    </w:p>
+    <w:p>
+      <w:pPr>
+        <w:shd w:val="clear" w:color="auto" w:fill="121314"/>
+        <w:spacing w:after="0" w:line="285" w:lineRule="atLeast"/>
+        <w:rPr>
+          <w:rFonts w:ascii="Consolas" w:eastAsia="Times New Roman" w:hAnsi="Consolas" w:cs="Times New Roman"/>
+          <w:color w:val="BBBEBF"/>
+          <w:kern w:val="0"/>
+          <w:sz w:val="21"/>
+          <w:szCs w:val="21"/>
+          <w:lang w:eastAsia="en-IN"/>
+          <w14:ligatures w14:val="none"/>
+        </w:rPr>
+      </w:pPr>
+      <w:proofErr w:type="spellStart"/>
+      <w:r>
+        <w:rPr>
+          <w:rFonts w:ascii="Consolas" w:eastAsia="Times New Roman" w:hAnsi="Consolas" w:cs="Times New Roman"/>
+          <w:color w:val="C9D1D9"/>
+          <w:kern w:val="0"/>
+          <w:sz w:val="21"/>
+          <w:szCs w:val="21"/>
+          <w:lang w:eastAsia="en-IN"/>
+          <w14:ligatures w14:val="none"/>
+        </w:rPr>
+        <w:t>my_</w:t>
+      </w:r>
+      <w:proofErr w:type="gramStart"/>
+      <w:r>
+        <w:rPr>
+          <w:rFonts w:ascii="Consolas" w:eastAsia="Times New Roman" w:hAnsi="Consolas" w:cs="Times New Roman"/>
+          <w:color w:val="C9D1D9"/>
+          <w:kern w:val="0"/>
+          <w:sz w:val="21"/>
+          <w:szCs w:val="21"/>
+          <w:lang w:eastAsia="en-IN"/>
+          <w14:ligatures w14:val="none"/>
+        </w:rPr>
+        <w:t>list</w:t>
+      </w:r>
+      <w:r>
+        <w:rPr>
+          <w:rFonts w:ascii="Consolas" w:eastAsia="Times New Roman" w:hAnsi="Consolas" w:cs="Times New Roman"/>
+          <w:color w:val="BBBEBF"/>
+          <w:kern w:val="0"/>
+          <w:sz w:val="21"/>
+          <w:szCs w:val="21"/>
+          <w:lang w:eastAsia="en-IN"/>
+          <w14:ligatures w14:val="none"/>
+        </w:rPr>
+        <w:t>.</w:t>
+      </w:r>
+      <w:r>
+        <w:rPr>
+          <w:rFonts w:ascii="Consolas" w:eastAsia="Times New Roman" w:hAnsi="Consolas" w:cs="Times New Roman"/>
+          <w:color w:val="D2A8FF"/>
+          <w:kern w:val="0"/>
+          <w:sz w:val="21"/>
+          <w:szCs w:val="21"/>
+          <w:lang w:eastAsia="en-IN"/>
+          <w14:ligatures w14:val="none"/>
+        </w:rPr>
+        <w:t>append</w:t>
+      </w:r>
+      <w:proofErr w:type="spellEnd"/>
+      <w:proofErr w:type="gramEnd"/>
+      <w:r>
+        <w:rPr>
+          <w:rFonts w:ascii="Consolas" w:eastAsia="Times New Roman" w:hAnsi="Consolas" w:cs="Times New Roman"/>
+          <w:color w:val="BBBEBF"/>
+          <w:kern w:val="0"/>
+          <w:sz w:val="21"/>
+          <w:szCs w:val="21"/>
+          <w:lang w:eastAsia="en-IN"/>
+          <w14:ligatures w14:val="none"/>
+        </w:rPr>
+        <w:t>(</w:t>
+      </w:r>
+      <w:r>
+        <w:rPr>
+          <w:rFonts w:ascii="Consolas" w:eastAsia="Times New Roman" w:hAnsi="Consolas" w:cs="Times New Roman"/>
+          <w:color w:val="A5D6FF"/>
+          <w:kern w:val="0"/>
+          <w:sz w:val="21"/>
+          <w:szCs w:val="21"/>
+          <w:lang w:eastAsia="en-IN"/>
+          <w14:ligatures w14:val="none"/>
+        </w:rPr>
+        <w:t>'seven'</w:t>
+      </w:r>
+      <w:r>
+        <w:rPr>
+          <w:rFonts w:ascii="Consolas" w:eastAsia="Times New Roman" w:hAnsi="Consolas" w:cs="Times New Roman"/>
+          <w:color w:val="BBBEBF"/>
+          <w:kern w:val="0"/>
+          <w:sz w:val="21"/>
+          <w:szCs w:val="21"/>
+          <w:lang w:eastAsia="en-IN"/>
+          <w14:ligatures w14:val="none"/>
+        </w:rPr>
+        <w:t>)</w:t>
+      </w:r>
+    </w:p>
+    <w:p>
+      <w:pPr>
+        <w:shd w:val="clear" w:color="auto" w:fill="121314"/>
+        <w:spacing w:after="0" w:line="285" w:lineRule="atLeast"/>
+        <w:rPr>
+          <w:rFonts w:ascii="Consolas" w:eastAsia="Times New Roman" w:hAnsi="Consolas" w:cs="Times New Roman"/>
+          <w:color w:val="BBBEBF"/>
+          <w:kern w:val="0"/>
+          <w:sz w:val="21"/>
+          <w:szCs w:val="21"/>
+          <w:lang w:eastAsia="en-IN"/>
+          <w14:ligatures w14:val="none"/>
+        </w:rPr>
+      </w:pPr>
+    </w:p>
+    <w:p>
+      <w:pPr>
+        <w:shd w:val="clear" w:color="auto" w:fill="121314"/>
+        <w:spacing w:after="0" w:line="285" w:lineRule="atLeast"/>
+        <w:rPr>
+          <w:rFonts w:ascii="Consolas" w:eastAsia="Times New Roman" w:hAnsi="Consolas" w:cs="Times New Roman"/>
+          <w:color w:val="BBBEBF"/>
+          <w:kern w:val="0"/>
+          <w:sz w:val="21"/>
+          <w:szCs w:val="21"/>
+          <w:lang w:eastAsia="en-IN"/>
+          <w14:ligatures w14:val="none"/>
+        </w:rPr>
+      </w:pPr>
+      <w:r>
+        <w:rPr>
+          <w:rFonts w:ascii="Consolas" w:eastAsia="Times New Roman" w:hAnsi="Consolas" w:cs="Times New Roman"/>
+          <w:color w:val="8B949E"/>
+          <w:kern w:val="0"/>
+          <w:sz w:val="21"/>
+          <w:szCs w:val="21"/>
+          <w:lang w:eastAsia="en-IN"/>
+          <w14:ligatures w14:val="none"/>
+        </w:rPr>
+        <w:t>#</w:t>
+      </w:r>
+      <w:proofErr w:type="gramStart"/>
+      <w:r>
+        <w:rPr>
+          <w:rFonts w:ascii="Consolas" w:eastAsia="Times New Roman" w:hAnsi="Consolas" w:cs="Times New Roman"/>
+          <w:color w:val="8B949E"/>
+          <w:kern w:val="0"/>
+          <w:sz w:val="21"/>
+          <w:szCs w:val="21"/>
+          <w:lang w:eastAsia="en-IN"/>
+          <w14:ligatures w14:val="none"/>
+        </w:rPr>
+        <w:t>insert</w:t>
+      </w:r>
+      <w:proofErr w:type="gramEnd"/>
+      <w:r>
+        <w:rPr>
+          <w:rFonts w:ascii="Consolas" w:eastAsia="Times New Roman" w:hAnsi="Consolas" w:cs="Times New Roman"/>
+          <w:color w:val="8B949E"/>
+          <w:kern w:val="0"/>
+          <w:sz w:val="21"/>
+          <w:szCs w:val="21"/>
+          <w:lang w:eastAsia="en-IN"/>
+          <w14:ligatures w14:val="none"/>
+        </w:rPr>
+        <w:t xml:space="preserve"> an element at a specific index</w:t>
+      </w:r>
+    </w:p>
+    <w:p>
+      <w:pPr>
+        <w:shd w:val="clear" w:color="auto" w:fill="121314"/>
+        <w:spacing w:after="0" w:line="285" w:lineRule="atLeast"/>
+        <w:rPr>
+          <w:rFonts w:ascii="Consolas" w:eastAsia="Times New Roman" w:hAnsi="Consolas" w:cs="Times New Roman"/>
+          <w:color w:val="BBBEBF"/>
+          <w:kern w:val="0"/>
+          <w:sz w:val="21"/>
+          <w:szCs w:val="21"/>
+          <w:lang w:eastAsia="en-IN"/>
+          <w14:ligatures w14:val="none"/>
+        </w:rPr>
+      </w:pPr>
+      <w:proofErr w:type="spellStart"/>
+      <w:r>
+        <w:rPr>
+          <w:rFonts w:ascii="Consolas" w:eastAsia="Times New Roman" w:hAnsi="Consolas" w:cs="Times New Roman"/>
+          <w:color w:val="C9D1D9"/>
+          <w:kern w:val="0"/>
+          <w:sz w:val="21"/>
+          <w:szCs w:val="21"/>
+          <w:lang w:eastAsia="en-IN"/>
+          <w14:ligatures w14:val="none"/>
+        </w:rPr>
+        <w:t>my_</w:t>
+      </w:r>
+      <w:proofErr w:type="gramStart"/>
+      <w:r>
+        <w:rPr>
+          <w:rFonts w:ascii="Consolas" w:eastAsia="Times New Roman" w:hAnsi="Consolas" w:cs="Times New Roman"/>
+          <w:color w:val="C9D1D9"/>
+          <w:kern w:val="0"/>
+          <w:sz w:val="21"/>
+          <w:szCs w:val="21"/>
+          <w:lang w:eastAsia="en-IN"/>
+          <w14:ligatures w14:val="none"/>
+        </w:rPr>
+        <w:t>list</w:t>
+      </w:r>
+      <w:r>
+        <w:rPr>
+          <w:rFonts w:ascii="Consolas" w:eastAsia="Times New Roman" w:hAnsi="Consolas" w:cs="Times New Roman"/>
+          <w:color w:val="BBBEBF"/>
+          <w:kern w:val="0"/>
+          <w:sz w:val="21"/>
+          <w:szCs w:val="21"/>
+          <w:lang w:eastAsia="en-IN"/>
+          <w14:ligatures w14:val="none"/>
+        </w:rPr>
+        <w:t>.</w:t>
+      </w:r>
+      <w:r>
+        <w:rPr>
+          <w:rFonts w:ascii="Consolas" w:eastAsia="Times New Roman" w:hAnsi="Consolas" w:cs="Times New Roman"/>
+          <w:color w:val="D2A8FF"/>
+          <w:kern w:val="0"/>
+          <w:sz w:val="21"/>
+          <w:szCs w:val="21"/>
+          <w:lang w:eastAsia="en-IN"/>
+          <w14:ligatures w14:val="none"/>
+        </w:rPr>
+        <w:t>insert</w:t>
+      </w:r>
+      <w:proofErr w:type="spellEnd"/>
+      <w:proofErr w:type="gramEnd"/>
+      <w:r>
+        <w:rPr>
+          <w:rFonts w:ascii="Consolas" w:eastAsia="Times New Roman" w:hAnsi="Consolas" w:cs="Times New Roman"/>
+          <w:color w:val="BBBEBF"/>
+          <w:kern w:val="0"/>
+          <w:sz w:val="21"/>
+          <w:szCs w:val="21"/>
+          <w:lang w:eastAsia="en-IN"/>
+          <w14:ligatures w14:val="none"/>
+        </w:rPr>
+        <w:t>(</w:t>
+      </w:r>
+      <w:r>
+        <w:rPr>
+          <w:rFonts w:ascii="Consolas" w:eastAsia="Times New Roman" w:hAnsi="Consolas" w:cs="Times New Roman"/>
+          <w:color w:val="B5CEA8"/>
+          <w:kern w:val="0"/>
+          <w:sz w:val="21"/>
+          <w:szCs w:val="21"/>
+          <w:lang w:eastAsia="en-IN"/>
+          <w14:ligatures w14:val="none"/>
+        </w:rPr>
+        <w:t>0</w:t>
+      </w:r>
+      <w:r>
+        <w:rPr>
+          <w:rFonts w:ascii="Consolas" w:eastAsia="Times New Roman" w:hAnsi="Consolas" w:cs="Times New Roman"/>
+          <w:color w:val="BBBEBF"/>
+          <w:kern w:val="0"/>
+          <w:sz w:val="21"/>
+          <w:szCs w:val="21"/>
+          <w:lang w:eastAsia="en-IN"/>
+          <w14:ligatures w14:val="none"/>
+        </w:rPr>
+        <w:t xml:space="preserve">, </w:t>
+      </w:r>
+      <w:r>
+        <w:rPr>
+          <w:rFonts w:ascii="Consolas" w:eastAsia="Times New Roman" w:hAnsi="Consolas" w:cs="Times New Roman"/>
+          <w:color w:val="A5D6FF"/>
+          <w:kern w:val="0"/>
+          <w:sz w:val="21"/>
+          <w:szCs w:val="21"/>
+          <w:lang w:eastAsia="en-IN"/>
+          <w14:ligatures w14:val="none"/>
+        </w:rPr>
+        <w:t>'zero'</w:t>
+      </w:r>
+      <w:r>
+        <w:rPr>
+          <w:rFonts w:ascii="Consolas" w:eastAsia="Times New Roman" w:hAnsi="Consolas" w:cs="Times New Roman"/>
+          <w:color w:val="BBBEBF"/>
+          <w:kern w:val="0"/>
+          <w:sz w:val="21"/>
+          <w:szCs w:val="21"/>
+          <w:lang w:eastAsia="en-IN"/>
+          <w14:ligatures w14:val="none"/>
+        </w:rPr>
+        <w:t xml:space="preserve">) </w:t>
+      </w:r>
+    </w:p>
+    <w:p>
+      <w:pPr>
+        <w:shd w:val="clear" w:color="auto" w:fill="121314"/>
+        <w:spacing w:after="0" w:line="285" w:lineRule="atLeast"/>
+        <w:rPr>
+          <w:rFonts w:ascii="Consolas" w:eastAsia="Times New Roman" w:hAnsi="Consolas" w:cs="Times New Roman"/>
+          <w:color w:val="BBBEBF"/>
+          <w:kern w:val="0"/>
+          <w:sz w:val="21"/>
+          <w:szCs w:val="21"/>
+          <w:lang w:eastAsia="en-IN"/>
+          <w14:ligatures w14:val="none"/>
+        </w:rPr>
+      </w:pPr>
+      <w:r>
+        <w:rPr>
+          <w:rFonts w:ascii="Consolas" w:eastAsia="Times New Roman" w:hAnsi="Consolas" w:cs="Times New Roman"/>
+          <w:color w:val="8B949E"/>
+          <w:kern w:val="0"/>
+          <w:sz w:val="21"/>
+          <w:szCs w:val="21"/>
+          <w:lang w:eastAsia="en-IN"/>
+          <w14:ligatures w14:val="none"/>
+        </w:rPr>
+        <w:t># above adds the zero string at the beginning of the list and shifts all the other elements to the right</w:t>
+      </w:r>
+    </w:p>
+    <w:p>
+      <w:pPr>
+        <w:shd w:val="clear" w:color="auto" w:fill="121314"/>
+        <w:spacing w:after="0" w:line="285" w:lineRule="atLeast"/>
+        <w:rPr>
+          <w:rFonts w:ascii="Consolas" w:eastAsia="Times New Roman" w:hAnsi="Consolas" w:cs="Times New Roman"/>
+          <w:color w:val="BBBEBF"/>
+          <w:kern w:val="0"/>
+          <w:sz w:val="21"/>
+          <w:szCs w:val="21"/>
+          <w:lang w:eastAsia="en-IN"/>
+          <w14:ligatures w14:val="none"/>
+        </w:rPr>
+      </w:pPr>
+      <w:r>
+        <w:rPr>
+          <w:rFonts w:ascii="Consolas" w:eastAsia="Times New Roman" w:hAnsi="Consolas" w:cs="Times New Roman"/>
+          <w:color w:val="D2A8FF"/>
+          <w:kern w:val="0"/>
+          <w:sz w:val="21"/>
+          <w:szCs w:val="21"/>
+          <w:lang w:eastAsia="en-IN"/>
+          <w14:ligatures w14:val="none"/>
+        </w:rPr>
+        <w:t>print</w:t>
+      </w:r>
+      <w:r>
+        <w:rPr>
+          <w:rFonts w:ascii="Consolas" w:eastAsia="Times New Roman" w:hAnsi="Consolas" w:cs="Times New Roman"/>
+          <w:color w:val="BBBEBF"/>
+          <w:kern w:val="0"/>
+          <w:sz w:val="21"/>
+          <w:szCs w:val="21"/>
+          <w:lang w:eastAsia="en-IN"/>
+          <w14:ligatures w14:val="none"/>
+        </w:rPr>
+        <w:t>(</w:t>
+      </w:r>
+      <w:proofErr w:type="spellStart"/>
+      <w:r>
+        <w:rPr>
+          <w:rFonts w:ascii="Consolas" w:eastAsia="Times New Roman" w:hAnsi="Consolas" w:cs="Times New Roman"/>
+          <w:color w:val="C9D1D9"/>
+          <w:kern w:val="0"/>
+          <w:sz w:val="21"/>
+          <w:szCs w:val="21"/>
+          <w:lang w:eastAsia="en-IN"/>
+          <w14:ligatures w14:val="none"/>
+        </w:rPr>
+        <w:t>my_</w:t>
+      </w:r>
+      <w:proofErr w:type="gramStart"/>
+      <w:r>
+        <w:rPr>
+          <w:rFonts w:ascii="Consolas" w:eastAsia="Times New Roman" w:hAnsi="Consolas" w:cs="Times New Roman"/>
+          <w:color w:val="C9D1D9"/>
+          <w:kern w:val="0"/>
+          <w:sz w:val="21"/>
+          <w:szCs w:val="21"/>
+          <w:lang w:eastAsia="en-IN"/>
+          <w14:ligatures w14:val="none"/>
+        </w:rPr>
+        <w:t>list</w:t>
+      </w:r>
+      <w:proofErr w:type="spellEnd"/>
+      <w:r>
+        <w:rPr>
+          <w:rFonts w:ascii="Consolas" w:eastAsia="Times New Roman" w:hAnsi="Consolas" w:cs="Times New Roman"/>
+          <w:color w:val="BBBEBF"/>
+          <w:kern w:val="0"/>
+          <w:sz w:val="21"/>
+          <w:szCs w:val="21"/>
+          <w:lang w:eastAsia="en-IN"/>
+          <w14:ligatures w14:val="none"/>
+        </w:rPr>
+        <w:t>)  </w:t>
+      </w:r>
+      <w:r>
+        <w:rPr>
+          <w:rFonts w:ascii="Consolas" w:eastAsia="Times New Roman" w:hAnsi="Consolas" w:cs="Times New Roman"/>
+          <w:color w:val="8B949E"/>
+          <w:kern w:val="0"/>
+          <w:sz w:val="21"/>
+          <w:szCs w:val="21"/>
+          <w:lang w:eastAsia="en-IN"/>
+          <w14:ligatures w14:val="none"/>
+        </w:rPr>
+        <w:t>#</w:t>
+      </w:r>
+      <w:proofErr w:type="gramEnd"/>
+      <w:r>
+        <w:rPr>
+          <w:rFonts w:ascii="Consolas" w:eastAsia="Times New Roman" w:hAnsi="Consolas" w:cs="Times New Roman"/>
+          <w:color w:val="8B949E"/>
+          <w:kern w:val="0"/>
+          <w:sz w:val="21"/>
+          <w:szCs w:val="21"/>
+          <w:lang w:eastAsia="en-IN"/>
+          <w14:ligatures w14:val="none"/>
+        </w:rPr>
+        <w:t xml:space="preserve"> ['zero', 'one', 2, 3, 'four', 'five', 6.0, 'seven']</w:t>
+      </w:r>
+    </w:p>
+    <w:p>
+      <w:pPr>
+        <w:shd w:val="clear" w:color="auto" w:fill="121314"/>
+        <w:spacing w:after="0" w:line="285" w:lineRule="atLeast"/>
+        <w:rPr>
+          <w:rFonts w:ascii="Consolas" w:eastAsia="Times New Roman" w:hAnsi="Consolas" w:cs="Times New Roman"/>
+          <w:color w:val="BBBEBF"/>
+          <w:kern w:val="0"/>
+          <w:sz w:val="21"/>
+          <w:szCs w:val="21"/>
+          <w:lang w:eastAsia="en-IN"/>
+          <w14:ligatures w14:val="none"/>
+        </w:rPr>
+      </w:pPr>
+    </w:p>
+    <w:p>
+      <w:pPr>
+        <w:shd w:val="clear" w:color="auto" w:fill="121314"/>
+        <w:spacing w:after="0" w:line="285" w:lineRule="atLeast"/>
+        <w:rPr>
+          <w:rFonts w:ascii="Consolas" w:eastAsia="Times New Roman" w:hAnsi="Consolas" w:cs="Times New Roman"/>
+          <w:color w:val="BBBEBF"/>
+          <w:kern w:val="0"/>
+          <w:sz w:val="21"/>
+          <w:szCs w:val="21"/>
+          <w:lang w:eastAsia="en-IN"/>
+          <w14:ligatures w14:val="none"/>
+        </w:rPr>
+      </w:pPr>
+      <w:proofErr w:type="spellStart"/>
+      <w:r>
+        <w:rPr>
+          <w:rFonts w:ascii="Consolas" w:eastAsia="Times New Roman" w:hAnsi="Consolas" w:cs="Times New Roman"/>
+          <w:color w:val="C9D1D9"/>
+          <w:kern w:val="0"/>
+          <w:sz w:val="21"/>
+          <w:szCs w:val="21"/>
+          <w:lang w:eastAsia="en-IN"/>
+          <w14:ligatures w14:val="none"/>
+        </w:rPr>
+        <w:t>my_</w:t>
+      </w:r>
+      <w:proofErr w:type="gramStart"/>
+      <w:r>
+        <w:rPr>
+          <w:rFonts w:ascii="Consolas" w:eastAsia="Times New Roman" w:hAnsi="Consolas" w:cs="Times New Roman"/>
+          <w:color w:val="C9D1D9"/>
+          <w:kern w:val="0"/>
+          <w:sz w:val="21"/>
+          <w:szCs w:val="21"/>
+          <w:lang w:eastAsia="en-IN"/>
+          <w14:ligatures w14:val="none"/>
+        </w:rPr>
+        <w:t>list</w:t>
+      </w:r>
+      <w:r>
+        <w:rPr>
+          <w:rFonts w:ascii="Consolas" w:eastAsia="Times New Roman" w:hAnsi="Consolas" w:cs="Times New Roman"/>
+          <w:color w:val="BBBEBF"/>
+          <w:kern w:val="0"/>
+          <w:sz w:val="21"/>
+          <w:szCs w:val="21"/>
+          <w:lang w:eastAsia="en-IN"/>
+          <w14:ligatures w14:val="none"/>
+        </w:rPr>
+        <w:t>.</w:t>
+      </w:r>
+      <w:r>
+        <w:rPr>
+          <w:rFonts w:ascii="Consolas" w:eastAsia="Times New Roman" w:hAnsi="Consolas" w:cs="Times New Roman"/>
+          <w:color w:val="D2A8FF"/>
+          <w:kern w:val="0"/>
+          <w:sz w:val="21"/>
+          <w:szCs w:val="21"/>
+          <w:lang w:eastAsia="en-IN"/>
+          <w14:ligatures w14:val="none"/>
+        </w:rPr>
+        <w:t>reverse</w:t>
+      </w:r>
+      <w:proofErr w:type="spellEnd"/>
+      <w:proofErr w:type="gramEnd"/>
+      <w:r>
+        <w:rPr>
+          <w:rFonts w:ascii="Consolas" w:eastAsia="Times New Roman" w:hAnsi="Consolas" w:cs="Times New Roman"/>
+          <w:color w:val="BBBEBF"/>
+          <w:kern w:val="0"/>
+          <w:sz w:val="21"/>
+          <w:szCs w:val="21"/>
+          <w:lang w:eastAsia="en-IN"/>
+          <w14:ligatures w14:val="none"/>
+        </w:rPr>
+        <w:t>()</w:t>
+      </w:r>
+    </w:p>
+    <w:p>
+      <w:pPr>
+        <w:shd w:val="clear" w:color="auto" w:fill="121314"/>
+        <w:spacing w:after="0" w:line="285" w:lineRule="atLeast"/>
+        <w:rPr>
+          <w:rFonts w:ascii="Consolas" w:eastAsia="Times New Roman" w:hAnsi="Consolas" w:cs="Times New Roman"/>
+          <w:color w:val="BBBEBF"/>
+          <w:kern w:val="0"/>
+          <w:sz w:val="21"/>
+          <w:szCs w:val="21"/>
+          <w:lang w:eastAsia="en-IN"/>
+          <w14:ligatures w14:val="none"/>
+        </w:rPr>
+      </w:pPr>
+      <w:r>
+        <w:rPr>
+          <w:rFonts w:ascii="Consolas" w:eastAsia="Times New Roman" w:hAnsi="Consolas" w:cs="Times New Roman"/>
+          <w:color w:val="D2A8FF"/>
+          <w:kern w:val="0"/>
+          <w:sz w:val="21"/>
+          <w:szCs w:val="21"/>
+          <w:lang w:eastAsia="en-IN"/>
+          <w14:ligatures w14:val="none"/>
+        </w:rPr>
+        <w:t>print</w:t>
+      </w:r>
+      <w:r>
+        <w:rPr>
+          <w:rFonts w:ascii="Consolas" w:eastAsia="Times New Roman" w:hAnsi="Consolas" w:cs="Times New Roman"/>
+          <w:color w:val="BBBEBF"/>
+          <w:kern w:val="0"/>
+          <w:sz w:val="21"/>
+          <w:szCs w:val="21"/>
+          <w:lang w:eastAsia="en-IN"/>
+          <w14:ligatures w14:val="none"/>
+        </w:rPr>
+        <w:t>(</w:t>
+      </w:r>
+      <w:proofErr w:type="spellStart"/>
+      <w:r>
+        <w:rPr>
+          <w:rFonts w:ascii="Consolas" w:eastAsia="Times New Roman" w:hAnsi="Consolas" w:cs="Times New Roman"/>
+          <w:color w:val="C9D1D9"/>
+          <w:kern w:val="0"/>
+          <w:sz w:val="21"/>
+          <w:szCs w:val="21"/>
+          <w:lang w:eastAsia="en-IN"/>
+          <w14:ligatures w14:val="none"/>
+        </w:rPr>
+        <w:t>my_</w:t>
+      </w:r>
+      <w:proofErr w:type="gramStart"/>
+      <w:r>
+        <w:rPr>
+          <w:rFonts w:ascii="Consolas" w:eastAsia="Times New Roman" w:hAnsi="Consolas" w:cs="Times New Roman"/>
+          <w:color w:val="C9D1D9"/>
+          <w:kern w:val="0"/>
+          <w:sz w:val="21"/>
+          <w:szCs w:val="21"/>
+          <w:lang w:eastAsia="en-IN"/>
+          <w14:ligatures w14:val="none"/>
+        </w:rPr>
+        <w:t>list</w:t>
+      </w:r>
+      <w:proofErr w:type="spellEnd"/>
+      <w:r>
+        <w:rPr>
+          <w:rFonts w:ascii="Consolas" w:eastAsia="Times New Roman" w:hAnsi="Consolas" w:cs="Times New Roman"/>
+          <w:color w:val="BBBEBF"/>
+          <w:kern w:val="0"/>
+          <w:sz w:val="21"/>
+          <w:szCs w:val="21"/>
+          <w:lang w:eastAsia="en-IN"/>
+          <w14:ligatures w14:val="none"/>
+        </w:rPr>
+        <w:t>)  </w:t>
+      </w:r>
+      <w:r>
+        <w:rPr>
+          <w:rFonts w:ascii="Consolas" w:eastAsia="Times New Roman" w:hAnsi="Consolas" w:cs="Times New Roman"/>
+          <w:color w:val="8B949E"/>
+          <w:kern w:val="0"/>
+          <w:sz w:val="21"/>
+          <w:szCs w:val="21"/>
+          <w:lang w:eastAsia="en-IN"/>
+          <w14:ligatures w14:val="none"/>
+        </w:rPr>
+        <w:t>#</w:t>
+      </w:r>
+      <w:proofErr w:type="gramEnd"/>
+      <w:r>
+        <w:rPr>
+          <w:rFonts w:ascii="Consolas" w:eastAsia="Times New Roman" w:hAnsi="Consolas" w:cs="Times New Roman"/>
+          <w:color w:val="8B949E"/>
+          <w:kern w:val="0"/>
+          <w:sz w:val="21"/>
+          <w:szCs w:val="21"/>
+          <w:lang w:eastAsia="en-IN"/>
+          <w14:ligatures w14:val="none"/>
+        </w:rPr>
+        <w:t xml:space="preserve"> [6.0, 'five', 'four', 3, 2, 'one', 'seven']</w:t>
+      </w:r>
+    </w:p>
+    <w:p>
+      <w:pPr>
+        <w:shd w:val="clear" w:color="auto" w:fill="121314"/>
+        <w:spacing w:after="0" w:line="285" w:lineRule="atLeast"/>
+        <w:rPr>
+          <w:rFonts w:ascii="Consolas" w:eastAsia="Times New Roman" w:hAnsi="Consolas" w:cs="Times New Roman"/>
+          <w:color w:val="BBBEBF"/>
+          <w:kern w:val="0"/>
+          <w:sz w:val="21"/>
+          <w:szCs w:val="21"/>
+          <w:lang w:eastAsia="en-IN"/>
+          <w14:ligatures w14:val="none"/>
+        </w:rPr>
+      </w:pPr>
+      <w:proofErr w:type="spellStart"/>
+      <w:r>
+        <w:rPr>
+          <w:rFonts w:ascii="Consolas" w:eastAsia="Times New Roman" w:hAnsi="Consolas" w:cs="Times New Roman"/>
+          <w:color w:val="C9D1D9"/>
+          <w:kern w:val="0"/>
+          <w:sz w:val="21"/>
+          <w:szCs w:val="21"/>
+          <w:lang w:eastAsia="en-IN"/>
+          <w14:ligatures w14:val="none"/>
+        </w:rPr>
+        <w:t>my_</w:t>
+      </w:r>
+      <w:proofErr w:type="gramStart"/>
+      <w:r>
+        <w:rPr>
+          <w:rFonts w:ascii="Consolas" w:eastAsia="Times New Roman" w:hAnsi="Consolas" w:cs="Times New Roman"/>
+          <w:color w:val="C9D1D9"/>
+          <w:kern w:val="0"/>
+          <w:sz w:val="21"/>
+          <w:szCs w:val="21"/>
+          <w:lang w:eastAsia="en-IN"/>
+          <w14:ligatures w14:val="none"/>
+        </w:rPr>
+        <w:t>list</w:t>
+      </w:r>
+      <w:r>
+        <w:rPr>
+          <w:rFonts w:ascii="Consolas" w:eastAsia="Times New Roman" w:hAnsi="Consolas" w:cs="Times New Roman"/>
+          <w:color w:val="BBBEBF"/>
+          <w:kern w:val="0"/>
+          <w:sz w:val="21"/>
+          <w:szCs w:val="21"/>
+          <w:lang w:eastAsia="en-IN"/>
+          <w14:ligatures w14:val="none"/>
+        </w:rPr>
+        <w:t>.</w:t>
+      </w:r>
+      <w:r>
+        <w:rPr>
+          <w:rFonts w:ascii="Consolas" w:eastAsia="Times New Roman" w:hAnsi="Consolas" w:cs="Times New Roman"/>
+          <w:color w:val="D2A8FF"/>
+          <w:kern w:val="0"/>
+          <w:sz w:val="21"/>
+          <w:szCs w:val="21"/>
+          <w:lang w:eastAsia="en-IN"/>
+          <w14:ligatures w14:val="none"/>
+        </w:rPr>
+        <w:t>sort</w:t>
+      </w:r>
+      <w:proofErr w:type="spellEnd"/>
+      <w:r>
+        <w:rPr>
+          <w:rFonts w:ascii="Consolas" w:eastAsia="Times New Roman" w:hAnsi="Consolas" w:cs="Times New Roman"/>
+          <w:color w:val="BBBEBF"/>
+          <w:kern w:val="0"/>
+          <w:sz w:val="21"/>
+          <w:szCs w:val="21"/>
+          <w:lang w:eastAsia="en-IN"/>
+          <w14:ligatures w14:val="none"/>
+        </w:rPr>
+        <w:t>()  </w:t>
+      </w:r>
+      <w:r>
+        <w:rPr>
+          <w:rFonts w:ascii="Consolas" w:eastAsia="Times New Roman" w:hAnsi="Consolas" w:cs="Times New Roman"/>
+          <w:color w:val="8B949E"/>
+          <w:kern w:val="0"/>
+          <w:sz w:val="21"/>
+          <w:szCs w:val="21"/>
+          <w:lang w:eastAsia="en-IN"/>
+          <w14:ligatures w14:val="none"/>
+        </w:rPr>
+        <w:t>#</w:t>
+      </w:r>
+      <w:proofErr w:type="gramEnd"/>
+      <w:r>
+        <w:rPr>
+          <w:rFonts w:ascii="Consolas" w:eastAsia="Times New Roman" w:hAnsi="Consolas" w:cs="Times New Roman"/>
+          <w:color w:val="8B949E"/>
+          <w:kern w:val="0"/>
+          <w:sz w:val="21"/>
+          <w:szCs w:val="21"/>
+          <w:lang w:eastAsia="en-IN"/>
+          <w14:ligatures w14:val="none"/>
+        </w:rPr>
+        <w:t xml:space="preserve"> this will give an error because we </w:t>
+      </w:r>
+      <w:proofErr w:type="spellStart"/>
+      <w:proofErr w:type="gramStart"/>
+      <w:r>
+        <w:rPr>
+          <w:rFonts w:ascii="Consolas" w:eastAsia="Times New Roman" w:hAnsi="Consolas" w:cs="Times New Roman"/>
+          <w:color w:val="8B949E"/>
+          <w:kern w:val="0"/>
+          <w:sz w:val="21"/>
+          <w:szCs w:val="21"/>
+          <w:lang w:eastAsia="en-IN"/>
+          <w14:ligatures w14:val="none"/>
+        </w:rPr>
+        <w:t>cant</w:t>
+      </w:r>
+      <w:proofErr w:type="spellEnd"/>
+      <w:proofErr w:type="gramEnd"/>
+      <w:r>
+        <w:rPr>
+          <w:rFonts w:ascii="Consolas" w:eastAsia="Times New Roman" w:hAnsi="Consolas" w:cs="Times New Roman"/>
+          <w:color w:val="8B949E"/>
+          <w:kern w:val="0"/>
+          <w:sz w:val="21"/>
+          <w:szCs w:val="21"/>
+          <w:lang w:eastAsia="en-IN"/>
+          <w14:ligatures w14:val="none"/>
+        </w:rPr>
+        <w:t xml:space="preserve"> sort a list with different types of data</w:t>
+      </w:r>
+    </w:p>
+    <w:p>
+      <w:pPr>
+        <w:shd w:val="clear" w:color="auto" w:fill="121314"/>
+        <w:spacing w:after="0" w:line="285" w:lineRule="atLeast"/>
+        <w:rPr>
+          <w:rFonts w:ascii="Consolas" w:eastAsia="Times New Roman" w:hAnsi="Consolas" w:cs="Times New Roman"/>
+          <w:color w:val="BBBEBF"/>
+          <w:kern w:val="0"/>
+          <w:sz w:val="21"/>
+          <w:szCs w:val="21"/>
+          <w:lang w:eastAsia="en-IN"/>
+          <w14:ligatures w14:val="none"/>
+        </w:rPr>
+      </w:pPr>
+    </w:p>
+    <w:p>
+      <w:pPr>
+        <w:shd w:val="clear" w:color="auto" w:fill="121314"/>
+        <w:spacing w:after="0" w:line="285" w:lineRule="atLeast"/>
+        <w:rPr>
+          <w:rFonts w:ascii="Consolas" w:eastAsia="Times New Roman" w:hAnsi="Consolas" w:cs="Times New Roman"/>
+          <w:color w:val="BBBEBF"/>
+          <w:kern w:val="0"/>
+          <w:sz w:val="21"/>
+          <w:szCs w:val="21"/>
+          <w:lang w:eastAsia="en-IN"/>
+          <w14:ligatures w14:val="none"/>
+        </w:rPr>
+      </w:pPr>
+      <w:r>
+        <w:rPr>
+          <w:rFonts w:ascii="Consolas" w:eastAsia="Times New Roman" w:hAnsi="Consolas" w:cs="Times New Roman"/>
+          <w:color w:val="C9D1D9"/>
+          <w:kern w:val="0"/>
+          <w:sz w:val="21"/>
+          <w:szCs w:val="21"/>
+          <w:lang w:eastAsia="en-IN"/>
+          <w14:ligatures w14:val="none"/>
+        </w:rPr>
+        <w:t>l1</w:t>
+      </w:r>
+      <w:proofErr w:type="gramStart"/>
+      <w:r>
+        <w:rPr>
+          <w:rFonts w:ascii="Consolas" w:eastAsia="Times New Roman" w:hAnsi="Consolas" w:cs="Times New Roman"/>
+          <w:color w:val="D4D4D4"/>
+          <w:kern w:val="0"/>
+          <w:sz w:val="21"/>
+          <w:szCs w:val="21"/>
+          <w:lang w:eastAsia="en-IN"/>
+          <w14:ligatures w14:val="none"/>
+        </w:rPr>
+        <w:t>=</w:t>
+      </w:r>
+      <w:r>
+        <w:rPr>
+          <w:rFonts w:ascii="Consolas" w:eastAsia="Times New Roman" w:hAnsi="Consolas" w:cs="Times New Roman"/>
+          <w:color w:val="BBBEBF"/>
+          <w:kern w:val="0"/>
+          <w:sz w:val="21"/>
+          <w:szCs w:val="21"/>
+          <w:lang w:eastAsia="en-IN"/>
+          <w14:ligatures w14:val="none"/>
+        </w:rPr>
+        <w:t>[</w:t>
+      </w:r>
+      <w:proofErr w:type="gramEnd"/>
+      <w:r>
+        <w:rPr>
+          <w:rFonts w:ascii="Consolas" w:eastAsia="Times New Roman" w:hAnsi="Consolas" w:cs="Times New Roman"/>
+          <w:color w:val="B5CEA8"/>
+          <w:kern w:val="0"/>
+          <w:sz w:val="21"/>
+          <w:szCs w:val="21"/>
+          <w:lang w:eastAsia="en-IN"/>
+          <w14:ligatures w14:val="none"/>
+        </w:rPr>
+        <w:t>3</w:t>
+      </w:r>
+      <w:r>
+        <w:rPr>
+          <w:rFonts w:ascii="Consolas" w:eastAsia="Times New Roman" w:hAnsi="Consolas" w:cs="Times New Roman"/>
+          <w:color w:val="BBBEBF"/>
+          <w:kern w:val="0"/>
+          <w:sz w:val="21"/>
+          <w:szCs w:val="21"/>
+          <w:lang w:eastAsia="en-IN"/>
+          <w14:ligatures w14:val="none"/>
+        </w:rPr>
+        <w:t>,</w:t>
+      </w:r>
+      <w:r>
+        <w:rPr>
+          <w:rFonts w:ascii="Consolas" w:eastAsia="Times New Roman" w:hAnsi="Consolas" w:cs="Times New Roman"/>
+          <w:color w:val="B5CEA8"/>
+          <w:kern w:val="0"/>
+          <w:sz w:val="21"/>
+          <w:szCs w:val="21"/>
+          <w:lang w:eastAsia="en-IN"/>
+          <w14:ligatures w14:val="none"/>
+        </w:rPr>
+        <w:t>2</w:t>
+      </w:r>
+      <w:r>
+        <w:rPr>
+          <w:rFonts w:ascii="Consolas" w:eastAsia="Times New Roman" w:hAnsi="Consolas" w:cs="Times New Roman"/>
+          <w:color w:val="BBBEBF"/>
+          <w:kern w:val="0"/>
+          <w:sz w:val="21"/>
+          <w:szCs w:val="21"/>
+          <w:lang w:eastAsia="en-IN"/>
+          <w14:ligatures w14:val="none"/>
+        </w:rPr>
+        <w:t>,</w:t>
+      </w:r>
+      <w:r>
+        <w:rPr>
+          <w:rFonts w:ascii="Consolas" w:eastAsia="Times New Roman" w:hAnsi="Consolas" w:cs="Times New Roman"/>
+          <w:color w:val="B5CEA8"/>
+          <w:kern w:val="0"/>
+          <w:sz w:val="21"/>
+          <w:szCs w:val="21"/>
+          <w:lang w:eastAsia="en-IN"/>
+          <w14:ligatures w14:val="none"/>
+        </w:rPr>
+        <w:t>11</w:t>
+      </w:r>
+      <w:r>
+        <w:rPr>
+          <w:rFonts w:ascii="Consolas" w:eastAsia="Times New Roman" w:hAnsi="Consolas" w:cs="Times New Roman"/>
+          <w:color w:val="BBBEBF"/>
+          <w:kern w:val="0"/>
+          <w:sz w:val="21"/>
+          <w:szCs w:val="21"/>
+          <w:lang w:eastAsia="en-IN"/>
+          <w14:ligatures w14:val="none"/>
+        </w:rPr>
+        <w:t>,</w:t>
+      </w:r>
+      <w:r>
+        <w:rPr>
+          <w:rFonts w:ascii="Consolas" w:eastAsia="Times New Roman" w:hAnsi="Consolas" w:cs="Times New Roman"/>
+          <w:color w:val="B5CEA8"/>
+          <w:kern w:val="0"/>
+          <w:sz w:val="21"/>
+          <w:szCs w:val="21"/>
+          <w:lang w:eastAsia="en-IN"/>
+          <w14:ligatures w14:val="none"/>
+        </w:rPr>
+        <w:t>1</w:t>
+      </w:r>
+      <w:r>
+        <w:rPr>
+          <w:rFonts w:ascii="Consolas" w:eastAsia="Times New Roman" w:hAnsi="Consolas" w:cs="Times New Roman"/>
+          <w:color w:val="BBBEBF"/>
+          <w:kern w:val="0"/>
+          <w:sz w:val="21"/>
+          <w:szCs w:val="21"/>
+          <w:lang w:eastAsia="en-IN"/>
+          <w14:ligatures w14:val="none"/>
+        </w:rPr>
+        <w:t>,</w:t>
+      </w:r>
+      <w:r>
+        <w:rPr>
+          <w:rFonts w:ascii="Consolas" w:eastAsia="Times New Roman" w:hAnsi="Consolas" w:cs="Times New Roman"/>
+          <w:color w:val="B5CEA8"/>
+          <w:kern w:val="0"/>
+          <w:sz w:val="21"/>
+          <w:szCs w:val="21"/>
+          <w:lang w:eastAsia="en-IN"/>
+          <w14:ligatures w14:val="none"/>
+        </w:rPr>
+        <w:t>2</w:t>
+      </w:r>
+      <w:r>
+        <w:rPr>
+          <w:rFonts w:ascii="Consolas" w:eastAsia="Times New Roman" w:hAnsi="Consolas" w:cs="Times New Roman"/>
+          <w:color w:val="BBBEBF"/>
+          <w:kern w:val="0"/>
+          <w:sz w:val="21"/>
+          <w:szCs w:val="21"/>
+          <w:lang w:eastAsia="en-IN"/>
+          <w14:ligatures w14:val="none"/>
+        </w:rPr>
+        <w:t>]</w:t>
+      </w:r>
+    </w:p>
+    <w:p>
+      <w:pPr>
+        <w:shd w:val="clear" w:color="auto" w:fill="121314"/>
+        <w:spacing w:after="0" w:line="285" w:lineRule="atLeast"/>
+        <w:rPr>
+          <w:rFonts w:ascii="Consolas" w:eastAsia="Times New Roman" w:hAnsi="Consolas" w:cs="Times New Roman"/>
+          <w:color w:val="BBBEBF"/>
+          <w:kern w:val="0"/>
+          <w:sz w:val="21"/>
+          <w:szCs w:val="21"/>
+          <w:lang w:eastAsia="en-IN"/>
+          <w14:ligatures w14:val="none"/>
+        </w:rPr>
+      </w:pPr>
+      <w:r>
+        <w:rPr>
+          <w:rFonts w:ascii="Consolas" w:eastAsia="Times New Roman" w:hAnsi="Consolas" w:cs="Times New Roman"/>
+          <w:color w:val="C9D1D9"/>
+          <w:kern w:val="0"/>
+          <w:sz w:val="21"/>
+          <w:szCs w:val="21"/>
+          <w:lang w:eastAsia="en-IN"/>
+          <w14:ligatures w14:val="none"/>
+        </w:rPr>
+        <w:t>l</w:t>
+      </w:r>
+      <w:proofErr w:type="gramStart"/>
+      <w:r>
+        <w:rPr>
+          <w:rFonts w:ascii="Consolas" w:eastAsia="Times New Roman" w:hAnsi="Consolas" w:cs="Times New Roman"/>
+          <w:color w:val="C9D1D9"/>
+          <w:kern w:val="0"/>
+          <w:sz w:val="21"/>
+          <w:szCs w:val="21"/>
+          <w:lang w:eastAsia="en-IN"/>
+          <w14:ligatures w14:val="none"/>
+        </w:rPr>
+        <w:t>1</w:t>
+      </w:r>
+      <w:r>
+        <w:rPr>
+          <w:rFonts w:ascii="Consolas" w:eastAsia="Times New Roman" w:hAnsi="Consolas" w:cs="Times New Roman"/>
+          <w:color w:val="BBBEBF"/>
+          <w:kern w:val="0"/>
+          <w:sz w:val="21"/>
+          <w:szCs w:val="21"/>
+          <w:lang w:eastAsia="en-IN"/>
+          <w14:ligatures w14:val="none"/>
+        </w:rPr>
+        <w:t>.</w:t>
+      </w:r>
+      <w:r>
+        <w:rPr>
+          <w:rFonts w:ascii="Consolas" w:eastAsia="Times New Roman" w:hAnsi="Consolas" w:cs="Times New Roman"/>
+          <w:color w:val="D2A8FF"/>
+          <w:kern w:val="0"/>
+          <w:sz w:val="21"/>
+          <w:szCs w:val="21"/>
+          <w:lang w:eastAsia="en-IN"/>
+          <w14:ligatures w14:val="none"/>
+        </w:rPr>
+        <w:t>sort</w:t>
+      </w:r>
+      <w:proofErr w:type="gramEnd"/>
+      <w:r>
+        <w:rPr>
+          <w:rFonts w:ascii="Consolas" w:eastAsia="Times New Roman" w:hAnsi="Consolas" w:cs="Times New Roman"/>
+          <w:color w:val="BBBEBF"/>
+          <w:kern w:val="0"/>
+          <w:sz w:val="21"/>
+          <w:szCs w:val="21"/>
+          <w:lang w:eastAsia="en-IN"/>
+          <w14:ligatures w14:val="none"/>
+        </w:rPr>
+        <w:t>()</w:t>
+      </w:r>
+    </w:p>
+    <w:p>
+      <w:pPr>
+        <w:shd w:val="clear" w:color="auto" w:fill="121314"/>
+        <w:spacing w:after="0" w:line="285" w:lineRule="atLeast"/>
+        <w:rPr>
+          <w:rFonts w:ascii="Consolas" w:eastAsia="Times New Roman" w:hAnsi="Consolas" w:cs="Times New Roman"/>
+          <w:color w:val="BBBEBF"/>
+          <w:kern w:val="0"/>
+          <w:sz w:val="21"/>
+          <w:szCs w:val="21"/>
+          <w:lang w:eastAsia="en-IN"/>
+          <w14:ligatures w14:val="none"/>
+        </w:rPr>
+      </w:pPr>
+      <w:r>
+        <w:rPr>
+          <w:rFonts w:ascii="Consolas" w:eastAsia="Times New Roman" w:hAnsi="Consolas" w:cs="Times New Roman"/>
+          <w:color w:val="D2A8FF"/>
+          <w:kern w:val="0"/>
+          <w:sz w:val="21"/>
+          <w:szCs w:val="21"/>
+          <w:lang w:eastAsia="en-IN"/>
+          <w14:ligatures w14:val="none"/>
+        </w:rPr>
+        <w:t>print</w:t>
+      </w:r>
+      <w:r>
+        <w:rPr>
+          <w:rFonts w:ascii="Consolas" w:eastAsia="Times New Roman" w:hAnsi="Consolas" w:cs="Times New Roman"/>
+          <w:color w:val="BBBEBF"/>
+          <w:kern w:val="0"/>
+          <w:sz w:val="21"/>
+          <w:szCs w:val="21"/>
+          <w:lang w:eastAsia="en-IN"/>
+          <w14:ligatures w14:val="none"/>
+        </w:rPr>
+        <w:t>(</w:t>
+      </w:r>
+      <w:r>
+        <w:rPr>
+          <w:rFonts w:ascii="Consolas" w:eastAsia="Times New Roman" w:hAnsi="Consolas" w:cs="Times New Roman"/>
+          <w:color w:val="C9D1D9"/>
+          <w:kern w:val="0"/>
+          <w:sz w:val="21"/>
+          <w:szCs w:val="21"/>
+          <w:lang w:eastAsia="en-IN"/>
+          <w14:ligatures w14:val="none"/>
+        </w:rPr>
+        <w:t>l1</w:t>
+      </w:r>
+      <w:proofErr w:type="gramStart"/>
+      <w:r>
+        <w:rPr>
+          <w:rFonts w:ascii="Consolas" w:eastAsia="Times New Roman" w:hAnsi="Consolas" w:cs="Times New Roman"/>
+          <w:color w:val="BBBEBF"/>
+          <w:kern w:val="0"/>
+          <w:sz w:val="21"/>
+          <w:szCs w:val="21"/>
+          <w:lang w:eastAsia="en-IN"/>
+          <w14:ligatures w14:val="none"/>
+        </w:rPr>
+        <w:t>)  </w:t>
+      </w:r>
+      <w:r>
+        <w:rPr>
+          <w:rFonts w:ascii="Consolas" w:eastAsia="Times New Roman" w:hAnsi="Consolas" w:cs="Times New Roman"/>
+          <w:color w:val="8B949E"/>
+          <w:kern w:val="0"/>
+          <w:sz w:val="21"/>
+          <w:szCs w:val="21"/>
+          <w:lang w:eastAsia="en-IN"/>
+          <w14:ligatures w14:val="none"/>
+        </w:rPr>
+        <w:t>#</w:t>
+      </w:r>
+      <w:proofErr w:type="gramEnd"/>
+      <w:r>
+        <w:rPr>
+          <w:rFonts w:ascii="Consolas" w:eastAsia="Times New Roman" w:hAnsi="Consolas" w:cs="Times New Roman"/>
+          <w:color w:val="8B949E"/>
+          <w:kern w:val="0"/>
+          <w:sz w:val="21"/>
+          <w:szCs w:val="21"/>
+          <w:lang w:eastAsia="en-IN"/>
+          <w14:ligatures w14:val="none"/>
+        </w:rPr>
+        <w:t xml:space="preserve"> [1, 2, 2, 3, 11]</w:t>
+      </w:r>
+    </w:p>
+    <w:p>
+      <w:pPr>
+        <w:shd w:val="clear" w:color="auto" w:fill="121314"/>
+        <w:spacing w:after="0" w:line="285" w:lineRule="atLeast"/>
+        <w:rPr>
+          <w:rFonts w:ascii="Consolas" w:eastAsia="Times New Roman" w:hAnsi="Consolas" w:cs="Times New Roman"/>
+          <w:color w:val="BBBEBF"/>
+          <w:kern w:val="0"/>
+          <w:sz w:val="21"/>
+          <w:szCs w:val="21"/>
+          <w:lang w:eastAsia="en-IN"/>
+          <w14:ligatures w14:val="none"/>
+        </w:rPr>
+      </w:pPr>
+    </w:p>
+    <w:p>
+      <w:pPr>
+        <w:shd w:val="clear" w:color="auto" w:fill="121314"/>
+        <w:spacing w:after="0" w:line="285" w:lineRule="atLeast"/>
+        <w:rPr>
+          <w:rFonts w:ascii="Consolas" w:eastAsia="Times New Roman" w:hAnsi="Consolas" w:cs="Times New Roman"/>
+          <w:color w:val="BBBEBF"/>
+          <w:kern w:val="0"/>
+          <w:sz w:val="21"/>
+          <w:szCs w:val="21"/>
+          <w:lang w:eastAsia="en-IN"/>
+          <w14:ligatures w14:val="none"/>
+        </w:rPr>
+      </w:pPr>
+      <w:proofErr w:type="gramStart"/>
+      <w:r>
+        <w:rPr>
+          <w:rFonts w:ascii="Consolas" w:eastAsia="Times New Roman" w:hAnsi="Consolas" w:cs="Times New Roman"/>
+          <w:color w:val="C9D1D9"/>
+          <w:kern w:val="0"/>
+          <w:sz w:val="21"/>
+          <w:szCs w:val="21"/>
+          <w:lang w:eastAsia="en-IN"/>
+          <w14:ligatures w14:val="none"/>
+        </w:rPr>
+        <w:t>l1</w:t>
+      </w:r>
+      <w:r>
+        <w:rPr>
+          <w:rFonts w:ascii="Consolas" w:eastAsia="Times New Roman" w:hAnsi="Consolas" w:cs="Times New Roman"/>
+          <w:color w:val="BBBEBF"/>
+          <w:kern w:val="0"/>
+          <w:sz w:val="21"/>
+          <w:szCs w:val="21"/>
+          <w:lang w:eastAsia="en-IN"/>
+          <w14:ligatures w14:val="none"/>
+        </w:rPr>
+        <w:t>.</w:t>
+      </w:r>
+      <w:r>
+        <w:rPr>
+          <w:rFonts w:ascii="Consolas" w:eastAsia="Times New Roman" w:hAnsi="Consolas" w:cs="Times New Roman"/>
+          <w:color w:val="D2A8FF"/>
+          <w:kern w:val="0"/>
+          <w:sz w:val="21"/>
+          <w:szCs w:val="21"/>
+          <w:lang w:eastAsia="en-IN"/>
+          <w14:ligatures w14:val="none"/>
+        </w:rPr>
+        <w:t>pop</w:t>
+      </w:r>
+      <w:r>
+        <w:rPr>
+          <w:rFonts w:ascii="Consolas" w:eastAsia="Times New Roman" w:hAnsi="Consolas" w:cs="Times New Roman"/>
+          <w:color w:val="BBBEBF"/>
+          <w:kern w:val="0"/>
+          <w:sz w:val="21"/>
+          <w:szCs w:val="21"/>
+          <w:lang w:eastAsia="en-IN"/>
+          <w14:ligatures w14:val="none"/>
+        </w:rPr>
+        <w:t>(</w:t>
+      </w:r>
+      <w:proofErr w:type="gramEnd"/>
+      <w:r>
+        <w:rPr>
+          <w:rFonts w:ascii="Consolas" w:eastAsia="Times New Roman" w:hAnsi="Consolas" w:cs="Times New Roman"/>
+          <w:color w:val="BBBEBF"/>
+          <w:kern w:val="0"/>
+          <w:sz w:val="21"/>
+          <w:szCs w:val="21"/>
+          <w:lang w:eastAsia="en-IN"/>
+          <w14:ligatures w14:val="none"/>
+        </w:rPr>
+        <w:t>)</w:t>
+      </w:r>
+      <w:r>
+        <w:rPr>
+          <w:rFonts w:ascii="Consolas" w:eastAsia="Times New Roman" w:hAnsi="Consolas" w:cs="Times New Roman"/>
+          <w:color w:val="8B949E"/>
+          <w:kern w:val="0"/>
+          <w:sz w:val="21"/>
+          <w:szCs w:val="21"/>
+          <w:lang w:eastAsia="en-IN"/>
+          <w14:ligatures w14:val="none"/>
+        </w:rPr>
+        <w:t># this will remove the last element of the list</w:t>
+      </w:r>
+    </w:p>
+    <w:p>
+      <w:pPr>
+        <w:shd w:val="clear" w:color="auto" w:fill="121314"/>
+        <w:spacing w:after="0" w:line="285" w:lineRule="atLeast"/>
+        <w:rPr>
+          <w:rFonts w:ascii="Consolas" w:eastAsia="Times New Roman" w:hAnsi="Consolas" w:cs="Times New Roman"/>
+          <w:color w:val="BBBEBF"/>
+          <w:kern w:val="0"/>
+          <w:sz w:val="21"/>
+          <w:szCs w:val="21"/>
+          <w:lang w:eastAsia="en-IN"/>
+          <w14:ligatures w14:val="none"/>
+        </w:rPr>
+      </w:pPr>
+      <w:proofErr w:type="gramStart"/>
+      <w:r>
+        <w:rPr>
+          <w:rFonts w:ascii="Consolas" w:eastAsia="Times New Roman" w:hAnsi="Consolas" w:cs="Times New Roman"/>
+          <w:color w:val="C9D1D9"/>
+          <w:kern w:val="0"/>
+          <w:sz w:val="21"/>
+          <w:szCs w:val="21"/>
+          <w:lang w:eastAsia="en-IN"/>
+          <w14:ligatures w14:val="none"/>
+        </w:rPr>
+        <w:t>l1</w:t>
+      </w:r>
+      <w:r>
+        <w:rPr>
+          <w:rFonts w:ascii="Consolas" w:eastAsia="Times New Roman" w:hAnsi="Consolas" w:cs="Times New Roman"/>
+          <w:color w:val="BBBEBF"/>
+          <w:kern w:val="0"/>
+          <w:sz w:val="21"/>
+          <w:szCs w:val="21"/>
+          <w:lang w:eastAsia="en-IN"/>
+          <w14:ligatures w14:val="none"/>
+        </w:rPr>
+        <w:t>.</w:t>
+      </w:r>
+      <w:r>
+        <w:rPr>
+          <w:rFonts w:ascii="Consolas" w:eastAsia="Times New Roman" w:hAnsi="Consolas" w:cs="Times New Roman"/>
+          <w:color w:val="D2A8FF"/>
+          <w:kern w:val="0"/>
+          <w:sz w:val="21"/>
+          <w:szCs w:val="21"/>
+          <w:lang w:eastAsia="en-IN"/>
+          <w14:ligatures w14:val="none"/>
+        </w:rPr>
+        <w:t>pop</w:t>
+      </w:r>
+      <w:r>
+        <w:rPr>
+          <w:rFonts w:ascii="Consolas" w:eastAsia="Times New Roman" w:hAnsi="Consolas" w:cs="Times New Roman"/>
+          <w:color w:val="BBBEBF"/>
+          <w:kern w:val="0"/>
+          <w:sz w:val="21"/>
+          <w:szCs w:val="21"/>
+          <w:lang w:eastAsia="en-IN"/>
+          <w14:ligatures w14:val="none"/>
+        </w:rPr>
+        <w:t>(</w:t>
+      </w:r>
+      <w:proofErr w:type="gramEnd"/>
+      <w:r>
+        <w:rPr>
+          <w:rFonts w:ascii="Consolas" w:eastAsia="Times New Roman" w:hAnsi="Consolas" w:cs="Times New Roman"/>
+          <w:color w:val="B5CEA8"/>
+          <w:kern w:val="0"/>
+          <w:sz w:val="21"/>
+          <w:szCs w:val="21"/>
+          <w:lang w:eastAsia="en-IN"/>
+          <w14:ligatures w14:val="none"/>
+        </w:rPr>
+        <w:t>0</w:t>
+      </w:r>
+      <w:r>
+        <w:rPr>
+          <w:rFonts w:ascii="Consolas" w:eastAsia="Times New Roman" w:hAnsi="Consolas" w:cs="Times New Roman"/>
+          <w:color w:val="BBBEBF"/>
+          <w:kern w:val="0"/>
+          <w:sz w:val="21"/>
+          <w:szCs w:val="21"/>
+          <w:lang w:eastAsia="en-IN"/>
+          <w14:ligatures w14:val="none"/>
+        </w:rPr>
+        <w:t xml:space="preserve">) </w:t>
+      </w:r>
+      <w:r>
+        <w:rPr>
+          <w:rFonts w:ascii="Consolas" w:eastAsia="Times New Roman" w:hAnsi="Consolas" w:cs="Times New Roman"/>
+          <w:color w:val="8B949E"/>
+          <w:kern w:val="0"/>
+          <w:sz w:val="21"/>
+          <w:szCs w:val="21"/>
+          <w:lang w:eastAsia="en-IN"/>
+          <w14:ligatures w14:val="none"/>
+        </w:rPr>
+        <w:t># this will remove the first element of the list and returns removed element</w:t>
+      </w:r>
+    </w:p>
+    <w:p>
+      <w:pPr>
+        <w:shd w:val="clear" w:color="auto" w:fill="121314"/>
+        <w:spacing w:after="0" w:line="285" w:lineRule="atLeast"/>
+        <w:rPr>
+          <w:rFonts w:ascii="Consolas" w:eastAsia="Times New Roman" w:hAnsi="Consolas" w:cs="Times New Roman"/>
+          <w:color w:val="BBBEBF"/>
+          <w:kern w:val="0"/>
+          <w:sz w:val="21"/>
+          <w:szCs w:val="21"/>
+          <w:lang w:eastAsia="en-IN"/>
+          <w14:ligatures w14:val="none"/>
+        </w:rPr>
+      </w:pPr>
+      <w:r>
+        <w:rPr>
+          <w:rFonts w:ascii="Consolas" w:eastAsia="Times New Roman" w:hAnsi="Consolas" w:cs="Times New Roman"/>
+          <w:color w:val="D2A8FF"/>
+          <w:kern w:val="0"/>
+          <w:sz w:val="21"/>
+          <w:szCs w:val="21"/>
+          <w:lang w:eastAsia="en-IN"/>
+          <w14:ligatures w14:val="none"/>
+        </w:rPr>
+        <w:t>print</w:t>
+      </w:r>
+      <w:r>
+        <w:rPr>
+          <w:rFonts w:ascii="Consolas" w:eastAsia="Times New Roman" w:hAnsi="Consolas" w:cs="Times New Roman"/>
+          <w:color w:val="BBBEBF"/>
+          <w:kern w:val="0"/>
+          <w:sz w:val="21"/>
+          <w:szCs w:val="21"/>
+          <w:lang w:eastAsia="en-IN"/>
+          <w14:ligatures w14:val="none"/>
+        </w:rPr>
+        <w:t>(</w:t>
+      </w:r>
+      <w:r>
+        <w:rPr>
+          <w:rFonts w:ascii="Consolas" w:eastAsia="Times New Roman" w:hAnsi="Consolas" w:cs="Times New Roman"/>
+          <w:color w:val="C9D1D9"/>
+          <w:kern w:val="0"/>
+          <w:sz w:val="21"/>
+          <w:szCs w:val="21"/>
+          <w:lang w:eastAsia="en-IN"/>
+          <w14:ligatures w14:val="none"/>
+        </w:rPr>
+        <w:t>l1</w:t>
+      </w:r>
+      <w:proofErr w:type="gramStart"/>
+      <w:r>
+        <w:rPr>
+          <w:rFonts w:ascii="Consolas" w:eastAsia="Times New Roman" w:hAnsi="Consolas" w:cs="Times New Roman"/>
+          <w:color w:val="BBBEBF"/>
+          <w:kern w:val="0"/>
+          <w:sz w:val="21"/>
+          <w:szCs w:val="21"/>
+          <w:lang w:eastAsia="en-IN"/>
+          <w14:ligatures w14:val="none"/>
+        </w:rPr>
+        <w:t>)  </w:t>
+      </w:r>
+      <w:r>
+        <w:rPr>
+          <w:rFonts w:ascii="Consolas" w:eastAsia="Times New Roman" w:hAnsi="Consolas" w:cs="Times New Roman"/>
+          <w:color w:val="8B949E"/>
+          <w:kern w:val="0"/>
+          <w:sz w:val="21"/>
+          <w:szCs w:val="21"/>
+          <w:lang w:eastAsia="en-IN"/>
+          <w14:ligatures w14:val="none"/>
+        </w:rPr>
+        <w:t>#</w:t>
+      </w:r>
+      <w:proofErr w:type="gramEnd"/>
+      <w:r>
+        <w:rPr>
+          <w:rFonts w:ascii="Consolas" w:eastAsia="Times New Roman" w:hAnsi="Consolas" w:cs="Times New Roman"/>
+          <w:color w:val="8B949E"/>
+          <w:kern w:val="0"/>
+          <w:sz w:val="21"/>
+          <w:szCs w:val="21"/>
+          <w:lang w:eastAsia="en-IN"/>
+          <w14:ligatures w14:val="none"/>
+        </w:rPr>
+        <w:t xml:space="preserve"> [2, 2, 3]</w:t>
+      </w:r>
+    </w:p>
+    <w:p>
+      <w:pPr>
+        <w:shd w:val="clear" w:color="auto" w:fill="121314"/>
+        <w:spacing w:after="0" w:line="285" w:lineRule="atLeast"/>
+        <w:rPr>
+          <w:rFonts w:ascii="Consolas" w:eastAsia="Times New Roman" w:hAnsi="Consolas" w:cs="Times New Roman"/>
+          <w:color w:val="BBBEBF"/>
+          <w:kern w:val="0"/>
+          <w:sz w:val="21"/>
+          <w:szCs w:val="21"/>
+          <w:lang w:eastAsia="en-IN"/>
+          <w14:ligatures w14:val="none"/>
+        </w:rPr>
+      </w:pPr>
+      <w:r>
+        <w:rPr>
+          <w:rFonts w:ascii="Consolas" w:eastAsia="Times New Roman" w:hAnsi="Consolas" w:cs="Times New Roman"/>
+          <w:color w:val="C9D1D9"/>
+          <w:kern w:val="0"/>
+          <w:sz w:val="21"/>
+          <w:szCs w:val="21"/>
+          <w:lang w:eastAsia="en-IN"/>
+          <w14:ligatures w14:val="none"/>
+        </w:rPr>
+        <w:t>l</w:t>
+      </w:r>
+      <w:proofErr w:type="gramStart"/>
+      <w:r>
+        <w:rPr>
+          <w:rFonts w:ascii="Consolas" w:eastAsia="Times New Roman" w:hAnsi="Consolas" w:cs="Times New Roman"/>
+          <w:color w:val="C9D1D9"/>
+          <w:kern w:val="0"/>
+          <w:sz w:val="21"/>
+          <w:szCs w:val="21"/>
+          <w:lang w:eastAsia="en-IN"/>
+          <w14:ligatures w14:val="none"/>
+        </w:rPr>
+        <w:t>1</w:t>
+      </w:r>
+      <w:r>
+        <w:rPr>
+          <w:rFonts w:ascii="Consolas" w:eastAsia="Times New Roman" w:hAnsi="Consolas" w:cs="Times New Roman"/>
+          <w:color w:val="BBBEBF"/>
+          <w:kern w:val="0"/>
+          <w:sz w:val="21"/>
+          <w:szCs w:val="21"/>
+          <w:lang w:eastAsia="en-IN"/>
+          <w14:ligatures w14:val="none"/>
+        </w:rPr>
+        <w:t>.</w:t>
+      </w:r>
+      <w:r>
+        <w:rPr>
+          <w:rFonts w:ascii="Consolas" w:eastAsia="Times New Roman" w:hAnsi="Consolas" w:cs="Times New Roman"/>
+          <w:color w:val="D2A8FF"/>
+          <w:kern w:val="0"/>
+          <w:sz w:val="21"/>
+          <w:szCs w:val="21"/>
+          <w:lang w:eastAsia="en-IN"/>
+          <w14:ligatures w14:val="none"/>
+        </w:rPr>
+        <w:t>remove</w:t>
+      </w:r>
+      <w:proofErr w:type="gramEnd"/>
+      <w:r>
+        <w:rPr>
+          <w:rFonts w:ascii="Consolas" w:eastAsia="Times New Roman" w:hAnsi="Consolas" w:cs="Times New Roman"/>
+          <w:color w:val="BBBEBF"/>
+          <w:kern w:val="0"/>
+          <w:sz w:val="21"/>
+          <w:szCs w:val="21"/>
+          <w:lang w:eastAsia="en-IN"/>
+          <w14:ligatures w14:val="none"/>
+        </w:rPr>
+        <w:t>(</w:t>
+      </w:r>
+      <w:r>
+        <w:rPr>
+          <w:rFonts w:ascii="Consolas" w:eastAsia="Times New Roman" w:hAnsi="Consolas" w:cs="Times New Roman"/>
+          <w:color w:val="B5CEA8"/>
+          <w:kern w:val="0"/>
+          <w:sz w:val="21"/>
+          <w:szCs w:val="21"/>
+          <w:lang w:eastAsia="en-IN"/>
+          <w14:ligatures w14:val="none"/>
+        </w:rPr>
+        <w:t>2</w:t>
+      </w:r>
+      <w:r>
+        <w:rPr>
+          <w:rFonts w:ascii="Consolas" w:eastAsia="Times New Roman" w:hAnsi="Consolas" w:cs="Times New Roman"/>
+          <w:color w:val="BBBEBF"/>
+          <w:kern w:val="0"/>
+          <w:sz w:val="21"/>
+          <w:szCs w:val="21"/>
+          <w:lang w:eastAsia="en-IN"/>
+          <w14:ligatures w14:val="none"/>
+        </w:rPr>
+        <w:t xml:space="preserve">) </w:t>
+      </w:r>
+      <w:r>
+        <w:rPr>
+          <w:rFonts w:ascii="Consolas" w:eastAsia="Times New Roman" w:hAnsi="Consolas" w:cs="Times New Roman"/>
+          <w:color w:val="8B949E"/>
+          <w:kern w:val="0"/>
+          <w:sz w:val="21"/>
+          <w:szCs w:val="21"/>
+          <w:lang w:eastAsia="en-IN"/>
+          <w14:ligatures w14:val="none"/>
+        </w:rPr>
+        <w:t># this will remove the first occurrence of the element 2 from the list</w:t>
+      </w:r>
+    </w:p>
+    <w:p>
+      <w:pPr>
+        <w:shd w:val="clear" w:color="auto" w:fill="121314"/>
+        <w:spacing w:after="0" w:line="285" w:lineRule="atLeast"/>
+        <w:rPr>
+          <w:rFonts w:ascii="Consolas" w:eastAsia="Times New Roman" w:hAnsi="Consolas" w:cs="Times New Roman"/>
+          <w:color w:val="BBBEBF"/>
+          <w:kern w:val="0"/>
+          <w:sz w:val="21"/>
+          <w:szCs w:val="21"/>
+          <w:lang w:eastAsia="en-IN"/>
+          <w14:ligatures w14:val="none"/>
+        </w:rPr>
+      </w:pPr>
+      <w:r>
+        <w:rPr>
+          <w:rFonts w:ascii="Consolas" w:eastAsia="Times New Roman" w:hAnsi="Consolas" w:cs="Times New Roman"/>
+          <w:color w:val="D2A8FF"/>
+          <w:kern w:val="0"/>
+          <w:sz w:val="21"/>
+          <w:szCs w:val="21"/>
+          <w:lang w:eastAsia="en-IN"/>
+          <w14:ligatures w14:val="none"/>
+        </w:rPr>
+        <w:t>print</w:t>
+      </w:r>
+      <w:r>
+        <w:rPr>
+          <w:rFonts w:ascii="Consolas" w:eastAsia="Times New Roman" w:hAnsi="Consolas" w:cs="Times New Roman"/>
+          <w:color w:val="BBBEBF"/>
+          <w:kern w:val="0"/>
+          <w:sz w:val="21"/>
+          <w:szCs w:val="21"/>
+          <w:lang w:eastAsia="en-IN"/>
+          <w14:ligatures w14:val="none"/>
+        </w:rPr>
+        <w:t>(</w:t>
+      </w:r>
+      <w:r>
+        <w:rPr>
+          <w:rFonts w:ascii="Consolas" w:eastAsia="Times New Roman" w:hAnsi="Consolas" w:cs="Times New Roman"/>
+          <w:color w:val="C9D1D9"/>
+          <w:kern w:val="0"/>
+          <w:sz w:val="21"/>
+          <w:szCs w:val="21"/>
+          <w:lang w:eastAsia="en-IN"/>
+          <w14:ligatures w14:val="none"/>
+        </w:rPr>
+        <w:t>l1</w:t>
+      </w:r>
+      <w:proofErr w:type="gramStart"/>
+      <w:r>
+        <w:rPr>
+          <w:rFonts w:ascii="Consolas" w:eastAsia="Times New Roman" w:hAnsi="Consolas" w:cs="Times New Roman"/>
+          <w:color w:val="BBBEBF"/>
+          <w:kern w:val="0"/>
+          <w:sz w:val="21"/>
+          <w:szCs w:val="21"/>
+          <w:lang w:eastAsia="en-IN"/>
+          <w14:ligatures w14:val="none"/>
+        </w:rPr>
+        <w:t>)  </w:t>
+      </w:r>
+      <w:r>
+        <w:rPr>
+          <w:rFonts w:ascii="Consolas" w:eastAsia="Times New Roman" w:hAnsi="Consolas" w:cs="Times New Roman"/>
+          <w:color w:val="8B949E"/>
+          <w:kern w:val="0"/>
+          <w:sz w:val="21"/>
+          <w:szCs w:val="21"/>
+          <w:lang w:eastAsia="en-IN"/>
+          <w14:ligatures w14:val="none"/>
+        </w:rPr>
+        <w:t>#</w:t>
+      </w:r>
+      <w:proofErr w:type="gramEnd"/>
+      <w:r>
+        <w:rPr>
+          <w:rFonts w:ascii="Consolas" w:eastAsia="Times New Roman" w:hAnsi="Consolas" w:cs="Times New Roman"/>
+          <w:color w:val="8B949E"/>
+          <w:kern w:val="0"/>
+          <w:sz w:val="21"/>
+          <w:szCs w:val="21"/>
+          <w:lang w:eastAsia="en-IN"/>
+          <w14:ligatures w14:val="none"/>
+        </w:rPr>
+        <w:t xml:space="preserve"> [2, 3]</w:t>
+      </w:r>
+    </w:p>
+    <w:p>
+      <w:pPr>
+        <w:shd w:val="clear" w:color="auto" w:fill="121314"/>
+        <w:spacing w:after="0" w:line="285" w:lineRule="atLeast"/>
+        <w:rPr>
+          <w:rFonts w:ascii="Consolas" w:eastAsia="Times New Roman" w:hAnsi="Consolas" w:cs="Times New Roman"/>
+          <w:color w:val="BBBEBF"/>
+          <w:kern w:val="0"/>
+          <w:sz w:val="21"/>
+          <w:szCs w:val="21"/>
+          <w:lang w:eastAsia="en-IN"/>
+          <w14:ligatures w14:val="none"/>
+        </w:rPr>
+      </w:pPr>
+    </w:p>
+    <w:p>
+      <w:pPr>
+        <w:shd w:val="clear" w:color="auto" w:fill="121314"/>
+        <w:spacing w:after="0" w:line="285" w:lineRule="atLeast"/>
+        <w:rPr>
+          <w:rFonts w:ascii="Consolas" w:eastAsia="Times New Roman" w:hAnsi="Consolas" w:cs="Times New Roman"/>
+          <w:color w:val="BBBEBF"/>
+          <w:kern w:val="0"/>
+          <w:sz w:val="21"/>
+          <w:szCs w:val="21"/>
+          <w:lang w:eastAsia="en-IN"/>
+          <w14:ligatures w14:val="none"/>
+        </w:rPr>
+      </w:pPr>
+      <w:r>
+        <w:rPr>
+          <w:rFonts w:ascii="Consolas" w:eastAsia="Times New Roman" w:hAnsi="Consolas" w:cs="Times New Roman"/>
+          <w:color w:val="8B949E"/>
+          <w:kern w:val="0"/>
+          <w:sz w:val="21"/>
+          <w:szCs w:val="21"/>
+          <w:lang w:eastAsia="en-IN"/>
+          <w14:ligatures w14:val="none"/>
+        </w:rPr>
+        <w:t xml:space="preserve"># in list if u run just the methods it affects the </w:t>
+      </w:r>
+      <w:proofErr w:type="spellStart"/>
+      <w:r>
+        <w:rPr>
+          <w:rFonts w:ascii="Consolas" w:eastAsia="Times New Roman" w:hAnsi="Consolas" w:cs="Times New Roman"/>
+          <w:color w:val="8B949E"/>
+          <w:kern w:val="0"/>
+          <w:sz w:val="21"/>
+          <w:szCs w:val="21"/>
+          <w:lang w:eastAsia="en-IN"/>
+          <w14:ligatures w14:val="none"/>
+        </w:rPr>
+        <w:t>orignal</w:t>
+      </w:r>
+      <w:proofErr w:type="spellEnd"/>
+      <w:r>
+        <w:rPr>
+          <w:rFonts w:ascii="Consolas" w:eastAsia="Times New Roman" w:hAnsi="Consolas" w:cs="Times New Roman"/>
+          <w:color w:val="8B949E"/>
+          <w:kern w:val="0"/>
+          <w:sz w:val="21"/>
+          <w:szCs w:val="21"/>
+          <w:lang w:eastAsia="en-IN"/>
+          <w14:ligatures w14:val="none"/>
+        </w:rPr>
+        <w:t xml:space="preserve"> one so need to</w:t>
+      </w:r>
+    </w:p>
+    <w:p>
+      <w:pPr>
+        <w:shd w:val="clear" w:color="auto" w:fill="121314"/>
+        <w:spacing w:after="0" w:line="285" w:lineRule="atLeast"/>
+        <w:rPr>
+          <w:rFonts w:ascii="Consolas" w:eastAsia="Times New Roman" w:hAnsi="Consolas" w:cs="Times New Roman"/>
+          <w:color w:val="BBBEBF"/>
+          <w:kern w:val="0"/>
+          <w:sz w:val="21"/>
+          <w:szCs w:val="21"/>
+          <w:lang w:eastAsia="en-IN"/>
+          <w14:ligatures w14:val="none"/>
+        </w:rPr>
+      </w:pPr>
+      <w:r>
+        <w:rPr>
+          <w:rFonts w:ascii="Consolas" w:eastAsia="Times New Roman" w:hAnsi="Consolas" w:cs="Times New Roman"/>
+          <w:color w:val="8B949E"/>
+          <w:kern w:val="0"/>
+          <w:sz w:val="21"/>
+          <w:szCs w:val="21"/>
+          <w:lang w:eastAsia="en-IN"/>
+          <w14:ligatures w14:val="none"/>
+        </w:rPr>
+        <w:t xml:space="preserve"># </w:t>
+      </w:r>
+      <w:proofErr w:type="gramStart"/>
+      <w:r>
+        <w:rPr>
+          <w:rFonts w:ascii="Consolas" w:eastAsia="Times New Roman" w:hAnsi="Consolas" w:cs="Times New Roman"/>
+          <w:color w:val="8B949E"/>
+          <w:kern w:val="0"/>
+          <w:sz w:val="21"/>
+          <w:szCs w:val="21"/>
+          <w:lang w:eastAsia="en-IN"/>
+          <w14:ligatures w14:val="none"/>
+        </w:rPr>
+        <w:t>print</w:t>
+      </w:r>
+      <w:proofErr w:type="gramEnd"/>
+      <w:r>
+        <w:rPr>
+          <w:rFonts w:ascii="Consolas" w:eastAsia="Times New Roman" w:hAnsi="Consolas" w:cs="Times New Roman"/>
+          <w:color w:val="8B949E"/>
+          <w:kern w:val="0"/>
+          <w:sz w:val="21"/>
+          <w:szCs w:val="21"/>
+          <w:lang w:eastAsia="en-IN"/>
+          <w14:ligatures w14:val="none"/>
+        </w:rPr>
+        <w:t xml:space="preserve"> the list after the method to see the changes but in string it returns a new string and does not change the original one</w:t>
+      </w:r>
+    </w:p>
+    <w:p>
+      <w:pPr>
+        <w:shd w:val="clear" w:color="auto" w:fill="121314"/>
+        <w:spacing w:after="0" w:line="285" w:lineRule="atLeast"/>
+        <w:rPr>
+          <w:rFonts w:ascii="Consolas" w:eastAsia="Times New Roman" w:hAnsi="Consolas" w:cs="Times New Roman"/>
+          <w:color w:val="BBBEBF"/>
+          <w:kern w:val="0"/>
+          <w:sz w:val="21"/>
+          <w:szCs w:val="21"/>
+          <w:lang w:eastAsia="en-IN"/>
+          <w14:ligatures w14:val="none"/>
+        </w:rPr>
+      </w:pPr>
+    </w:p>
+    <w:p>
+      <w:pPr>
+        <w:tabs>
+          <w:tab w:val="left" w:pos="3132"/>
+        </w:tabs>
+        <w:rPr>
+          <w:rFonts w:ascii="Aptos" w:eastAsia="Times New Roman" w:hAnsi="Aptos" w:cs="Times New Roman"/>
+          <w:sz w:val="22"/>
+          <w:szCs w:val="22"/>
+          <w:lang w:eastAsia="en-IN"/>
+        </w:rPr>
+      </w:pPr>
+    </w:p>
+    <w:p>
+      <w:pPr>
+        <w:tabs>
+          <w:tab w:val="left" w:pos="3132"/>
+        </w:tabs>
+        <w:rPr>
+          <w:rFonts w:ascii="Aptos" w:eastAsia="Times New Roman" w:hAnsi="Aptos" w:cs="Times New Roman"/>
+          <w:b/>
+          <w:bCs/>
+          <w:sz w:val="22"/>
+          <w:szCs w:val="22"/>
+          <w:lang w:eastAsia="en-IN"/>
+        </w:rPr>
+      </w:pPr>
+      <w:proofErr w:type="gramStart"/>
+      <w:r>
+        <w:rPr>
+          <w:rFonts w:ascii="Aptos" w:eastAsia="Times New Roman" w:hAnsi="Aptos" w:cs="Times New Roman"/>
+          <w:b/>
+          <w:bCs/>
+          <w:sz w:val="22"/>
+          <w:szCs w:val="22"/>
+          <w:lang w:eastAsia="en-IN"/>
+        </w:rPr>
+        <w:t>Tuple :</w:t>
+      </w:r>
+      <w:proofErr w:type="gramEnd"/>
+      <w:r>
+        <w:rPr>
+          <w:rFonts w:ascii="Aptos" w:eastAsia="Times New Roman" w:hAnsi="Aptos" w:cs="Times New Roman"/>
+          <w:b/>
+          <w:bCs/>
+          <w:sz w:val="22"/>
+          <w:szCs w:val="22"/>
+          <w:lang w:eastAsia="en-IN"/>
+        </w:rPr>
+        <w:t>-</w:t>
+      </w:r>
+    </w:p>
+    <w:p>
+      <w:pPr>
+        <w:tabs>
+          <w:tab w:val="left" w:pos="3132"/>
+        </w:tabs>
+        <w:rPr>
+          <w:rFonts w:ascii="Aptos" w:eastAsia="Times New Roman" w:hAnsi="Aptos" w:cs="Times New Roman"/>
+          <w:sz w:val="22"/>
+          <w:szCs w:val="22"/>
+          <w:lang w:eastAsia="en-IN"/>
         </w:rPr>
       </w:pPr>
     </w:p>

--- a/Chapter 1 Problem set.docx
+++ b/Chapter 1 Problem set.docx
@@ -47716,6 +47716,8 @@
       <w:pPr>
         <w:rPr>
           <w:rFonts w:ascii="Aptos" w:eastAsia="Times New Roman" w:hAnsi="Aptos" w:cs="Times New Roman"/>
+          <w:b/>
+          <w:bCs/>
           <w:sz w:val="22"/>
           <w:szCs w:val="22"/>
           <w:lang w:eastAsia="en-IN"/>
@@ -47725,25 +47727,25 @@
     <w:p>
       <w:pPr>
         <w:rPr>
-          <w:rFonts w:ascii="Consolas" w:eastAsia="Times New Roman" w:hAnsi="Consolas" w:cs="Times New Roman"/>
-          <w:sz w:val="21"/>
-          <w:szCs w:val="21"/>
-          <w:lang w:eastAsia="en-IN"/>
-        </w:rPr>
-      </w:pPr>
-    </w:p>
-    <w:p>
-      <w:pPr>
-        <w:rPr>
-          <w:rFonts w:ascii="Consolas" w:eastAsia="Times New Roman" w:hAnsi="Consolas" w:cs="Times New Roman"/>
-          <w:color w:val="8B949E"/>
-          <w:kern w:val="0"/>
-          <w:sz w:val="21"/>
-          <w:szCs w:val="21"/>
-          <w:lang w:eastAsia="en-IN"/>
-          <w14:ligatures w14:val="none"/>
-        </w:rPr>
-      </w:pPr>
+          <w:rFonts w:ascii="Aptos" w:eastAsia="Times New Roman" w:hAnsi="Aptos" w:cs="Times New Roman"/>
+          <w:b/>
+          <w:bCs/>
+          <w:sz w:val="22"/>
+          <w:szCs w:val="22"/>
+          <w:lang w:eastAsia="en-IN"/>
+        </w:rPr>
+      </w:pPr>
+      <w:r>
+        <w:rPr>
+          <w:rFonts w:ascii="Aptos" w:eastAsia="Times New Roman" w:hAnsi="Aptos" w:cs="Times New Roman"/>
+          <w:b/>
+          <w:bCs/>
+          <w:sz w:val="22"/>
+          <w:szCs w:val="22"/>
+          <w:lang w:eastAsia="en-IN"/>
+        </w:rPr>
+        <w:t>Chapter 6 – Conditional Expression</w:t>
+      </w:r>
     </w:p>
     <w:p>
       <w:pPr>
@@ -47764,8 +47766,2729 @@
           <w:szCs w:val="21"/>
           <w:lang w:eastAsia="en-IN"/>
         </w:rPr>
-        <w:tab/>
-      </w:r>
+        <w:t xml:space="preserve">If else condition use case </w:t>
+      </w:r>
+    </w:p>
+    <w:p>
+      <w:pPr>
+        <w:tabs>
+          <w:tab w:val="left" w:pos="6144"/>
+        </w:tabs>
+        <w:rPr>
+          <w:rFonts w:ascii="Aptos" w:eastAsia="Times New Roman" w:hAnsi="Aptos" w:cs="Times New Roman"/>
+          <w:b/>
+          <w:bCs/>
+          <w:sz w:val="22"/>
+          <w:szCs w:val="22"/>
+          <w:lang w:eastAsia="en-IN"/>
+        </w:rPr>
+      </w:pPr>
+    </w:p>
+    <w:p>
+      <w:pPr>
+        <w:tabs>
+          <w:tab w:val="left" w:pos="6144"/>
+        </w:tabs>
+        <w:rPr>
+          <w:rFonts w:ascii="Aptos" w:eastAsia="Times New Roman" w:hAnsi="Aptos" w:cs="Times New Roman"/>
+          <w:b/>
+          <w:bCs/>
+          <w:sz w:val="22"/>
+          <w:szCs w:val="22"/>
+          <w:lang w:eastAsia="en-IN"/>
+        </w:rPr>
+      </w:pPr>
+      <w:r>
+        <w:rPr>
+          <w:rFonts w:ascii="Aptos" w:eastAsia="Times New Roman" w:hAnsi="Aptos" w:cs="Times New Roman"/>
+          <w:b/>
+          <w:bCs/>
+          <w:sz w:val="22"/>
+          <w:szCs w:val="22"/>
+          <w:lang w:eastAsia="en-IN"/>
+        </w:rPr>
+        <w:t xml:space="preserve">Relational </w:t>
+      </w:r>
+      <w:proofErr w:type="gramStart"/>
+      <w:r>
+        <w:rPr>
+          <w:rFonts w:ascii="Aptos" w:eastAsia="Times New Roman" w:hAnsi="Aptos" w:cs="Times New Roman"/>
+          <w:b/>
+          <w:bCs/>
+          <w:sz w:val="22"/>
+          <w:szCs w:val="22"/>
+          <w:lang w:eastAsia="en-IN"/>
+        </w:rPr>
+        <w:t>Operators :</w:t>
+      </w:r>
+      <w:proofErr w:type="gramEnd"/>
+      <w:r>
+        <w:rPr>
+          <w:rFonts w:ascii="Aptos" w:eastAsia="Times New Roman" w:hAnsi="Aptos" w:cs="Times New Roman"/>
+          <w:b/>
+          <w:bCs/>
+          <w:sz w:val="22"/>
+          <w:szCs w:val="22"/>
+          <w:lang w:eastAsia="en-IN"/>
+        </w:rPr>
+        <w:t>-</w:t>
+      </w:r>
+    </w:p>
+    <w:p>
+      <w:pPr>
+        <w:tabs>
+          <w:tab w:val="left" w:pos="6144"/>
+        </w:tabs>
+        <w:rPr>
+          <w:rFonts w:ascii="Aptos" w:eastAsia="Times New Roman" w:hAnsi="Aptos" w:cs="Times New Roman"/>
+          <w:sz w:val="22"/>
+          <w:szCs w:val="22"/>
+          <w:lang w:eastAsia="en-IN"/>
+        </w:rPr>
+      </w:pPr>
+      <w:r>
+        <w:rPr>
+          <w:rFonts w:ascii="Aptos" w:eastAsia="Times New Roman" w:hAnsi="Aptos" w:cs="Times New Roman"/>
+          <w:sz w:val="22"/>
+          <w:szCs w:val="22"/>
+          <w:lang w:eastAsia="en-IN"/>
+        </w:rPr>
+        <w:t xml:space="preserve">Relational operators are used to evaluate conditions inside the if statements, some </w:t>
+      </w:r>
+      <w:proofErr w:type="gramStart"/>
+      <w:r>
+        <w:rPr>
+          <w:rFonts w:ascii="Aptos" w:eastAsia="Times New Roman" w:hAnsi="Aptos" w:cs="Times New Roman"/>
+          <w:sz w:val="22"/>
+          <w:szCs w:val="22"/>
+          <w:lang w:eastAsia="en-IN"/>
+        </w:rPr>
+        <w:t>example</w:t>
+      </w:r>
+      <w:proofErr w:type="gramEnd"/>
+      <w:r>
+        <w:rPr>
+          <w:rFonts w:ascii="Aptos" w:eastAsia="Times New Roman" w:hAnsi="Aptos" w:cs="Times New Roman"/>
+          <w:sz w:val="22"/>
+          <w:szCs w:val="22"/>
+          <w:lang w:eastAsia="en-IN"/>
+        </w:rPr>
+        <w:t xml:space="preserve"> of relational operators </w:t>
+      </w:r>
+      <w:proofErr w:type="gramStart"/>
+      <w:r>
+        <w:rPr>
+          <w:rFonts w:ascii="Aptos" w:eastAsia="Times New Roman" w:hAnsi="Aptos" w:cs="Times New Roman"/>
+          <w:sz w:val="22"/>
+          <w:szCs w:val="22"/>
+          <w:lang w:eastAsia="en-IN"/>
+        </w:rPr>
+        <w:t>are :</w:t>
+      </w:r>
+      <w:proofErr w:type="gramEnd"/>
+      <w:r>
+        <w:rPr>
+          <w:rFonts w:ascii="Aptos" w:eastAsia="Times New Roman" w:hAnsi="Aptos" w:cs="Times New Roman"/>
+          <w:sz w:val="22"/>
+          <w:szCs w:val="22"/>
+          <w:lang w:eastAsia="en-IN"/>
+        </w:rPr>
+        <w:t>-</w:t>
+      </w:r>
+    </w:p>
+    <w:p>
+      <w:pPr>
+        <w:tabs>
+          <w:tab w:val="left" w:pos="6144"/>
+        </w:tabs>
+        <w:rPr>
+          <w:rFonts w:ascii="Aptos" w:eastAsia="Times New Roman" w:hAnsi="Aptos" w:cs="Times New Roman"/>
+          <w:sz w:val="22"/>
+          <w:szCs w:val="22"/>
+          <w:lang w:eastAsia="en-IN"/>
+        </w:rPr>
+      </w:pPr>
+      <w:r>
+        <w:rPr>
+          <w:rFonts w:ascii="Aptos" w:eastAsia="Times New Roman" w:hAnsi="Aptos" w:cs="Times New Roman"/>
+          <w:sz w:val="22"/>
+          <w:szCs w:val="22"/>
+          <w:lang w:eastAsia="en-IN"/>
+        </w:rPr>
+        <w:t xml:space="preserve">== equals </w:t>
+      </w:r>
+    </w:p>
+    <w:p>
+      <w:pPr>
+        <w:tabs>
+          <w:tab w:val="left" w:pos="6144"/>
+        </w:tabs>
+        <w:rPr>
+          <w:rFonts w:ascii="Aptos" w:eastAsia="Times New Roman" w:hAnsi="Aptos" w:cs="Times New Roman"/>
+          <w:sz w:val="22"/>
+          <w:szCs w:val="22"/>
+          <w:lang w:eastAsia="en-IN"/>
+        </w:rPr>
+      </w:pPr>
+      <w:r>
+        <w:rPr>
+          <w:rFonts w:ascii="Aptos" w:eastAsia="Times New Roman" w:hAnsi="Aptos" w:cs="Times New Roman"/>
+          <w:sz w:val="22"/>
+          <w:szCs w:val="22"/>
+          <w:lang w:eastAsia="en-IN"/>
+        </w:rPr>
+        <w:t>&gt;= greater than equal and &lt;=</w:t>
+      </w:r>
+    </w:p>
+    <w:p>
+      <w:pPr>
+        <w:shd w:val="clear" w:color="auto" w:fill="121314"/>
+        <w:spacing w:after="0" w:line="285" w:lineRule="atLeast"/>
+        <w:rPr>
+          <w:rFonts w:ascii="Consolas" w:eastAsia="Times New Roman" w:hAnsi="Consolas" w:cs="Times New Roman"/>
+          <w:color w:val="BBBEBF"/>
+          <w:kern w:val="0"/>
+          <w:sz w:val="21"/>
+          <w:szCs w:val="21"/>
+          <w:lang w:eastAsia="en-IN"/>
+          <w14:ligatures w14:val="none"/>
+        </w:rPr>
+      </w:pPr>
+      <w:r>
+        <w:rPr>
+          <w:rFonts w:ascii="Consolas" w:eastAsia="Times New Roman" w:hAnsi="Consolas" w:cs="Times New Roman"/>
+          <w:color w:val="C9D1D9"/>
+          <w:kern w:val="0"/>
+          <w:sz w:val="21"/>
+          <w:szCs w:val="21"/>
+          <w:lang w:eastAsia="en-IN"/>
+          <w14:ligatures w14:val="none"/>
+        </w:rPr>
+        <w:t>a</w:t>
+      </w:r>
+      <w:r>
+        <w:rPr>
+          <w:rFonts w:ascii="Consolas" w:eastAsia="Times New Roman" w:hAnsi="Consolas" w:cs="Times New Roman"/>
+          <w:color w:val="D4D4D4"/>
+          <w:kern w:val="0"/>
+          <w:sz w:val="21"/>
+          <w:szCs w:val="21"/>
+          <w:lang w:eastAsia="en-IN"/>
+          <w14:ligatures w14:val="none"/>
+        </w:rPr>
+        <w:t>=</w:t>
+      </w:r>
+      <w:proofErr w:type="gramStart"/>
+      <w:r>
+        <w:rPr>
+          <w:rFonts w:ascii="Consolas" w:eastAsia="Times New Roman" w:hAnsi="Consolas" w:cs="Times New Roman"/>
+          <w:color w:val="4EC9B0"/>
+          <w:kern w:val="0"/>
+          <w:sz w:val="21"/>
+          <w:szCs w:val="21"/>
+          <w:lang w:eastAsia="en-IN"/>
+          <w14:ligatures w14:val="none"/>
+        </w:rPr>
+        <w:t>int</w:t>
+      </w:r>
+      <w:r>
+        <w:rPr>
+          <w:rFonts w:ascii="Consolas" w:eastAsia="Times New Roman" w:hAnsi="Consolas" w:cs="Times New Roman"/>
+          <w:color w:val="BBBEBF"/>
+          <w:kern w:val="0"/>
+          <w:sz w:val="21"/>
+          <w:szCs w:val="21"/>
+          <w:lang w:eastAsia="en-IN"/>
+          <w14:ligatures w14:val="none"/>
+        </w:rPr>
+        <w:t>(</w:t>
+      </w:r>
+      <w:r>
+        <w:rPr>
+          <w:rFonts w:ascii="Consolas" w:eastAsia="Times New Roman" w:hAnsi="Consolas" w:cs="Times New Roman"/>
+          <w:color w:val="D2A8FF"/>
+          <w:kern w:val="0"/>
+          <w:sz w:val="21"/>
+          <w:szCs w:val="21"/>
+          <w:lang w:eastAsia="en-IN"/>
+          <w14:ligatures w14:val="none"/>
+        </w:rPr>
+        <w:t>input</w:t>
+      </w:r>
+      <w:r>
+        <w:rPr>
+          <w:rFonts w:ascii="Consolas" w:eastAsia="Times New Roman" w:hAnsi="Consolas" w:cs="Times New Roman"/>
+          <w:color w:val="BBBEBF"/>
+          <w:kern w:val="0"/>
+          <w:sz w:val="21"/>
+          <w:szCs w:val="21"/>
+          <w:lang w:eastAsia="en-IN"/>
+          <w14:ligatures w14:val="none"/>
+        </w:rPr>
+        <w:t>(</w:t>
+      </w:r>
+      <w:proofErr w:type="gramEnd"/>
+      <w:r>
+        <w:rPr>
+          <w:rFonts w:ascii="Consolas" w:eastAsia="Times New Roman" w:hAnsi="Consolas" w:cs="Times New Roman"/>
+          <w:color w:val="A5D6FF"/>
+          <w:kern w:val="0"/>
+          <w:sz w:val="21"/>
+          <w:szCs w:val="21"/>
+          <w:lang w:eastAsia="en-IN"/>
+          <w14:ligatures w14:val="none"/>
+        </w:rPr>
+        <w:t xml:space="preserve">"enter </w:t>
+      </w:r>
+      <w:proofErr w:type="gramStart"/>
+      <w:r>
+        <w:rPr>
+          <w:rFonts w:ascii="Consolas" w:eastAsia="Times New Roman" w:hAnsi="Consolas" w:cs="Times New Roman"/>
+          <w:color w:val="A5D6FF"/>
+          <w:kern w:val="0"/>
+          <w:sz w:val="21"/>
+          <w:szCs w:val="21"/>
+          <w:lang w:eastAsia="en-IN"/>
+          <w14:ligatures w14:val="none"/>
+        </w:rPr>
+        <w:t>age :</w:t>
+      </w:r>
+      <w:proofErr w:type="gramEnd"/>
+      <w:r>
+        <w:rPr>
+          <w:rFonts w:ascii="Consolas" w:eastAsia="Times New Roman" w:hAnsi="Consolas" w:cs="Times New Roman"/>
+          <w:color w:val="A5D6FF"/>
+          <w:kern w:val="0"/>
+          <w:sz w:val="21"/>
+          <w:szCs w:val="21"/>
+          <w:lang w:eastAsia="en-IN"/>
+          <w14:ligatures w14:val="none"/>
+        </w:rPr>
+        <w:t>"</w:t>
+      </w:r>
+      <w:r>
+        <w:rPr>
+          <w:rFonts w:ascii="Consolas" w:eastAsia="Times New Roman" w:hAnsi="Consolas" w:cs="Times New Roman"/>
+          <w:color w:val="BBBEBF"/>
+          <w:kern w:val="0"/>
+          <w:sz w:val="21"/>
+          <w:szCs w:val="21"/>
+          <w:lang w:eastAsia="en-IN"/>
+          <w14:ligatures w14:val="none"/>
+        </w:rPr>
+        <w:t>))</w:t>
+      </w:r>
+    </w:p>
+    <w:p>
+      <w:pPr>
+        <w:shd w:val="clear" w:color="auto" w:fill="121314"/>
+        <w:spacing w:after="0" w:line="285" w:lineRule="atLeast"/>
+        <w:rPr>
+          <w:rFonts w:ascii="Consolas" w:eastAsia="Times New Roman" w:hAnsi="Consolas" w:cs="Times New Roman"/>
+          <w:color w:val="BBBEBF"/>
+          <w:kern w:val="0"/>
+          <w:sz w:val="21"/>
+          <w:szCs w:val="21"/>
+          <w:lang w:eastAsia="en-IN"/>
+          <w14:ligatures w14:val="none"/>
+        </w:rPr>
+      </w:pPr>
+    </w:p>
+    <w:p>
+      <w:pPr>
+        <w:shd w:val="clear" w:color="auto" w:fill="121314"/>
+        <w:spacing w:after="0" w:line="285" w:lineRule="atLeast"/>
+        <w:rPr>
+          <w:rFonts w:ascii="Consolas" w:eastAsia="Times New Roman" w:hAnsi="Consolas" w:cs="Times New Roman"/>
+          <w:color w:val="BBBEBF"/>
+          <w:kern w:val="0"/>
+          <w:sz w:val="21"/>
+          <w:szCs w:val="21"/>
+          <w:lang w:eastAsia="en-IN"/>
+          <w14:ligatures w14:val="none"/>
+        </w:rPr>
+      </w:pPr>
+      <w:r>
+        <w:rPr>
+          <w:rFonts w:ascii="Consolas" w:eastAsia="Times New Roman" w:hAnsi="Consolas" w:cs="Times New Roman"/>
+          <w:color w:val="8B949E"/>
+          <w:kern w:val="0"/>
+          <w:sz w:val="21"/>
+          <w:szCs w:val="21"/>
+          <w:lang w:eastAsia="en-IN"/>
+          <w14:ligatures w14:val="none"/>
+        </w:rPr>
+        <w:t xml:space="preserve"># </w:t>
+      </w:r>
+      <w:proofErr w:type="gramStart"/>
+      <w:r>
+        <w:rPr>
+          <w:rFonts w:ascii="Consolas" w:eastAsia="Times New Roman" w:hAnsi="Consolas" w:cs="Times New Roman"/>
+          <w:color w:val="8B949E"/>
+          <w:kern w:val="0"/>
+          <w:sz w:val="21"/>
+          <w:szCs w:val="21"/>
+          <w:lang w:eastAsia="en-IN"/>
+          <w14:ligatures w14:val="none"/>
+        </w:rPr>
+        <w:t>if</w:t>
+      </w:r>
+      <w:proofErr w:type="gramEnd"/>
+      <w:r>
+        <w:rPr>
+          <w:rFonts w:ascii="Consolas" w:eastAsia="Times New Roman" w:hAnsi="Consolas" w:cs="Times New Roman"/>
+          <w:color w:val="8B949E"/>
+          <w:kern w:val="0"/>
+          <w:sz w:val="21"/>
+          <w:szCs w:val="21"/>
+          <w:lang w:eastAsia="en-IN"/>
+          <w14:ligatures w14:val="none"/>
+        </w:rPr>
+        <w:t xml:space="preserve"> </w:t>
+      </w:r>
+      <w:proofErr w:type="spellStart"/>
+      <w:r>
+        <w:rPr>
+          <w:rFonts w:ascii="Consolas" w:eastAsia="Times New Roman" w:hAnsi="Consolas" w:cs="Times New Roman"/>
+          <w:color w:val="8B949E"/>
+          <w:kern w:val="0"/>
+          <w:sz w:val="21"/>
+          <w:szCs w:val="21"/>
+          <w:lang w:eastAsia="en-IN"/>
+          <w14:ligatures w14:val="none"/>
+        </w:rPr>
+        <w:t>elif</w:t>
+      </w:r>
+      <w:proofErr w:type="spellEnd"/>
+      <w:r>
+        <w:rPr>
+          <w:rFonts w:ascii="Consolas" w:eastAsia="Times New Roman" w:hAnsi="Consolas" w:cs="Times New Roman"/>
+          <w:color w:val="8B949E"/>
+          <w:kern w:val="0"/>
+          <w:sz w:val="21"/>
+          <w:szCs w:val="21"/>
+          <w:lang w:eastAsia="en-IN"/>
+          <w14:ligatures w14:val="none"/>
+        </w:rPr>
+        <w:t xml:space="preserve"> ladder</w:t>
+      </w:r>
+    </w:p>
+    <w:p>
+      <w:pPr>
+        <w:shd w:val="clear" w:color="auto" w:fill="121314"/>
+        <w:spacing w:after="0" w:line="285" w:lineRule="atLeast"/>
+        <w:rPr>
+          <w:rFonts w:ascii="Consolas" w:eastAsia="Times New Roman" w:hAnsi="Consolas" w:cs="Times New Roman"/>
+          <w:color w:val="BBBEBF"/>
+          <w:kern w:val="0"/>
+          <w:sz w:val="21"/>
+          <w:szCs w:val="21"/>
+          <w:lang w:eastAsia="en-IN"/>
+          <w14:ligatures w14:val="none"/>
+        </w:rPr>
+      </w:pPr>
+      <w:r>
+        <w:rPr>
+          <w:rFonts w:ascii="Consolas" w:eastAsia="Times New Roman" w:hAnsi="Consolas" w:cs="Times New Roman"/>
+          <w:color w:val="C586C0"/>
+          <w:kern w:val="0"/>
+          <w:sz w:val="21"/>
+          <w:szCs w:val="21"/>
+          <w:lang w:eastAsia="en-IN"/>
+          <w14:ligatures w14:val="none"/>
+        </w:rPr>
+        <w:t>if</w:t>
+      </w:r>
+      <w:r>
+        <w:rPr>
+          <w:rFonts w:ascii="Consolas" w:eastAsia="Times New Roman" w:hAnsi="Consolas" w:cs="Times New Roman"/>
+          <w:color w:val="BBBEBF"/>
+          <w:kern w:val="0"/>
+          <w:sz w:val="21"/>
+          <w:szCs w:val="21"/>
+          <w:lang w:eastAsia="en-IN"/>
+          <w14:ligatures w14:val="none"/>
+        </w:rPr>
+        <w:t xml:space="preserve"> </w:t>
+      </w:r>
+      <w:r>
+        <w:rPr>
+          <w:rFonts w:ascii="Consolas" w:eastAsia="Times New Roman" w:hAnsi="Consolas" w:cs="Times New Roman"/>
+          <w:color w:val="C9D1D9"/>
+          <w:kern w:val="0"/>
+          <w:sz w:val="21"/>
+          <w:szCs w:val="21"/>
+          <w:lang w:eastAsia="en-IN"/>
+          <w14:ligatures w14:val="none"/>
+        </w:rPr>
+        <w:t>a</w:t>
+      </w:r>
+      <w:r>
+        <w:rPr>
+          <w:rFonts w:ascii="Consolas" w:eastAsia="Times New Roman" w:hAnsi="Consolas" w:cs="Times New Roman"/>
+          <w:color w:val="D4D4D4"/>
+          <w:kern w:val="0"/>
+          <w:sz w:val="21"/>
+          <w:szCs w:val="21"/>
+          <w:lang w:eastAsia="en-IN"/>
+          <w14:ligatures w14:val="none"/>
+        </w:rPr>
+        <w:t>&gt;=</w:t>
+      </w:r>
+      <w:r>
+        <w:rPr>
+          <w:rFonts w:ascii="Consolas" w:eastAsia="Times New Roman" w:hAnsi="Consolas" w:cs="Times New Roman"/>
+          <w:color w:val="B5CEA8"/>
+          <w:kern w:val="0"/>
+          <w:sz w:val="21"/>
+          <w:szCs w:val="21"/>
+          <w:lang w:eastAsia="en-IN"/>
+          <w14:ligatures w14:val="none"/>
+        </w:rPr>
+        <w:t>18</w:t>
+      </w:r>
+      <w:r>
+        <w:rPr>
+          <w:rFonts w:ascii="Consolas" w:eastAsia="Times New Roman" w:hAnsi="Consolas" w:cs="Times New Roman"/>
+          <w:color w:val="BBBEBF"/>
+          <w:kern w:val="0"/>
+          <w:sz w:val="21"/>
+          <w:szCs w:val="21"/>
+          <w:lang w:eastAsia="en-IN"/>
+          <w14:ligatures w14:val="none"/>
+        </w:rPr>
+        <w:t>:</w:t>
+      </w:r>
+    </w:p>
+    <w:p>
+      <w:pPr>
+        <w:shd w:val="clear" w:color="auto" w:fill="121314"/>
+        <w:spacing w:after="0" w:line="285" w:lineRule="atLeast"/>
+        <w:rPr>
+          <w:rFonts w:ascii="Consolas" w:eastAsia="Times New Roman" w:hAnsi="Consolas" w:cs="Times New Roman"/>
+          <w:color w:val="BBBEBF"/>
+          <w:kern w:val="0"/>
+          <w:sz w:val="21"/>
+          <w:szCs w:val="21"/>
+          <w:lang w:eastAsia="en-IN"/>
+          <w14:ligatures w14:val="none"/>
+        </w:rPr>
+      </w:pPr>
+      <w:r>
+        <w:rPr>
+          <w:rFonts w:ascii="Consolas" w:eastAsia="Times New Roman" w:hAnsi="Consolas" w:cs="Times New Roman"/>
+          <w:color w:val="BBBEBF"/>
+          <w:kern w:val="0"/>
+          <w:sz w:val="21"/>
+          <w:szCs w:val="21"/>
+          <w:lang w:eastAsia="en-IN"/>
+          <w14:ligatures w14:val="none"/>
+        </w:rPr>
+        <w:t xml:space="preserve">    </w:t>
+      </w:r>
+      <w:proofErr w:type="gramStart"/>
+      <w:r>
+        <w:rPr>
+          <w:rFonts w:ascii="Consolas" w:eastAsia="Times New Roman" w:hAnsi="Consolas" w:cs="Times New Roman"/>
+          <w:color w:val="D2A8FF"/>
+          <w:kern w:val="0"/>
+          <w:sz w:val="21"/>
+          <w:szCs w:val="21"/>
+          <w:lang w:eastAsia="en-IN"/>
+          <w14:ligatures w14:val="none"/>
+        </w:rPr>
+        <w:t>print</w:t>
+      </w:r>
+      <w:r>
+        <w:rPr>
+          <w:rFonts w:ascii="Consolas" w:eastAsia="Times New Roman" w:hAnsi="Consolas" w:cs="Times New Roman"/>
+          <w:color w:val="BBBEBF"/>
+          <w:kern w:val="0"/>
+          <w:sz w:val="21"/>
+          <w:szCs w:val="21"/>
+          <w:lang w:eastAsia="en-IN"/>
+          <w14:ligatures w14:val="none"/>
+        </w:rPr>
+        <w:t>(</w:t>
+      </w:r>
+      <w:proofErr w:type="gramEnd"/>
+      <w:r>
+        <w:rPr>
+          <w:rFonts w:ascii="Consolas" w:eastAsia="Times New Roman" w:hAnsi="Consolas" w:cs="Times New Roman"/>
+          <w:color w:val="A5D6FF"/>
+          <w:kern w:val="0"/>
+          <w:sz w:val="21"/>
+          <w:szCs w:val="21"/>
+          <w:lang w:eastAsia="en-IN"/>
+          <w14:ligatures w14:val="none"/>
+        </w:rPr>
+        <w:t>"you are eligible to vote"</w:t>
+      </w:r>
+      <w:r>
+        <w:rPr>
+          <w:rFonts w:ascii="Consolas" w:eastAsia="Times New Roman" w:hAnsi="Consolas" w:cs="Times New Roman"/>
+          <w:color w:val="BBBEBF"/>
+          <w:kern w:val="0"/>
+          <w:sz w:val="21"/>
+          <w:szCs w:val="21"/>
+          <w:lang w:eastAsia="en-IN"/>
+          <w14:ligatures w14:val="none"/>
+        </w:rPr>
+        <w:t>)</w:t>
+      </w:r>
+    </w:p>
+    <w:p>
+      <w:pPr>
+        <w:shd w:val="clear" w:color="auto" w:fill="121314"/>
+        <w:spacing w:after="0" w:line="285" w:lineRule="atLeast"/>
+        <w:rPr>
+          <w:rFonts w:ascii="Consolas" w:eastAsia="Times New Roman" w:hAnsi="Consolas" w:cs="Times New Roman"/>
+          <w:color w:val="BBBEBF"/>
+          <w:kern w:val="0"/>
+          <w:sz w:val="21"/>
+          <w:szCs w:val="21"/>
+          <w:lang w:eastAsia="en-IN"/>
+          <w14:ligatures w14:val="none"/>
+        </w:rPr>
+      </w:pPr>
+      <w:r>
+        <w:rPr>
+          <w:rFonts w:ascii="Consolas" w:eastAsia="Times New Roman" w:hAnsi="Consolas" w:cs="Times New Roman"/>
+          <w:color w:val="BBBEBF"/>
+          <w:kern w:val="0"/>
+          <w:sz w:val="21"/>
+          <w:szCs w:val="21"/>
+          <w:lang w:eastAsia="en-IN"/>
+          <w14:ligatures w14:val="none"/>
+        </w:rPr>
+        <w:t xml:space="preserve">    </w:t>
+      </w:r>
+      <w:proofErr w:type="gramStart"/>
+      <w:r>
+        <w:rPr>
+          <w:rFonts w:ascii="Consolas" w:eastAsia="Times New Roman" w:hAnsi="Consolas" w:cs="Times New Roman"/>
+          <w:color w:val="D2A8FF"/>
+          <w:kern w:val="0"/>
+          <w:sz w:val="21"/>
+          <w:szCs w:val="21"/>
+          <w:lang w:eastAsia="en-IN"/>
+          <w14:ligatures w14:val="none"/>
+        </w:rPr>
+        <w:t>print</w:t>
+      </w:r>
+      <w:r>
+        <w:rPr>
+          <w:rFonts w:ascii="Consolas" w:eastAsia="Times New Roman" w:hAnsi="Consolas" w:cs="Times New Roman"/>
+          <w:color w:val="BBBEBF"/>
+          <w:kern w:val="0"/>
+          <w:sz w:val="21"/>
+          <w:szCs w:val="21"/>
+          <w:lang w:eastAsia="en-IN"/>
+          <w14:ligatures w14:val="none"/>
+        </w:rPr>
+        <w:t>(</w:t>
+      </w:r>
+      <w:proofErr w:type="gramEnd"/>
+      <w:r>
+        <w:rPr>
+          <w:rFonts w:ascii="Consolas" w:eastAsia="Times New Roman" w:hAnsi="Consolas" w:cs="Times New Roman"/>
+          <w:color w:val="A5D6FF"/>
+          <w:kern w:val="0"/>
+          <w:sz w:val="21"/>
+          <w:szCs w:val="21"/>
+          <w:lang w:eastAsia="en-IN"/>
+          <w14:ligatures w14:val="none"/>
+        </w:rPr>
+        <w:t>"you can also contest in elections"</w:t>
+      </w:r>
+      <w:r>
+        <w:rPr>
+          <w:rFonts w:ascii="Consolas" w:eastAsia="Times New Roman" w:hAnsi="Consolas" w:cs="Times New Roman"/>
+          <w:color w:val="BBBEBF"/>
+          <w:kern w:val="0"/>
+          <w:sz w:val="21"/>
+          <w:szCs w:val="21"/>
+          <w:lang w:eastAsia="en-IN"/>
+          <w14:ligatures w14:val="none"/>
+        </w:rPr>
+        <w:t>)</w:t>
+      </w:r>
+    </w:p>
+    <w:p>
+      <w:pPr>
+        <w:shd w:val="clear" w:color="auto" w:fill="121314"/>
+        <w:spacing w:after="0" w:line="285" w:lineRule="atLeast"/>
+        <w:rPr>
+          <w:rFonts w:ascii="Consolas" w:eastAsia="Times New Roman" w:hAnsi="Consolas" w:cs="Times New Roman"/>
+          <w:color w:val="BBBEBF"/>
+          <w:kern w:val="0"/>
+          <w:sz w:val="21"/>
+          <w:szCs w:val="21"/>
+          <w:lang w:eastAsia="en-IN"/>
+          <w14:ligatures w14:val="none"/>
+        </w:rPr>
+      </w:pPr>
+      <w:r>
+        <w:rPr>
+          <w:rFonts w:ascii="Consolas" w:eastAsia="Times New Roman" w:hAnsi="Consolas" w:cs="Times New Roman"/>
+          <w:color w:val="C586C0"/>
+          <w:kern w:val="0"/>
+          <w:sz w:val="21"/>
+          <w:szCs w:val="21"/>
+          <w:lang w:eastAsia="en-IN"/>
+          <w14:ligatures w14:val="none"/>
+        </w:rPr>
+        <w:t>else</w:t>
+      </w:r>
+      <w:r>
+        <w:rPr>
+          <w:rFonts w:ascii="Consolas" w:eastAsia="Times New Roman" w:hAnsi="Consolas" w:cs="Times New Roman"/>
+          <w:color w:val="BBBEBF"/>
+          <w:kern w:val="0"/>
+          <w:sz w:val="21"/>
+          <w:szCs w:val="21"/>
+          <w:lang w:eastAsia="en-IN"/>
+          <w14:ligatures w14:val="none"/>
+        </w:rPr>
+        <w:t>:</w:t>
+      </w:r>
+    </w:p>
+    <w:p>
+      <w:pPr>
+        <w:shd w:val="clear" w:color="auto" w:fill="121314"/>
+        <w:spacing w:after="0" w:line="285" w:lineRule="atLeast"/>
+        <w:rPr>
+          <w:rFonts w:ascii="Consolas" w:eastAsia="Times New Roman" w:hAnsi="Consolas" w:cs="Times New Roman"/>
+          <w:color w:val="BBBEBF"/>
+          <w:kern w:val="0"/>
+          <w:sz w:val="21"/>
+          <w:szCs w:val="21"/>
+          <w:lang w:eastAsia="en-IN"/>
+          <w14:ligatures w14:val="none"/>
+        </w:rPr>
+      </w:pPr>
+      <w:r>
+        <w:rPr>
+          <w:rFonts w:ascii="Consolas" w:eastAsia="Times New Roman" w:hAnsi="Consolas" w:cs="Times New Roman"/>
+          <w:color w:val="BBBEBF"/>
+          <w:kern w:val="0"/>
+          <w:sz w:val="21"/>
+          <w:szCs w:val="21"/>
+          <w:lang w:eastAsia="en-IN"/>
+          <w14:ligatures w14:val="none"/>
+        </w:rPr>
+        <w:t xml:space="preserve">    </w:t>
+      </w:r>
+      <w:proofErr w:type="gramStart"/>
+      <w:r>
+        <w:rPr>
+          <w:rFonts w:ascii="Consolas" w:eastAsia="Times New Roman" w:hAnsi="Consolas" w:cs="Times New Roman"/>
+          <w:color w:val="D2A8FF"/>
+          <w:kern w:val="0"/>
+          <w:sz w:val="21"/>
+          <w:szCs w:val="21"/>
+          <w:lang w:eastAsia="en-IN"/>
+          <w14:ligatures w14:val="none"/>
+        </w:rPr>
+        <w:t>print</w:t>
+      </w:r>
+      <w:r>
+        <w:rPr>
+          <w:rFonts w:ascii="Consolas" w:eastAsia="Times New Roman" w:hAnsi="Consolas" w:cs="Times New Roman"/>
+          <w:color w:val="BBBEBF"/>
+          <w:kern w:val="0"/>
+          <w:sz w:val="21"/>
+          <w:szCs w:val="21"/>
+          <w:lang w:eastAsia="en-IN"/>
+          <w14:ligatures w14:val="none"/>
+        </w:rPr>
+        <w:t>(</w:t>
+      </w:r>
+      <w:proofErr w:type="gramEnd"/>
+      <w:r>
+        <w:rPr>
+          <w:rFonts w:ascii="Consolas" w:eastAsia="Times New Roman" w:hAnsi="Consolas" w:cs="Times New Roman"/>
+          <w:color w:val="A5D6FF"/>
+          <w:kern w:val="0"/>
+          <w:sz w:val="21"/>
+          <w:szCs w:val="21"/>
+          <w:lang w:eastAsia="en-IN"/>
+          <w14:ligatures w14:val="none"/>
+        </w:rPr>
+        <w:t>"you are not eligible to vote"</w:t>
+      </w:r>
+      <w:r>
+        <w:rPr>
+          <w:rFonts w:ascii="Consolas" w:eastAsia="Times New Roman" w:hAnsi="Consolas" w:cs="Times New Roman"/>
+          <w:color w:val="BBBEBF"/>
+          <w:kern w:val="0"/>
+          <w:sz w:val="21"/>
+          <w:szCs w:val="21"/>
+          <w:lang w:eastAsia="en-IN"/>
+          <w14:ligatures w14:val="none"/>
+        </w:rPr>
+        <w:t>)</w:t>
+      </w:r>
+    </w:p>
+    <w:p>
+      <w:pPr>
+        <w:shd w:val="clear" w:color="auto" w:fill="121314"/>
+        <w:spacing w:after="240" w:line="285" w:lineRule="atLeast"/>
+        <w:rPr>
+          <w:rFonts w:ascii="Consolas" w:eastAsia="Times New Roman" w:hAnsi="Consolas" w:cs="Times New Roman"/>
+          <w:color w:val="BBBEBF"/>
+          <w:kern w:val="0"/>
+          <w:sz w:val="21"/>
+          <w:szCs w:val="21"/>
+          <w:lang w:eastAsia="en-IN"/>
+          <w14:ligatures w14:val="none"/>
+        </w:rPr>
+      </w:pPr>
+    </w:p>
+    <w:p>
+      <w:pPr>
+        <w:shd w:val="clear" w:color="auto" w:fill="121314"/>
+        <w:spacing w:after="0" w:line="285" w:lineRule="atLeast"/>
+        <w:rPr>
+          <w:rFonts w:ascii="Consolas" w:eastAsia="Times New Roman" w:hAnsi="Consolas" w:cs="Times New Roman"/>
+          <w:color w:val="BBBEBF"/>
+          <w:kern w:val="0"/>
+          <w:sz w:val="21"/>
+          <w:szCs w:val="21"/>
+          <w:lang w:eastAsia="en-IN"/>
+          <w14:ligatures w14:val="none"/>
+        </w:rPr>
+      </w:pPr>
+      <w:r>
+        <w:rPr>
+          <w:rFonts w:ascii="Consolas" w:eastAsia="Times New Roman" w:hAnsi="Consolas" w:cs="Times New Roman"/>
+          <w:color w:val="8B949E"/>
+          <w:kern w:val="0"/>
+          <w:sz w:val="21"/>
+          <w:szCs w:val="21"/>
+          <w:lang w:eastAsia="en-IN"/>
+          <w14:ligatures w14:val="none"/>
+        </w:rPr>
+        <w:t xml:space="preserve"># </w:t>
+      </w:r>
+      <w:proofErr w:type="spellStart"/>
+      <w:r>
+        <w:rPr>
+          <w:rFonts w:ascii="Consolas" w:eastAsia="Times New Roman" w:hAnsi="Consolas" w:cs="Times New Roman"/>
+          <w:color w:val="8B949E"/>
+          <w:kern w:val="0"/>
+          <w:sz w:val="21"/>
+          <w:szCs w:val="21"/>
+          <w:lang w:eastAsia="en-IN"/>
+          <w14:ligatures w14:val="none"/>
+        </w:rPr>
+        <w:t>elif</w:t>
+      </w:r>
+      <w:proofErr w:type="spellEnd"/>
+      <w:r>
+        <w:rPr>
+          <w:rFonts w:ascii="Consolas" w:eastAsia="Times New Roman" w:hAnsi="Consolas" w:cs="Times New Roman"/>
+          <w:color w:val="8B949E"/>
+          <w:kern w:val="0"/>
+          <w:sz w:val="21"/>
+          <w:szCs w:val="21"/>
+          <w:lang w:eastAsia="en-IN"/>
+          <w14:ligatures w14:val="none"/>
+        </w:rPr>
+        <w:t xml:space="preserve"> use case</w:t>
+      </w:r>
+    </w:p>
+    <w:p>
+      <w:pPr>
+        <w:shd w:val="clear" w:color="auto" w:fill="121314"/>
+        <w:spacing w:after="0" w:line="285" w:lineRule="atLeast"/>
+        <w:rPr>
+          <w:rFonts w:ascii="Consolas" w:eastAsia="Times New Roman" w:hAnsi="Consolas" w:cs="Times New Roman"/>
+          <w:color w:val="BBBEBF"/>
+          <w:kern w:val="0"/>
+          <w:sz w:val="21"/>
+          <w:szCs w:val="21"/>
+          <w:lang w:eastAsia="en-IN"/>
+          <w14:ligatures w14:val="none"/>
+        </w:rPr>
+      </w:pPr>
+      <w:r>
+        <w:rPr>
+          <w:rFonts w:ascii="Consolas" w:eastAsia="Times New Roman" w:hAnsi="Consolas" w:cs="Times New Roman"/>
+          <w:color w:val="C586C0"/>
+          <w:kern w:val="0"/>
+          <w:sz w:val="21"/>
+          <w:szCs w:val="21"/>
+          <w:lang w:eastAsia="en-IN"/>
+          <w14:ligatures w14:val="none"/>
+        </w:rPr>
+        <w:t>if</w:t>
+      </w:r>
+      <w:r>
+        <w:rPr>
+          <w:rFonts w:ascii="Consolas" w:eastAsia="Times New Roman" w:hAnsi="Consolas" w:cs="Times New Roman"/>
+          <w:color w:val="BBBEBF"/>
+          <w:kern w:val="0"/>
+          <w:sz w:val="21"/>
+          <w:szCs w:val="21"/>
+          <w:lang w:eastAsia="en-IN"/>
+          <w14:ligatures w14:val="none"/>
+        </w:rPr>
+        <w:t xml:space="preserve"> </w:t>
+      </w:r>
+      <w:r>
+        <w:rPr>
+          <w:rFonts w:ascii="Consolas" w:eastAsia="Times New Roman" w:hAnsi="Consolas" w:cs="Times New Roman"/>
+          <w:color w:val="C9D1D9"/>
+          <w:kern w:val="0"/>
+          <w:sz w:val="21"/>
+          <w:szCs w:val="21"/>
+          <w:lang w:eastAsia="en-IN"/>
+          <w14:ligatures w14:val="none"/>
+        </w:rPr>
+        <w:t>a</w:t>
+      </w:r>
+      <w:r>
+        <w:rPr>
+          <w:rFonts w:ascii="Consolas" w:eastAsia="Times New Roman" w:hAnsi="Consolas" w:cs="Times New Roman"/>
+          <w:color w:val="D4D4D4"/>
+          <w:kern w:val="0"/>
+          <w:sz w:val="21"/>
+          <w:szCs w:val="21"/>
+          <w:lang w:eastAsia="en-IN"/>
+          <w14:ligatures w14:val="none"/>
+        </w:rPr>
+        <w:t>&gt;=</w:t>
+      </w:r>
+      <w:r>
+        <w:rPr>
+          <w:rFonts w:ascii="Consolas" w:eastAsia="Times New Roman" w:hAnsi="Consolas" w:cs="Times New Roman"/>
+          <w:color w:val="B5CEA8"/>
+          <w:kern w:val="0"/>
+          <w:sz w:val="21"/>
+          <w:szCs w:val="21"/>
+          <w:lang w:eastAsia="en-IN"/>
+          <w14:ligatures w14:val="none"/>
+        </w:rPr>
+        <w:t>18</w:t>
+      </w:r>
+      <w:r>
+        <w:rPr>
+          <w:rFonts w:ascii="Consolas" w:eastAsia="Times New Roman" w:hAnsi="Consolas" w:cs="Times New Roman"/>
+          <w:color w:val="BBBEBF"/>
+          <w:kern w:val="0"/>
+          <w:sz w:val="21"/>
+          <w:szCs w:val="21"/>
+          <w:lang w:eastAsia="en-IN"/>
+          <w14:ligatures w14:val="none"/>
+        </w:rPr>
+        <w:t>:</w:t>
+      </w:r>
+    </w:p>
+    <w:p>
+      <w:pPr>
+        <w:shd w:val="clear" w:color="auto" w:fill="121314"/>
+        <w:spacing w:after="0" w:line="285" w:lineRule="atLeast"/>
+        <w:rPr>
+          <w:rFonts w:ascii="Consolas" w:eastAsia="Times New Roman" w:hAnsi="Consolas" w:cs="Times New Roman"/>
+          <w:color w:val="BBBEBF"/>
+          <w:kern w:val="0"/>
+          <w:sz w:val="21"/>
+          <w:szCs w:val="21"/>
+          <w:lang w:eastAsia="en-IN"/>
+          <w14:ligatures w14:val="none"/>
+        </w:rPr>
+      </w:pPr>
+      <w:r>
+        <w:rPr>
+          <w:rFonts w:ascii="Consolas" w:eastAsia="Times New Roman" w:hAnsi="Consolas" w:cs="Times New Roman"/>
+          <w:color w:val="BBBEBF"/>
+          <w:kern w:val="0"/>
+          <w:sz w:val="21"/>
+          <w:szCs w:val="21"/>
+          <w:lang w:eastAsia="en-IN"/>
+          <w14:ligatures w14:val="none"/>
+        </w:rPr>
+        <w:t xml:space="preserve">    </w:t>
+      </w:r>
+      <w:proofErr w:type="gramStart"/>
+      <w:r>
+        <w:rPr>
+          <w:rFonts w:ascii="Consolas" w:eastAsia="Times New Roman" w:hAnsi="Consolas" w:cs="Times New Roman"/>
+          <w:color w:val="D2A8FF"/>
+          <w:kern w:val="0"/>
+          <w:sz w:val="21"/>
+          <w:szCs w:val="21"/>
+          <w:lang w:eastAsia="en-IN"/>
+          <w14:ligatures w14:val="none"/>
+        </w:rPr>
+        <w:t>print</w:t>
+      </w:r>
+      <w:r>
+        <w:rPr>
+          <w:rFonts w:ascii="Consolas" w:eastAsia="Times New Roman" w:hAnsi="Consolas" w:cs="Times New Roman"/>
+          <w:color w:val="BBBEBF"/>
+          <w:kern w:val="0"/>
+          <w:sz w:val="21"/>
+          <w:szCs w:val="21"/>
+          <w:lang w:eastAsia="en-IN"/>
+          <w14:ligatures w14:val="none"/>
+        </w:rPr>
+        <w:t>(</w:t>
+      </w:r>
+      <w:proofErr w:type="gramEnd"/>
+      <w:r>
+        <w:rPr>
+          <w:rFonts w:ascii="Consolas" w:eastAsia="Times New Roman" w:hAnsi="Consolas" w:cs="Times New Roman"/>
+          <w:color w:val="A5D6FF"/>
+          <w:kern w:val="0"/>
+          <w:sz w:val="21"/>
+          <w:szCs w:val="21"/>
+          <w:lang w:eastAsia="en-IN"/>
+          <w14:ligatures w14:val="none"/>
+        </w:rPr>
+        <w:t>"you are eligible to vote"</w:t>
+      </w:r>
+      <w:r>
+        <w:rPr>
+          <w:rFonts w:ascii="Consolas" w:eastAsia="Times New Roman" w:hAnsi="Consolas" w:cs="Times New Roman"/>
+          <w:color w:val="BBBEBF"/>
+          <w:kern w:val="0"/>
+          <w:sz w:val="21"/>
+          <w:szCs w:val="21"/>
+          <w:lang w:eastAsia="en-IN"/>
+          <w14:ligatures w14:val="none"/>
+        </w:rPr>
+        <w:t>)</w:t>
+      </w:r>
+    </w:p>
+    <w:p>
+      <w:pPr>
+        <w:shd w:val="clear" w:color="auto" w:fill="121314"/>
+        <w:spacing w:after="0" w:line="285" w:lineRule="atLeast"/>
+        <w:rPr>
+          <w:rFonts w:ascii="Consolas" w:eastAsia="Times New Roman" w:hAnsi="Consolas" w:cs="Times New Roman"/>
+          <w:color w:val="BBBEBF"/>
+          <w:kern w:val="0"/>
+          <w:sz w:val="21"/>
+          <w:szCs w:val="21"/>
+          <w:lang w:eastAsia="en-IN"/>
+          <w14:ligatures w14:val="none"/>
+        </w:rPr>
+      </w:pPr>
+      <w:r>
+        <w:rPr>
+          <w:rFonts w:ascii="Consolas" w:eastAsia="Times New Roman" w:hAnsi="Consolas" w:cs="Times New Roman"/>
+          <w:color w:val="BBBEBF"/>
+          <w:kern w:val="0"/>
+          <w:sz w:val="21"/>
+          <w:szCs w:val="21"/>
+          <w:lang w:eastAsia="en-IN"/>
+          <w14:ligatures w14:val="none"/>
+        </w:rPr>
+        <w:t xml:space="preserve">    </w:t>
+      </w:r>
+      <w:proofErr w:type="gramStart"/>
+      <w:r>
+        <w:rPr>
+          <w:rFonts w:ascii="Consolas" w:eastAsia="Times New Roman" w:hAnsi="Consolas" w:cs="Times New Roman"/>
+          <w:color w:val="D2A8FF"/>
+          <w:kern w:val="0"/>
+          <w:sz w:val="21"/>
+          <w:szCs w:val="21"/>
+          <w:lang w:eastAsia="en-IN"/>
+          <w14:ligatures w14:val="none"/>
+        </w:rPr>
+        <w:t>print</w:t>
+      </w:r>
+      <w:r>
+        <w:rPr>
+          <w:rFonts w:ascii="Consolas" w:eastAsia="Times New Roman" w:hAnsi="Consolas" w:cs="Times New Roman"/>
+          <w:color w:val="BBBEBF"/>
+          <w:kern w:val="0"/>
+          <w:sz w:val="21"/>
+          <w:szCs w:val="21"/>
+          <w:lang w:eastAsia="en-IN"/>
+          <w14:ligatures w14:val="none"/>
+        </w:rPr>
+        <w:t>(</w:t>
+      </w:r>
+      <w:proofErr w:type="gramEnd"/>
+      <w:r>
+        <w:rPr>
+          <w:rFonts w:ascii="Consolas" w:eastAsia="Times New Roman" w:hAnsi="Consolas" w:cs="Times New Roman"/>
+          <w:color w:val="A5D6FF"/>
+          <w:kern w:val="0"/>
+          <w:sz w:val="21"/>
+          <w:szCs w:val="21"/>
+          <w:lang w:eastAsia="en-IN"/>
+          <w14:ligatures w14:val="none"/>
+        </w:rPr>
+        <w:t>"you can also contest in elections"</w:t>
+      </w:r>
+      <w:r>
+        <w:rPr>
+          <w:rFonts w:ascii="Consolas" w:eastAsia="Times New Roman" w:hAnsi="Consolas" w:cs="Times New Roman"/>
+          <w:color w:val="BBBEBF"/>
+          <w:kern w:val="0"/>
+          <w:sz w:val="21"/>
+          <w:szCs w:val="21"/>
+          <w:lang w:eastAsia="en-IN"/>
+          <w14:ligatures w14:val="none"/>
+        </w:rPr>
+        <w:t>)</w:t>
+      </w:r>
+    </w:p>
+    <w:p>
+      <w:pPr>
+        <w:shd w:val="clear" w:color="auto" w:fill="121314"/>
+        <w:spacing w:after="0" w:line="285" w:lineRule="atLeast"/>
+        <w:rPr>
+          <w:rFonts w:ascii="Consolas" w:eastAsia="Times New Roman" w:hAnsi="Consolas" w:cs="Times New Roman"/>
+          <w:color w:val="BBBEBF"/>
+          <w:kern w:val="0"/>
+          <w:sz w:val="21"/>
+          <w:szCs w:val="21"/>
+          <w:lang w:eastAsia="en-IN"/>
+          <w14:ligatures w14:val="none"/>
+        </w:rPr>
+      </w:pPr>
+      <w:proofErr w:type="spellStart"/>
+      <w:r>
+        <w:rPr>
+          <w:rFonts w:ascii="Consolas" w:eastAsia="Times New Roman" w:hAnsi="Consolas" w:cs="Times New Roman"/>
+          <w:color w:val="C586C0"/>
+          <w:kern w:val="0"/>
+          <w:sz w:val="21"/>
+          <w:szCs w:val="21"/>
+          <w:lang w:eastAsia="en-IN"/>
+          <w14:ligatures w14:val="none"/>
+        </w:rPr>
+        <w:t>elif</w:t>
+      </w:r>
+      <w:proofErr w:type="spellEnd"/>
+      <w:r>
+        <w:rPr>
+          <w:rFonts w:ascii="Consolas" w:eastAsia="Times New Roman" w:hAnsi="Consolas" w:cs="Times New Roman"/>
+          <w:color w:val="BBBEBF"/>
+          <w:kern w:val="0"/>
+          <w:sz w:val="21"/>
+          <w:szCs w:val="21"/>
+          <w:lang w:eastAsia="en-IN"/>
+          <w14:ligatures w14:val="none"/>
+        </w:rPr>
+        <w:t xml:space="preserve"> </w:t>
+      </w:r>
+      <w:r>
+        <w:rPr>
+          <w:rFonts w:ascii="Consolas" w:eastAsia="Times New Roman" w:hAnsi="Consolas" w:cs="Times New Roman"/>
+          <w:color w:val="C9D1D9"/>
+          <w:kern w:val="0"/>
+          <w:sz w:val="21"/>
+          <w:szCs w:val="21"/>
+          <w:lang w:eastAsia="en-IN"/>
+          <w14:ligatures w14:val="none"/>
+        </w:rPr>
+        <w:t>a</w:t>
+      </w:r>
+      <w:r>
+        <w:rPr>
+          <w:rFonts w:ascii="Consolas" w:eastAsia="Times New Roman" w:hAnsi="Consolas" w:cs="Times New Roman"/>
+          <w:color w:val="D4D4D4"/>
+          <w:kern w:val="0"/>
+          <w:sz w:val="21"/>
+          <w:szCs w:val="21"/>
+          <w:lang w:eastAsia="en-IN"/>
+          <w14:ligatures w14:val="none"/>
+        </w:rPr>
+        <w:t>&gt;=</w:t>
+      </w:r>
+      <w:r>
+        <w:rPr>
+          <w:rFonts w:ascii="Consolas" w:eastAsia="Times New Roman" w:hAnsi="Consolas" w:cs="Times New Roman"/>
+          <w:color w:val="B5CEA8"/>
+          <w:kern w:val="0"/>
+          <w:sz w:val="21"/>
+          <w:szCs w:val="21"/>
+          <w:lang w:eastAsia="en-IN"/>
+          <w14:ligatures w14:val="none"/>
+        </w:rPr>
+        <w:t>16</w:t>
+      </w:r>
+      <w:r>
+        <w:rPr>
+          <w:rFonts w:ascii="Consolas" w:eastAsia="Times New Roman" w:hAnsi="Consolas" w:cs="Times New Roman"/>
+          <w:color w:val="BBBEBF"/>
+          <w:kern w:val="0"/>
+          <w:sz w:val="21"/>
+          <w:szCs w:val="21"/>
+          <w:lang w:eastAsia="en-IN"/>
+          <w14:ligatures w14:val="none"/>
+        </w:rPr>
+        <w:t>:</w:t>
+      </w:r>
+    </w:p>
+    <w:p>
+      <w:pPr>
+        <w:shd w:val="clear" w:color="auto" w:fill="121314"/>
+        <w:spacing w:after="0" w:line="285" w:lineRule="atLeast"/>
+        <w:rPr>
+          <w:rFonts w:ascii="Consolas" w:eastAsia="Times New Roman" w:hAnsi="Consolas" w:cs="Times New Roman"/>
+          <w:color w:val="BBBEBF"/>
+          <w:kern w:val="0"/>
+          <w:sz w:val="21"/>
+          <w:szCs w:val="21"/>
+          <w:lang w:eastAsia="en-IN"/>
+          <w14:ligatures w14:val="none"/>
+        </w:rPr>
+      </w:pPr>
+      <w:r>
+        <w:rPr>
+          <w:rFonts w:ascii="Consolas" w:eastAsia="Times New Roman" w:hAnsi="Consolas" w:cs="Times New Roman"/>
+          <w:color w:val="BBBEBF"/>
+          <w:kern w:val="0"/>
+          <w:sz w:val="21"/>
+          <w:szCs w:val="21"/>
+          <w:lang w:eastAsia="en-IN"/>
+          <w14:ligatures w14:val="none"/>
+        </w:rPr>
+        <w:t xml:space="preserve">    </w:t>
+      </w:r>
+      <w:proofErr w:type="gramStart"/>
+      <w:r>
+        <w:rPr>
+          <w:rFonts w:ascii="Consolas" w:eastAsia="Times New Roman" w:hAnsi="Consolas" w:cs="Times New Roman"/>
+          <w:color w:val="D2A8FF"/>
+          <w:kern w:val="0"/>
+          <w:sz w:val="21"/>
+          <w:szCs w:val="21"/>
+          <w:lang w:eastAsia="en-IN"/>
+          <w14:ligatures w14:val="none"/>
+        </w:rPr>
+        <w:t>print</w:t>
+      </w:r>
+      <w:r>
+        <w:rPr>
+          <w:rFonts w:ascii="Consolas" w:eastAsia="Times New Roman" w:hAnsi="Consolas" w:cs="Times New Roman"/>
+          <w:color w:val="BBBEBF"/>
+          <w:kern w:val="0"/>
+          <w:sz w:val="21"/>
+          <w:szCs w:val="21"/>
+          <w:lang w:eastAsia="en-IN"/>
+          <w14:ligatures w14:val="none"/>
+        </w:rPr>
+        <w:t>(</w:t>
+      </w:r>
+      <w:proofErr w:type="gramEnd"/>
+      <w:r>
+        <w:rPr>
+          <w:rFonts w:ascii="Consolas" w:eastAsia="Times New Roman" w:hAnsi="Consolas" w:cs="Times New Roman"/>
+          <w:color w:val="A5D6FF"/>
+          <w:kern w:val="0"/>
+          <w:sz w:val="21"/>
+          <w:szCs w:val="21"/>
+          <w:lang w:eastAsia="en-IN"/>
+          <w14:ligatures w14:val="none"/>
+        </w:rPr>
+        <w:t>"you are not eligible to vote but you can drive"</w:t>
+      </w:r>
+      <w:r>
+        <w:rPr>
+          <w:rFonts w:ascii="Consolas" w:eastAsia="Times New Roman" w:hAnsi="Consolas" w:cs="Times New Roman"/>
+          <w:color w:val="BBBEBF"/>
+          <w:kern w:val="0"/>
+          <w:sz w:val="21"/>
+          <w:szCs w:val="21"/>
+          <w:lang w:eastAsia="en-IN"/>
+          <w14:ligatures w14:val="none"/>
+        </w:rPr>
+        <w:t>)</w:t>
+      </w:r>
+    </w:p>
+    <w:p>
+      <w:pPr>
+        <w:shd w:val="clear" w:color="auto" w:fill="121314"/>
+        <w:spacing w:after="0" w:line="285" w:lineRule="atLeast"/>
+        <w:rPr>
+          <w:rFonts w:ascii="Consolas" w:eastAsia="Times New Roman" w:hAnsi="Consolas" w:cs="Times New Roman"/>
+          <w:color w:val="BBBEBF"/>
+          <w:kern w:val="0"/>
+          <w:sz w:val="21"/>
+          <w:szCs w:val="21"/>
+          <w:lang w:eastAsia="en-IN"/>
+          <w14:ligatures w14:val="none"/>
+        </w:rPr>
+      </w:pPr>
+      <w:r>
+        <w:rPr>
+          <w:rFonts w:ascii="Consolas" w:eastAsia="Times New Roman" w:hAnsi="Consolas" w:cs="Times New Roman"/>
+          <w:color w:val="C586C0"/>
+          <w:kern w:val="0"/>
+          <w:sz w:val="21"/>
+          <w:szCs w:val="21"/>
+          <w:lang w:eastAsia="en-IN"/>
+          <w14:ligatures w14:val="none"/>
+        </w:rPr>
+        <w:t>else</w:t>
+      </w:r>
+      <w:r>
+        <w:rPr>
+          <w:rFonts w:ascii="Consolas" w:eastAsia="Times New Roman" w:hAnsi="Consolas" w:cs="Times New Roman"/>
+          <w:color w:val="BBBEBF"/>
+          <w:kern w:val="0"/>
+          <w:sz w:val="21"/>
+          <w:szCs w:val="21"/>
+          <w:lang w:eastAsia="en-IN"/>
+          <w14:ligatures w14:val="none"/>
+        </w:rPr>
+        <w:t>:</w:t>
+      </w:r>
+    </w:p>
+    <w:p>
+      <w:pPr>
+        <w:shd w:val="clear" w:color="auto" w:fill="121314"/>
+        <w:spacing w:after="0" w:line="285" w:lineRule="atLeast"/>
+        <w:rPr>
+          <w:rFonts w:ascii="Consolas" w:eastAsia="Times New Roman" w:hAnsi="Consolas" w:cs="Times New Roman"/>
+          <w:color w:val="BBBEBF"/>
+          <w:kern w:val="0"/>
+          <w:sz w:val="21"/>
+          <w:szCs w:val="21"/>
+          <w:lang w:eastAsia="en-IN"/>
+          <w14:ligatures w14:val="none"/>
+        </w:rPr>
+      </w:pPr>
+      <w:r>
+        <w:rPr>
+          <w:rFonts w:ascii="Consolas" w:eastAsia="Times New Roman" w:hAnsi="Consolas" w:cs="Times New Roman"/>
+          <w:color w:val="BBBEBF"/>
+          <w:kern w:val="0"/>
+          <w:sz w:val="21"/>
+          <w:szCs w:val="21"/>
+          <w:lang w:eastAsia="en-IN"/>
+          <w14:ligatures w14:val="none"/>
+        </w:rPr>
+        <w:t xml:space="preserve">    </w:t>
+      </w:r>
+      <w:proofErr w:type="gramStart"/>
+      <w:r>
+        <w:rPr>
+          <w:rFonts w:ascii="Consolas" w:eastAsia="Times New Roman" w:hAnsi="Consolas" w:cs="Times New Roman"/>
+          <w:color w:val="D2A8FF"/>
+          <w:kern w:val="0"/>
+          <w:sz w:val="21"/>
+          <w:szCs w:val="21"/>
+          <w:lang w:eastAsia="en-IN"/>
+          <w14:ligatures w14:val="none"/>
+        </w:rPr>
+        <w:t>print</w:t>
+      </w:r>
+      <w:r>
+        <w:rPr>
+          <w:rFonts w:ascii="Consolas" w:eastAsia="Times New Roman" w:hAnsi="Consolas" w:cs="Times New Roman"/>
+          <w:color w:val="BBBEBF"/>
+          <w:kern w:val="0"/>
+          <w:sz w:val="21"/>
+          <w:szCs w:val="21"/>
+          <w:lang w:eastAsia="en-IN"/>
+          <w14:ligatures w14:val="none"/>
+        </w:rPr>
+        <w:t>(</w:t>
+      </w:r>
+      <w:proofErr w:type="gramEnd"/>
+      <w:r>
+        <w:rPr>
+          <w:rFonts w:ascii="Consolas" w:eastAsia="Times New Roman" w:hAnsi="Consolas" w:cs="Times New Roman"/>
+          <w:color w:val="A5D6FF"/>
+          <w:kern w:val="0"/>
+          <w:sz w:val="21"/>
+          <w:szCs w:val="21"/>
+          <w:lang w:eastAsia="en-IN"/>
+          <w14:ligatures w14:val="none"/>
+        </w:rPr>
+        <w:t>"you are not eligible to vote"</w:t>
+      </w:r>
+      <w:r>
+        <w:rPr>
+          <w:rFonts w:ascii="Consolas" w:eastAsia="Times New Roman" w:hAnsi="Consolas" w:cs="Times New Roman"/>
+          <w:color w:val="BBBEBF"/>
+          <w:kern w:val="0"/>
+          <w:sz w:val="21"/>
+          <w:szCs w:val="21"/>
+          <w:lang w:eastAsia="en-IN"/>
+          <w14:ligatures w14:val="none"/>
+        </w:rPr>
+        <w:t>)</w:t>
+      </w:r>
+    </w:p>
+    <w:p>
+      <w:pPr>
+        <w:shd w:val="clear" w:color="auto" w:fill="121314"/>
+        <w:spacing w:after="240" w:line="285" w:lineRule="atLeast"/>
+        <w:rPr>
+          <w:rFonts w:ascii="Consolas" w:eastAsia="Times New Roman" w:hAnsi="Consolas" w:cs="Times New Roman"/>
+          <w:color w:val="BBBEBF"/>
+          <w:kern w:val="0"/>
+          <w:sz w:val="21"/>
+          <w:szCs w:val="21"/>
+          <w:lang w:eastAsia="en-IN"/>
+          <w14:ligatures w14:val="none"/>
+        </w:rPr>
+      </w:pPr>
+    </w:p>
+    <w:p>
+      <w:pPr>
+        <w:shd w:val="clear" w:color="auto" w:fill="121314"/>
+        <w:spacing w:after="0" w:line="285" w:lineRule="atLeast"/>
+        <w:rPr>
+          <w:rFonts w:ascii="Consolas" w:eastAsia="Times New Roman" w:hAnsi="Consolas" w:cs="Times New Roman"/>
+          <w:color w:val="BBBEBF"/>
+          <w:kern w:val="0"/>
+          <w:sz w:val="21"/>
+          <w:szCs w:val="21"/>
+          <w:lang w:eastAsia="en-IN"/>
+          <w14:ligatures w14:val="none"/>
+        </w:rPr>
+      </w:pPr>
+      <w:r>
+        <w:rPr>
+          <w:rFonts w:ascii="Consolas" w:eastAsia="Times New Roman" w:hAnsi="Consolas" w:cs="Times New Roman"/>
+          <w:color w:val="C9D1D9"/>
+          <w:kern w:val="0"/>
+          <w:sz w:val="21"/>
+          <w:szCs w:val="21"/>
+          <w:lang w:eastAsia="en-IN"/>
+          <w14:ligatures w14:val="none"/>
+        </w:rPr>
+        <w:t>a</w:t>
+      </w:r>
+      <w:r>
+        <w:rPr>
+          <w:rFonts w:ascii="Consolas" w:eastAsia="Times New Roman" w:hAnsi="Consolas" w:cs="Times New Roman"/>
+          <w:color w:val="D4D4D4"/>
+          <w:kern w:val="0"/>
+          <w:sz w:val="21"/>
+          <w:szCs w:val="21"/>
+          <w:lang w:eastAsia="en-IN"/>
+          <w14:ligatures w14:val="none"/>
+        </w:rPr>
+        <w:t>=</w:t>
+      </w:r>
+      <w:proofErr w:type="gramStart"/>
+      <w:r>
+        <w:rPr>
+          <w:rFonts w:ascii="Consolas" w:eastAsia="Times New Roman" w:hAnsi="Consolas" w:cs="Times New Roman"/>
+          <w:color w:val="D2A8FF"/>
+          <w:kern w:val="0"/>
+          <w:sz w:val="21"/>
+          <w:szCs w:val="21"/>
+          <w:lang w:eastAsia="en-IN"/>
+          <w14:ligatures w14:val="none"/>
+        </w:rPr>
+        <w:t>input</w:t>
+      </w:r>
+      <w:r>
+        <w:rPr>
+          <w:rFonts w:ascii="Consolas" w:eastAsia="Times New Roman" w:hAnsi="Consolas" w:cs="Times New Roman"/>
+          <w:color w:val="BBBEBF"/>
+          <w:kern w:val="0"/>
+          <w:sz w:val="21"/>
+          <w:szCs w:val="21"/>
+          <w:lang w:eastAsia="en-IN"/>
+          <w14:ligatures w14:val="none"/>
+        </w:rPr>
+        <w:t>(</w:t>
+      </w:r>
+      <w:proofErr w:type="gramEnd"/>
+      <w:r>
+        <w:rPr>
+          <w:rFonts w:ascii="Consolas" w:eastAsia="Times New Roman" w:hAnsi="Consolas" w:cs="Times New Roman"/>
+          <w:color w:val="A5D6FF"/>
+          <w:kern w:val="0"/>
+          <w:sz w:val="21"/>
+          <w:szCs w:val="21"/>
+          <w:lang w:eastAsia="en-IN"/>
+          <w14:ligatures w14:val="none"/>
+        </w:rPr>
+        <w:t>"enter name: "</w:t>
+      </w:r>
+      <w:r>
+        <w:rPr>
+          <w:rFonts w:ascii="Consolas" w:eastAsia="Times New Roman" w:hAnsi="Consolas" w:cs="Times New Roman"/>
+          <w:color w:val="BBBEBF"/>
+          <w:kern w:val="0"/>
+          <w:sz w:val="21"/>
+          <w:szCs w:val="21"/>
+          <w:lang w:eastAsia="en-IN"/>
+          <w14:ligatures w14:val="none"/>
+        </w:rPr>
+        <w:t>)</w:t>
+      </w:r>
+    </w:p>
+    <w:p>
+      <w:pPr>
+        <w:shd w:val="clear" w:color="auto" w:fill="121314"/>
+        <w:spacing w:after="0" w:line="285" w:lineRule="atLeast"/>
+        <w:rPr>
+          <w:rFonts w:ascii="Consolas" w:eastAsia="Times New Roman" w:hAnsi="Consolas" w:cs="Times New Roman"/>
+          <w:color w:val="BBBEBF"/>
+          <w:kern w:val="0"/>
+          <w:sz w:val="21"/>
+          <w:szCs w:val="21"/>
+          <w:lang w:eastAsia="en-IN"/>
+          <w14:ligatures w14:val="none"/>
+        </w:rPr>
+      </w:pPr>
+      <w:r>
+        <w:rPr>
+          <w:rFonts w:ascii="Consolas" w:eastAsia="Times New Roman" w:hAnsi="Consolas" w:cs="Times New Roman"/>
+          <w:color w:val="C9D1D9"/>
+          <w:kern w:val="0"/>
+          <w:sz w:val="21"/>
+          <w:szCs w:val="21"/>
+          <w:lang w:eastAsia="en-IN"/>
+          <w14:ligatures w14:val="none"/>
+        </w:rPr>
+        <w:t>name</w:t>
+      </w:r>
+      <w:r>
+        <w:rPr>
+          <w:rFonts w:ascii="Consolas" w:eastAsia="Times New Roman" w:hAnsi="Consolas" w:cs="Times New Roman"/>
+          <w:color w:val="D4D4D4"/>
+          <w:kern w:val="0"/>
+          <w:sz w:val="21"/>
+          <w:szCs w:val="21"/>
+          <w:lang w:eastAsia="en-IN"/>
+          <w14:ligatures w14:val="none"/>
+        </w:rPr>
+        <w:t>=</w:t>
+      </w:r>
+      <w:r>
+        <w:rPr>
+          <w:rFonts w:ascii="Consolas" w:eastAsia="Times New Roman" w:hAnsi="Consolas" w:cs="Times New Roman"/>
+          <w:color w:val="A5D6FF"/>
+          <w:kern w:val="0"/>
+          <w:sz w:val="21"/>
+          <w:szCs w:val="21"/>
+          <w:lang w:eastAsia="en-IN"/>
+          <w14:ligatures w14:val="none"/>
+        </w:rPr>
+        <w:t>"</w:t>
+      </w:r>
+      <w:proofErr w:type="spellStart"/>
+      <w:r>
+        <w:rPr>
+          <w:rFonts w:ascii="Consolas" w:eastAsia="Times New Roman" w:hAnsi="Consolas" w:cs="Times New Roman"/>
+          <w:color w:val="A5D6FF"/>
+          <w:kern w:val="0"/>
+          <w:sz w:val="21"/>
+          <w:szCs w:val="21"/>
+          <w:lang w:eastAsia="en-IN"/>
+          <w14:ligatures w14:val="none"/>
+        </w:rPr>
+        <w:t>onkar</w:t>
+      </w:r>
+      <w:proofErr w:type="spellEnd"/>
+      <w:r>
+        <w:rPr>
+          <w:rFonts w:ascii="Consolas" w:eastAsia="Times New Roman" w:hAnsi="Consolas" w:cs="Times New Roman"/>
+          <w:color w:val="A5D6FF"/>
+          <w:kern w:val="0"/>
+          <w:sz w:val="21"/>
+          <w:szCs w:val="21"/>
+          <w:lang w:eastAsia="en-IN"/>
+          <w14:ligatures w14:val="none"/>
+        </w:rPr>
+        <w:t>"</w:t>
+      </w:r>
+    </w:p>
+    <w:p>
+      <w:pPr>
+        <w:shd w:val="clear" w:color="auto" w:fill="121314"/>
+        <w:spacing w:after="0" w:line="285" w:lineRule="atLeast"/>
+        <w:rPr>
+          <w:rFonts w:ascii="Consolas" w:eastAsia="Times New Roman" w:hAnsi="Consolas" w:cs="Times New Roman"/>
+          <w:color w:val="BBBEBF"/>
+          <w:kern w:val="0"/>
+          <w:sz w:val="21"/>
+          <w:szCs w:val="21"/>
+          <w:lang w:eastAsia="en-IN"/>
+          <w14:ligatures w14:val="none"/>
+        </w:rPr>
+      </w:pPr>
+    </w:p>
+    <w:p>
+      <w:pPr>
+        <w:shd w:val="clear" w:color="auto" w:fill="121314"/>
+        <w:spacing w:after="0" w:line="285" w:lineRule="atLeast"/>
+        <w:rPr>
+          <w:rFonts w:ascii="Consolas" w:eastAsia="Times New Roman" w:hAnsi="Consolas" w:cs="Times New Roman"/>
+          <w:color w:val="BBBEBF"/>
+          <w:kern w:val="0"/>
+          <w:sz w:val="21"/>
+          <w:szCs w:val="21"/>
+          <w:lang w:eastAsia="en-IN"/>
+          <w14:ligatures w14:val="none"/>
+        </w:rPr>
+      </w:pPr>
+      <w:r>
+        <w:rPr>
+          <w:rFonts w:ascii="Consolas" w:eastAsia="Times New Roman" w:hAnsi="Consolas" w:cs="Times New Roman"/>
+          <w:color w:val="8B949E"/>
+          <w:kern w:val="0"/>
+          <w:sz w:val="21"/>
+          <w:szCs w:val="21"/>
+          <w:lang w:eastAsia="en-IN"/>
+          <w14:ligatures w14:val="none"/>
+        </w:rPr>
+        <w:t># use case of in keyword</w:t>
+      </w:r>
+    </w:p>
+    <w:p>
+      <w:pPr>
+        <w:shd w:val="clear" w:color="auto" w:fill="121314"/>
+        <w:spacing w:after="0" w:line="285" w:lineRule="atLeast"/>
+        <w:rPr>
+          <w:rFonts w:ascii="Consolas" w:eastAsia="Times New Roman" w:hAnsi="Consolas" w:cs="Times New Roman"/>
+          <w:color w:val="BBBEBF"/>
+          <w:kern w:val="0"/>
+          <w:sz w:val="21"/>
+          <w:szCs w:val="21"/>
+          <w:lang w:eastAsia="en-IN"/>
+          <w14:ligatures w14:val="none"/>
+        </w:rPr>
+      </w:pPr>
+      <w:r>
+        <w:rPr>
+          <w:rFonts w:ascii="Consolas" w:eastAsia="Times New Roman" w:hAnsi="Consolas" w:cs="Times New Roman"/>
+          <w:color w:val="C586C0"/>
+          <w:kern w:val="0"/>
+          <w:sz w:val="21"/>
+          <w:szCs w:val="21"/>
+          <w:lang w:eastAsia="en-IN"/>
+          <w14:ligatures w14:val="none"/>
+        </w:rPr>
+        <w:t>if</w:t>
+      </w:r>
+      <w:r>
+        <w:rPr>
+          <w:rFonts w:ascii="Consolas" w:eastAsia="Times New Roman" w:hAnsi="Consolas" w:cs="Times New Roman"/>
+          <w:color w:val="BBBEBF"/>
+          <w:kern w:val="0"/>
+          <w:sz w:val="21"/>
+          <w:szCs w:val="21"/>
+          <w:lang w:eastAsia="en-IN"/>
+          <w14:ligatures w14:val="none"/>
+        </w:rPr>
+        <w:t xml:space="preserve"> (</w:t>
+      </w:r>
+      <w:r>
+        <w:rPr>
+          <w:rFonts w:ascii="Consolas" w:eastAsia="Times New Roman" w:hAnsi="Consolas" w:cs="Times New Roman"/>
+          <w:color w:val="C9D1D9"/>
+          <w:kern w:val="0"/>
+          <w:sz w:val="21"/>
+          <w:szCs w:val="21"/>
+          <w:lang w:eastAsia="en-IN"/>
+          <w14:ligatures w14:val="none"/>
+        </w:rPr>
+        <w:t>a</w:t>
+      </w:r>
+      <w:r>
+        <w:rPr>
+          <w:rFonts w:ascii="Consolas" w:eastAsia="Times New Roman" w:hAnsi="Consolas" w:cs="Times New Roman"/>
+          <w:color w:val="BBBEBF"/>
+          <w:kern w:val="0"/>
+          <w:sz w:val="21"/>
+          <w:szCs w:val="21"/>
+          <w:lang w:eastAsia="en-IN"/>
+          <w14:ligatures w14:val="none"/>
+        </w:rPr>
+        <w:t xml:space="preserve"> </w:t>
+      </w:r>
+      <w:r>
+        <w:rPr>
+          <w:rFonts w:ascii="Consolas" w:eastAsia="Times New Roman" w:hAnsi="Consolas" w:cs="Times New Roman"/>
+          <w:color w:val="569CD6"/>
+          <w:kern w:val="0"/>
+          <w:sz w:val="21"/>
+          <w:szCs w:val="21"/>
+          <w:lang w:eastAsia="en-IN"/>
+          <w14:ligatures w14:val="none"/>
+        </w:rPr>
+        <w:t>in</w:t>
+      </w:r>
+      <w:r>
+        <w:rPr>
+          <w:rFonts w:ascii="Consolas" w:eastAsia="Times New Roman" w:hAnsi="Consolas" w:cs="Times New Roman"/>
+          <w:color w:val="BBBEBF"/>
+          <w:kern w:val="0"/>
+          <w:sz w:val="21"/>
+          <w:szCs w:val="21"/>
+          <w:lang w:eastAsia="en-IN"/>
+          <w14:ligatures w14:val="none"/>
+        </w:rPr>
+        <w:t xml:space="preserve"> </w:t>
+      </w:r>
+      <w:r>
+        <w:rPr>
+          <w:rFonts w:ascii="Consolas" w:eastAsia="Times New Roman" w:hAnsi="Consolas" w:cs="Times New Roman"/>
+          <w:color w:val="C9D1D9"/>
+          <w:kern w:val="0"/>
+          <w:sz w:val="21"/>
+          <w:szCs w:val="21"/>
+          <w:lang w:eastAsia="en-IN"/>
+          <w14:ligatures w14:val="none"/>
+        </w:rPr>
+        <w:t>name</w:t>
+      </w:r>
+      <w:r>
+        <w:rPr>
+          <w:rFonts w:ascii="Consolas" w:eastAsia="Times New Roman" w:hAnsi="Consolas" w:cs="Times New Roman"/>
+          <w:color w:val="BBBEBF"/>
+          <w:kern w:val="0"/>
+          <w:sz w:val="21"/>
+          <w:szCs w:val="21"/>
+          <w:lang w:eastAsia="en-IN"/>
+          <w14:ligatures w14:val="none"/>
+        </w:rPr>
+        <w:t>):</w:t>
+      </w:r>
+    </w:p>
+    <w:p>
+      <w:pPr>
+        <w:shd w:val="clear" w:color="auto" w:fill="121314"/>
+        <w:spacing w:after="0" w:line="285" w:lineRule="atLeast"/>
+        <w:rPr>
+          <w:rFonts w:ascii="Consolas" w:eastAsia="Times New Roman" w:hAnsi="Consolas" w:cs="Times New Roman"/>
+          <w:color w:val="BBBEBF"/>
+          <w:kern w:val="0"/>
+          <w:sz w:val="21"/>
+          <w:szCs w:val="21"/>
+          <w:lang w:eastAsia="en-IN"/>
+          <w14:ligatures w14:val="none"/>
+        </w:rPr>
+      </w:pPr>
+      <w:r>
+        <w:rPr>
+          <w:rFonts w:ascii="Consolas" w:eastAsia="Times New Roman" w:hAnsi="Consolas" w:cs="Times New Roman"/>
+          <w:color w:val="BBBEBF"/>
+          <w:kern w:val="0"/>
+          <w:sz w:val="21"/>
+          <w:szCs w:val="21"/>
+          <w:lang w:eastAsia="en-IN"/>
+          <w14:ligatures w14:val="none"/>
+        </w:rPr>
+        <w:t xml:space="preserve">    </w:t>
+      </w:r>
+      <w:proofErr w:type="gramStart"/>
+      <w:r>
+        <w:rPr>
+          <w:rFonts w:ascii="Consolas" w:eastAsia="Times New Roman" w:hAnsi="Consolas" w:cs="Times New Roman"/>
+          <w:color w:val="D2A8FF"/>
+          <w:kern w:val="0"/>
+          <w:sz w:val="21"/>
+          <w:szCs w:val="21"/>
+          <w:lang w:eastAsia="en-IN"/>
+          <w14:ligatures w14:val="none"/>
+        </w:rPr>
+        <w:t>print</w:t>
+      </w:r>
+      <w:r>
+        <w:rPr>
+          <w:rFonts w:ascii="Consolas" w:eastAsia="Times New Roman" w:hAnsi="Consolas" w:cs="Times New Roman"/>
+          <w:color w:val="BBBEBF"/>
+          <w:kern w:val="0"/>
+          <w:sz w:val="21"/>
+          <w:szCs w:val="21"/>
+          <w:lang w:eastAsia="en-IN"/>
+          <w14:ligatures w14:val="none"/>
+        </w:rPr>
+        <w:t>(</w:t>
+      </w:r>
+      <w:proofErr w:type="gramEnd"/>
+      <w:r>
+        <w:rPr>
+          <w:rFonts w:ascii="Consolas" w:eastAsia="Times New Roman" w:hAnsi="Consolas" w:cs="Times New Roman"/>
+          <w:color w:val="A5D6FF"/>
+          <w:kern w:val="0"/>
+          <w:sz w:val="21"/>
+          <w:szCs w:val="21"/>
+          <w:lang w:eastAsia="en-IN"/>
+          <w14:ligatures w14:val="none"/>
+        </w:rPr>
+        <w:t>"Matching names"</w:t>
+      </w:r>
+      <w:r>
+        <w:rPr>
+          <w:rFonts w:ascii="Consolas" w:eastAsia="Times New Roman" w:hAnsi="Consolas" w:cs="Times New Roman"/>
+          <w:color w:val="BBBEBF"/>
+          <w:kern w:val="0"/>
+          <w:sz w:val="21"/>
+          <w:szCs w:val="21"/>
+          <w:lang w:eastAsia="en-IN"/>
+          <w14:ligatures w14:val="none"/>
+        </w:rPr>
+        <w:t>)</w:t>
+      </w:r>
+    </w:p>
+    <w:p>
+      <w:pPr>
+        <w:shd w:val="clear" w:color="auto" w:fill="121314"/>
+        <w:spacing w:after="0" w:line="285" w:lineRule="atLeast"/>
+        <w:rPr>
+          <w:rFonts w:ascii="Consolas" w:eastAsia="Times New Roman" w:hAnsi="Consolas" w:cs="Times New Roman"/>
+          <w:color w:val="BBBEBF"/>
+          <w:kern w:val="0"/>
+          <w:sz w:val="21"/>
+          <w:szCs w:val="21"/>
+          <w:lang w:eastAsia="en-IN"/>
+          <w14:ligatures w14:val="none"/>
+        </w:rPr>
+      </w:pPr>
+      <w:r>
+        <w:rPr>
+          <w:rFonts w:ascii="Consolas" w:eastAsia="Times New Roman" w:hAnsi="Consolas" w:cs="Times New Roman"/>
+          <w:color w:val="C586C0"/>
+          <w:kern w:val="0"/>
+          <w:sz w:val="21"/>
+          <w:szCs w:val="21"/>
+          <w:lang w:eastAsia="en-IN"/>
+          <w14:ligatures w14:val="none"/>
+        </w:rPr>
+        <w:t>else</w:t>
+      </w:r>
+      <w:r>
+        <w:rPr>
+          <w:rFonts w:ascii="Consolas" w:eastAsia="Times New Roman" w:hAnsi="Consolas" w:cs="Times New Roman"/>
+          <w:color w:val="BBBEBF"/>
+          <w:kern w:val="0"/>
+          <w:sz w:val="21"/>
+          <w:szCs w:val="21"/>
+          <w:lang w:eastAsia="en-IN"/>
+          <w14:ligatures w14:val="none"/>
+        </w:rPr>
+        <w:t>:</w:t>
+      </w:r>
+    </w:p>
+    <w:p>
+      <w:pPr>
+        <w:shd w:val="clear" w:color="auto" w:fill="121314"/>
+        <w:spacing w:after="0" w:line="285" w:lineRule="atLeast"/>
+        <w:rPr>
+          <w:rFonts w:ascii="Consolas" w:eastAsia="Times New Roman" w:hAnsi="Consolas" w:cs="Times New Roman"/>
+          <w:color w:val="BBBEBF"/>
+          <w:kern w:val="0"/>
+          <w:sz w:val="21"/>
+          <w:szCs w:val="21"/>
+          <w:lang w:eastAsia="en-IN"/>
+          <w14:ligatures w14:val="none"/>
+        </w:rPr>
+      </w:pPr>
+      <w:r>
+        <w:rPr>
+          <w:rFonts w:ascii="Consolas" w:eastAsia="Times New Roman" w:hAnsi="Consolas" w:cs="Times New Roman"/>
+          <w:color w:val="BBBEBF"/>
+          <w:kern w:val="0"/>
+          <w:sz w:val="21"/>
+          <w:szCs w:val="21"/>
+          <w:lang w:eastAsia="en-IN"/>
+          <w14:ligatures w14:val="none"/>
+        </w:rPr>
+        <w:t xml:space="preserve">    </w:t>
+      </w:r>
+      <w:proofErr w:type="gramStart"/>
+      <w:r>
+        <w:rPr>
+          <w:rFonts w:ascii="Consolas" w:eastAsia="Times New Roman" w:hAnsi="Consolas" w:cs="Times New Roman"/>
+          <w:color w:val="D2A8FF"/>
+          <w:kern w:val="0"/>
+          <w:sz w:val="21"/>
+          <w:szCs w:val="21"/>
+          <w:lang w:eastAsia="en-IN"/>
+          <w14:ligatures w14:val="none"/>
+        </w:rPr>
+        <w:t>print</w:t>
+      </w:r>
+      <w:r>
+        <w:rPr>
+          <w:rFonts w:ascii="Consolas" w:eastAsia="Times New Roman" w:hAnsi="Consolas" w:cs="Times New Roman"/>
+          <w:color w:val="BBBEBF"/>
+          <w:kern w:val="0"/>
+          <w:sz w:val="21"/>
+          <w:szCs w:val="21"/>
+          <w:lang w:eastAsia="en-IN"/>
+          <w14:ligatures w14:val="none"/>
+        </w:rPr>
+        <w:t>(</w:t>
+      </w:r>
+      <w:proofErr w:type="gramEnd"/>
+      <w:r>
+        <w:rPr>
+          <w:rFonts w:ascii="Consolas" w:eastAsia="Times New Roman" w:hAnsi="Consolas" w:cs="Times New Roman"/>
+          <w:color w:val="A5D6FF"/>
+          <w:kern w:val="0"/>
+          <w:sz w:val="21"/>
+          <w:szCs w:val="21"/>
+          <w:lang w:eastAsia="en-IN"/>
+          <w14:ligatures w14:val="none"/>
+        </w:rPr>
+        <w:t>"Not matching names"</w:t>
+      </w:r>
+      <w:r>
+        <w:rPr>
+          <w:rFonts w:ascii="Consolas" w:eastAsia="Times New Roman" w:hAnsi="Consolas" w:cs="Times New Roman"/>
+          <w:color w:val="BBBEBF"/>
+          <w:kern w:val="0"/>
+          <w:sz w:val="21"/>
+          <w:szCs w:val="21"/>
+          <w:lang w:eastAsia="en-IN"/>
+          <w14:ligatures w14:val="none"/>
+        </w:rPr>
+        <w:t>)</w:t>
+      </w:r>
+    </w:p>
+    <w:p>
+      <w:pPr>
+        <w:shd w:val="clear" w:color="auto" w:fill="121314"/>
+        <w:spacing w:after="0" w:line="285" w:lineRule="atLeast"/>
+        <w:rPr>
+          <w:rFonts w:ascii="Consolas" w:eastAsia="Times New Roman" w:hAnsi="Consolas" w:cs="Times New Roman"/>
+          <w:color w:val="BBBEBF"/>
+          <w:kern w:val="0"/>
+          <w:sz w:val="21"/>
+          <w:szCs w:val="21"/>
+          <w:lang w:eastAsia="en-IN"/>
+          <w14:ligatures w14:val="none"/>
+        </w:rPr>
+      </w:pPr>
+    </w:p>
+    <w:p>
+      <w:pPr>
+        <w:shd w:val="clear" w:color="auto" w:fill="121314"/>
+        <w:spacing w:after="0" w:line="285" w:lineRule="atLeast"/>
+        <w:rPr>
+          <w:rFonts w:ascii="Consolas" w:eastAsia="Times New Roman" w:hAnsi="Consolas" w:cs="Times New Roman"/>
+          <w:color w:val="BBBEBF"/>
+          <w:kern w:val="0"/>
+          <w:sz w:val="21"/>
+          <w:szCs w:val="21"/>
+          <w:lang w:eastAsia="en-IN"/>
+          <w14:ligatures w14:val="none"/>
+        </w:rPr>
+      </w:pPr>
+      <w:r>
+        <w:rPr>
+          <w:rFonts w:ascii="Consolas" w:eastAsia="Times New Roman" w:hAnsi="Consolas" w:cs="Times New Roman"/>
+          <w:color w:val="8B949E"/>
+          <w:kern w:val="0"/>
+          <w:sz w:val="21"/>
+          <w:szCs w:val="21"/>
+          <w:lang w:eastAsia="en-IN"/>
+          <w14:ligatures w14:val="none"/>
+        </w:rPr>
+        <w:t># use case of not in keyword</w:t>
+      </w:r>
+    </w:p>
+    <w:p>
+      <w:pPr>
+        <w:shd w:val="clear" w:color="auto" w:fill="121314"/>
+        <w:spacing w:after="0" w:line="285" w:lineRule="atLeast"/>
+        <w:rPr>
+          <w:rFonts w:ascii="Consolas" w:eastAsia="Times New Roman" w:hAnsi="Consolas" w:cs="Times New Roman"/>
+          <w:color w:val="BBBEBF"/>
+          <w:kern w:val="0"/>
+          <w:sz w:val="21"/>
+          <w:szCs w:val="21"/>
+          <w:lang w:eastAsia="en-IN"/>
+          <w14:ligatures w14:val="none"/>
+        </w:rPr>
+      </w:pPr>
+      <w:r>
+        <w:rPr>
+          <w:rFonts w:ascii="Consolas" w:eastAsia="Times New Roman" w:hAnsi="Consolas" w:cs="Times New Roman"/>
+          <w:color w:val="C586C0"/>
+          <w:kern w:val="0"/>
+          <w:sz w:val="21"/>
+          <w:szCs w:val="21"/>
+          <w:lang w:eastAsia="en-IN"/>
+          <w14:ligatures w14:val="none"/>
+        </w:rPr>
+        <w:t>if</w:t>
+      </w:r>
+      <w:r>
+        <w:rPr>
+          <w:rFonts w:ascii="Consolas" w:eastAsia="Times New Roman" w:hAnsi="Consolas" w:cs="Times New Roman"/>
+          <w:color w:val="BBBEBF"/>
+          <w:kern w:val="0"/>
+          <w:sz w:val="21"/>
+          <w:szCs w:val="21"/>
+          <w:lang w:eastAsia="en-IN"/>
+          <w14:ligatures w14:val="none"/>
+        </w:rPr>
+        <w:t xml:space="preserve"> (</w:t>
+      </w:r>
+      <w:r>
+        <w:rPr>
+          <w:rFonts w:ascii="Consolas" w:eastAsia="Times New Roman" w:hAnsi="Consolas" w:cs="Times New Roman"/>
+          <w:color w:val="C9D1D9"/>
+          <w:kern w:val="0"/>
+          <w:sz w:val="21"/>
+          <w:szCs w:val="21"/>
+          <w:lang w:eastAsia="en-IN"/>
+          <w14:ligatures w14:val="none"/>
+        </w:rPr>
+        <w:t>a</w:t>
+      </w:r>
+      <w:r>
+        <w:rPr>
+          <w:rFonts w:ascii="Consolas" w:eastAsia="Times New Roman" w:hAnsi="Consolas" w:cs="Times New Roman"/>
+          <w:color w:val="BBBEBF"/>
+          <w:kern w:val="0"/>
+          <w:sz w:val="21"/>
+          <w:szCs w:val="21"/>
+          <w:lang w:eastAsia="en-IN"/>
+          <w14:ligatures w14:val="none"/>
+        </w:rPr>
+        <w:t xml:space="preserve"> </w:t>
+      </w:r>
+      <w:r>
+        <w:rPr>
+          <w:rFonts w:ascii="Consolas" w:eastAsia="Times New Roman" w:hAnsi="Consolas" w:cs="Times New Roman"/>
+          <w:color w:val="569CD6"/>
+          <w:kern w:val="0"/>
+          <w:sz w:val="21"/>
+          <w:szCs w:val="21"/>
+          <w:lang w:eastAsia="en-IN"/>
+          <w14:ligatures w14:val="none"/>
+        </w:rPr>
+        <w:t>not</w:t>
+      </w:r>
+      <w:r>
+        <w:rPr>
+          <w:rFonts w:ascii="Consolas" w:eastAsia="Times New Roman" w:hAnsi="Consolas" w:cs="Times New Roman"/>
+          <w:color w:val="BBBEBF"/>
+          <w:kern w:val="0"/>
+          <w:sz w:val="21"/>
+          <w:szCs w:val="21"/>
+          <w:lang w:eastAsia="en-IN"/>
+          <w14:ligatures w14:val="none"/>
+        </w:rPr>
+        <w:t xml:space="preserve"> </w:t>
+      </w:r>
+      <w:r>
+        <w:rPr>
+          <w:rFonts w:ascii="Consolas" w:eastAsia="Times New Roman" w:hAnsi="Consolas" w:cs="Times New Roman"/>
+          <w:color w:val="569CD6"/>
+          <w:kern w:val="0"/>
+          <w:sz w:val="21"/>
+          <w:szCs w:val="21"/>
+          <w:lang w:eastAsia="en-IN"/>
+          <w14:ligatures w14:val="none"/>
+        </w:rPr>
+        <w:t>in</w:t>
+      </w:r>
+      <w:r>
+        <w:rPr>
+          <w:rFonts w:ascii="Consolas" w:eastAsia="Times New Roman" w:hAnsi="Consolas" w:cs="Times New Roman"/>
+          <w:color w:val="BBBEBF"/>
+          <w:kern w:val="0"/>
+          <w:sz w:val="21"/>
+          <w:szCs w:val="21"/>
+          <w:lang w:eastAsia="en-IN"/>
+          <w14:ligatures w14:val="none"/>
+        </w:rPr>
+        <w:t xml:space="preserve"> </w:t>
+      </w:r>
+      <w:r>
+        <w:rPr>
+          <w:rFonts w:ascii="Consolas" w:eastAsia="Times New Roman" w:hAnsi="Consolas" w:cs="Times New Roman"/>
+          <w:color w:val="C9D1D9"/>
+          <w:kern w:val="0"/>
+          <w:sz w:val="21"/>
+          <w:szCs w:val="21"/>
+          <w:lang w:eastAsia="en-IN"/>
+          <w14:ligatures w14:val="none"/>
+        </w:rPr>
+        <w:t>name</w:t>
+      </w:r>
+      <w:r>
+        <w:rPr>
+          <w:rFonts w:ascii="Consolas" w:eastAsia="Times New Roman" w:hAnsi="Consolas" w:cs="Times New Roman"/>
+          <w:color w:val="BBBEBF"/>
+          <w:kern w:val="0"/>
+          <w:sz w:val="21"/>
+          <w:szCs w:val="21"/>
+          <w:lang w:eastAsia="en-IN"/>
+          <w14:ligatures w14:val="none"/>
+        </w:rPr>
+        <w:t>):</w:t>
+      </w:r>
+    </w:p>
+    <w:p>
+      <w:pPr>
+        <w:shd w:val="clear" w:color="auto" w:fill="121314"/>
+        <w:spacing w:after="0" w:line="285" w:lineRule="atLeast"/>
+        <w:rPr>
+          <w:rFonts w:ascii="Consolas" w:eastAsia="Times New Roman" w:hAnsi="Consolas" w:cs="Times New Roman"/>
+          <w:color w:val="BBBEBF"/>
+          <w:kern w:val="0"/>
+          <w:sz w:val="21"/>
+          <w:szCs w:val="21"/>
+          <w:lang w:eastAsia="en-IN"/>
+          <w14:ligatures w14:val="none"/>
+        </w:rPr>
+      </w:pPr>
+      <w:r>
+        <w:rPr>
+          <w:rFonts w:ascii="Consolas" w:eastAsia="Times New Roman" w:hAnsi="Consolas" w:cs="Times New Roman"/>
+          <w:color w:val="BBBEBF"/>
+          <w:kern w:val="0"/>
+          <w:sz w:val="21"/>
+          <w:szCs w:val="21"/>
+          <w:lang w:eastAsia="en-IN"/>
+          <w14:ligatures w14:val="none"/>
+        </w:rPr>
+        <w:t xml:space="preserve">    </w:t>
+      </w:r>
+      <w:proofErr w:type="gramStart"/>
+      <w:r>
+        <w:rPr>
+          <w:rFonts w:ascii="Consolas" w:eastAsia="Times New Roman" w:hAnsi="Consolas" w:cs="Times New Roman"/>
+          <w:color w:val="D2A8FF"/>
+          <w:kern w:val="0"/>
+          <w:sz w:val="21"/>
+          <w:szCs w:val="21"/>
+          <w:lang w:eastAsia="en-IN"/>
+          <w14:ligatures w14:val="none"/>
+        </w:rPr>
+        <w:t>print</w:t>
+      </w:r>
+      <w:r>
+        <w:rPr>
+          <w:rFonts w:ascii="Consolas" w:eastAsia="Times New Roman" w:hAnsi="Consolas" w:cs="Times New Roman"/>
+          <w:color w:val="BBBEBF"/>
+          <w:kern w:val="0"/>
+          <w:sz w:val="21"/>
+          <w:szCs w:val="21"/>
+          <w:lang w:eastAsia="en-IN"/>
+          <w14:ligatures w14:val="none"/>
+        </w:rPr>
+        <w:t>(</w:t>
+      </w:r>
+      <w:proofErr w:type="gramEnd"/>
+      <w:r>
+        <w:rPr>
+          <w:rFonts w:ascii="Consolas" w:eastAsia="Times New Roman" w:hAnsi="Consolas" w:cs="Times New Roman"/>
+          <w:color w:val="A5D6FF"/>
+          <w:kern w:val="0"/>
+          <w:sz w:val="21"/>
+          <w:szCs w:val="21"/>
+          <w:lang w:eastAsia="en-IN"/>
+          <w14:ligatures w14:val="none"/>
+        </w:rPr>
+        <w:t>"Not Matching names"</w:t>
+      </w:r>
+      <w:r>
+        <w:rPr>
+          <w:rFonts w:ascii="Consolas" w:eastAsia="Times New Roman" w:hAnsi="Consolas" w:cs="Times New Roman"/>
+          <w:color w:val="BBBEBF"/>
+          <w:kern w:val="0"/>
+          <w:sz w:val="21"/>
+          <w:szCs w:val="21"/>
+          <w:lang w:eastAsia="en-IN"/>
+          <w14:ligatures w14:val="none"/>
+        </w:rPr>
+        <w:t>)</w:t>
+      </w:r>
+    </w:p>
+    <w:p>
+      <w:pPr>
+        <w:shd w:val="clear" w:color="auto" w:fill="121314"/>
+        <w:spacing w:after="0" w:line="285" w:lineRule="atLeast"/>
+        <w:rPr>
+          <w:rFonts w:ascii="Consolas" w:eastAsia="Times New Roman" w:hAnsi="Consolas" w:cs="Times New Roman"/>
+          <w:color w:val="BBBEBF"/>
+          <w:kern w:val="0"/>
+          <w:sz w:val="21"/>
+          <w:szCs w:val="21"/>
+          <w:lang w:eastAsia="en-IN"/>
+          <w14:ligatures w14:val="none"/>
+        </w:rPr>
+      </w:pPr>
+    </w:p>
+    <w:p>
+      <w:pPr>
+        <w:shd w:val="clear" w:color="auto" w:fill="121314"/>
+        <w:spacing w:after="0" w:line="285" w:lineRule="atLeast"/>
+        <w:rPr>
+          <w:rFonts w:ascii="Consolas" w:eastAsia="Times New Roman" w:hAnsi="Consolas" w:cs="Times New Roman"/>
+          <w:color w:val="BBBEBF"/>
+          <w:kern w:val="0"/>
+          <w:sz w:val="21"/>
+          <w:szCs w:val="21"/>
+          <w:lang w:eastAsia="en-IN"/>
+          <w14:ligatures w14:val="none"/>
+        </w:rPr>
+      </w:pPr>
+      <w:r>
+        <w:rPr>
+          <w:rFonts w:ascii="Consolas" w:eastAsia="Times New Roman" w:hAnsi="Consolas" w:cs="Times New Roman"/>
+          <w:color w:val="8B949E"/>
+          <w:kern w:val="0"/>
+          <w:sz w:val="21"/>
+          <w:szCs w:val="21"/>
+          <w:lang w:eastAsia="en-IN"/>
+          <w14:ligatures w14:val="none"/>
+        </w:rPr>
+        <w:t># can be used in list</w:t>
+      </w:r>
+    </w:p>
+    <w:p>
+      <w:pPr>
+        <w:shd w:val="clear" w:color="auto" w:fill="121314"/>
+        <w:spacing w:after="0" w:line="285" w:lineRule="atLeast"/>
+        <w:rPr>
+          <w:rFonts w:ascii="Consolas" w:eastAsia="Times New Roman" w:hAnsi="Consolas" w:cs="Times New Roman"/>
+          <w:color w:val="BBBEBF"/>
+          <w:kern w:val="0"/>
+          <w:sz w:val="21"/>
+          <w:szCs w:val="21"/>
+          <w:lang w:eastAsia="en-IN"/>
+          <w14:ligatures w14:val="none"/>
+        </w:rPr>
+      </w:pPr>
+      <w:r>
+        <w:rPr>
+          <w:rFonts w:ascii="Consolas" w:eastAsia="Times New Roman" w:hAnsi="Consolas" w:cs="Times New Roman"/>
+          <w:color w:val="C9D1D9"/>
+          <w:kern w:val="0"/>
+          <w:sz w:val="21"/>
+          <w:szCs w:val="21"/>
+          <w:lang w:eastAsia="en-IN"/>
+          <w14:ligatures w14:val="none"/>
+        </w:rPr>
+        <w:t>names</w:t>
+      </w:r>
+      <w:r>
+        <w:rPr>
+          <w:rFonts w:ascii="Consolas" w:eastAsia="Times New Roman" w:hAnsi="Consolas" w:cs="Times New Roman"/>
+          <w:color w:val="D4D4D4"/>
+          <w:kern w:val="0"/>
+          <w:sz w:val="21"/>
+          <w:szCs w:val="21"/>
+          <w:lang w:eastAsia="en-IN"/>
+          <w14:ligatures w14:val="none"/>
+        </w:rPr>
+        <w:t>=</w:t>
+      </w:r>
+      <w:r>
+        <w:rPr>
+          <w:rFonts w:ascii="Consolas" w:eastAsia="Times New Roman" w:hAnsi="Consolas" w:cs="Times New Roman"/>
+          <w:color w:val="BBBEBF"/>
+          <w:kern w:val="0"/>
+          <w:sz w:val="21"/>
+          <w:szCs w:val="21"/>
+          <w:lang w:eastAsia="en-IN"/>
+          <w14:ligatures w14:val="none"/>
+        </w:rPr>
+        <w:t>[</w:t>
+      </w:r>
+      <w:r>
+        <w:rPr>
+          <w:rFonts w:ascii="Consolas" w:eastAsia="Times New Roman" w:hAnsi="Consolas" w:cs="Times New Roman"/>
+          <w:color w:val="A5D6FF"/>
+          <w:kern w:val="0"/>
+          <w:sz w:val="21"/>
+          <w:szCs w:val="21"/>
+          <w:lang w:eastAsia="en-IN"/>
+          <w14:ligatures w14:val="none"/>
+        </w:rPr>
+        <w:t>"</w:t>
+      </w:r>
+      <w:proofErr w:type="spellStart"/>
+      <w:r>
+        <w:rPr>
+          <w:rFonts w:ascii="Consolas" w:eastAsia="Times New Roman" w:hAnsi="Consolas" w:cs="Times New Roman"/>
+          <w:color w:val="A5D6FF"/>
+          <w:kern w:val="0"/>
+          <w:sz w:val="21"/>
+          <w:szCs w:val="21"/>
+          <w:lang w:eastAsia="en-IN"/>
+          <w14:ligatures w14:val="none"/>
+        </w:rPr>
+        <w:t>onkar</w:t>
+      </w:r>
+      <w:proofErr w:type="spellEnd"/>
+      <w:r>
+        <w:rPr>
+          <w:rFonts w:ascii="Consolas" w:eastAsia="Times New Roman" w:hAnsi="Consolas" w:cs="Times New Roman"/>
+          <w:color w:val="A5D6FF"/>
+          <w:kern w:val="0"/>
+          <w:sz w:val="21"/>
+          <w:szCs w:val="21"/>
+          <w:lang w:eastAsia="en-IN"/>
+          <w14:ligatures w14:val="none"/>
+        </w:rPr>
+        <w:t>"</w:t>
+      </w:r>
+      <w:r>
+        <w:rPr>
+          <w:rFonts w:ascii="Consolas" w:eastAsia="Times New Roman" w:hAnsi="Consolas" w:cs="Times New Roman"/>
+          <w:color w:val="BBBEBF"/>
+          <w:kern w:val="0"/>
+          <w:sz w:val="21"/>
+          <w:szCs w:val="21"/>
+          <w:lang w:eastAsia="en-IN"/>
+          <w14:ligatures w14:val="none"/>
+        </w:rPr>
+        <w:t>,</w:t>
+      </w:r>
+      <w:r>
+        <w:rPr>
+          <w:rFonts w:ascii="Consolas" w:eastAsia="Times New Roman" w:hAnsi="Consolas" w:cs="Times New Roman"/>
+          <w:color w:val="A5D6FF"/>
+          <w:kern w:val="0"/>
+          <w:sz w:val="21"/>
+          <w:szCs w:val="21"/>
+          <w:lang w:eastAsia="en-IN"/>
+          <w14:ligatures w14:val="none"/>
+        </w:rPr>
+        <w:t>"</w:t>
+      </w:r>
+      <w:proofErr w:type="spellStart"/>
+      <w:r>
+        <w:rPr>
+          <w:rFonts w:ascii="Consolas" w:eastAsia="Times New Roman" w:hAnsi="Consolas" w:cs="Times New Roman"/>
+          <w:color w:val="A5D6FF"/>
+          <w:kern w:val="0"/>
+          <w:sz w:val="21"/>
+          <w:szCs w:val="21"/>
+          <w:lang w:eastAsia="en-IN"/>
+          <w14:ligatures w14:val="none"/>
+        </w:rPr>
+        <w:t>satyarth</w:t>
+      </w:r>
+      <w:proofErr w:type="spellEnd"/>
+      <w:r>
+        <w:rPr>
+          <w:rFonts w:ascii="Consolas" w:eastAsia="Times New Roman" w:hAnsi="Consolas" w:cs="Times New Roman"/>
+          <w:color w:val="A5D6FF"/>
+          <w:kern w:val="0"/>
+          <w:sz w:val="21"/>
+          <w:szCs w:val="21"/>
+          <w:lang w:eastAsia="en-IN"/>
+          <w14:ligatures w14:val="none"/>
+        </w:rPr>
+        <w:t>"</w:t>
+      </w:r>
+      <w:r>
+        <w:rPr>
+          <w:rFonts w:ascii="Consolas" w:eastAsia="Times New Roman" w:hAnsi="Consolas" w:cs="Times New Roman"/>
+          <w:color w:val="BBBEBF"/>
+          <w:kern w:val="0"/>
+          <w:sz w:val="21"/>
+          <w:szCs w:val="21"/>
+          <w:lang w:eastAsia="en-IN"/>
+          <w14:ligatures w14:val="none"/>
+        </w:rPr>
+        <w:t>,</w:t>
+      </w:r>
+      <w:r>
+        <w:rPr>
+          <w:rFonts w:ascii="Consolas" w:eastAsia="Times New Roman" w:hAnsi="Consolas" w:cs="Times New Roman"/>
+          <w:color w:val="A5D6FF"/>
+          <w:kern w:val="0"/>
+          <w:sz w:val="21"/>
+          <w:szCs w:val="21"/>
+          <w:lang w:eastAsia="en-IN"/>
+          <w14:ligatures w14:val="none"/>
+        </w:rPr>
+        <w:t>"</w:t>
+      </w:r>
+      <w:proofErr w:type="spellStart"/>
+      <w:r>
+        <w:rPr>
+          <w:rFonts w:ascii="Consolas" w:eastAsia="Times New Roman" w:hAnsi="Consolas" w:cs="Times New Roman"/>
+          <w:color w:val="A5D6FF"/>
+          <w:kern w:val="0"/>
+          <w:sz w:val="21"/>
+          <w:szCs w:val="21"/>
+          <w:lang w:eastAsia="en-IN"/>
+          <w14:ligatures w14:val="none"/>
+        </w:rPr>
+        <w:t>pratik</w:t>
+      </w:r>
+      <w:proofErr w:type="spellEnd"/>
+      <w:r>
+        <w:rPr>
+          <w:rFonts w:ascii="Consolas" w:eastAsia="Times New Roman" w:hAnsi="Consolas" w:cs="Times New Roman"/>
+          <w:color w:val="A5D6FF"/>
+          <w:kern w:val="0"/>
+          <w:sz w:val="21"/>
+          <w:szCs w:val="21"/>
+          <w:lang w:eastAsia="en-IN"/>
+          <w14:ligatures w14:val="none"/>
+        </w:rPr>
+        <w:t>"</w:t>
+      </w:r>
+      <w:r>
+        <w:rPr>
+          <w:rFonts w:ascii="Consolas" w:eastAsia="Times New Roman" w:hAnsi="Consolas" w:cs="Times New Roman"/>
+          <w:color w:val="BBBEBF"/>
+          <w:kern w:val="0"/>
+          <w:sz w:val="21"/>
+          <w:szCs w:val="21"/>
+          <w:lang w:eastAsia="en-IN"/>
+          <w14:ligatures w14:val="none"/>
+        </w:rPr>
+        <w:t>]</w:t>
+      </w:r>
+    </w:p>
+    <w:p>
+      <w:pPr>
+        <w:shd w:val="clear" w:color="auto" w:fill="121314"/>
+        <w:spacing w:after="0" w:line="285" w:lineRule="atLeast"/>
+        <w:rPr>
+          <w:rFonts w:ascii="Consolas" w:eastAsia="Times New Roman" w:hAnsi="Consolas" w:cs="Times New Roman"/>
+          <w:color w:val="BBBEBF"/>
+          <w:kern w:val="0"/>
+          <w:sz w:val="21"/>
+          <w:szCs w:val="21"/>
+          <w:lang w:eastAsia="en-IN"/>
+          <w14:ligatures w14:val="none"/>
+        </w:rPr>
+      </w:pPr>
+      <w:r>
+        <w:rPr>
+          <w:rFonts w:ascii="Consolas" w:eastAsia="Times New Roman" w:hAnsi="Consolas" w:cs="Times New Roman"/>
+          <w:color w:val="C586C0"/>
+          <w:kern w:val="0"/>
+          <w:sz w:val="21"/>
+          <w:szCs w:val="21"/>
+          <w:lang w:eastAsia="en-IN"/>
+          <w14:ligatures w14:val="none"/>
+        </w:rPr>
+        <w:t>if</w:t>
+      </w:r>
+      <w:r>
+        <w:rPr>
+          <w:rFonts w:ascii="Consolas" w:eastAsia="Times New Roman" w:hAnsi="Consolas" w:cs="Times New Roman"/>
+          <w:color w:val="BBBEBF"/>
+          <w:kern w:val="0"/>
+          <w:sz w:val="21"/>
+          <w:szCs w:val="21"/>
+          <w:lang w:eastAsia="en-IN"/>
+          <w14:ligatures w14:val="none"/>
+        </w:rPr>
+        <w:t xml:space="preserve"> (</w:t>
+      </w:r>
+      <w:r>
+        <w:rPr>
+          <w:rFonts w:ascii="Consolas" w:eastAsia="Times New Roman" w:hAnsi="Consolas" w:cs="Times New Roman"/>
+          <w:color w:val="C9D1D9"/>
+          <w:kern w:val="0"/>
+          <w:sz w:val="21"/>
+          <w:szCs w:val="21"/>
+          <w:lang w:eastAsia="en-IN"/>
+          <w14:ligatures w14:val="none"/>
+        </w:rPr>
+        <w:t>a</w:t>
+      </w:r>
+      <w:r>
+        <w:rPr>
+          <w:rFonts w:ascii="Consolas" w:eastAsia="Times New Roman" w:hAnsi="Consolas" w:cs="Times New Roman"/>
+          <w:color w:val="BBBEBF"/>
+          <w:kern w:val="0"/>
+          <w:sz w:val="21"/>
+          <w:szCs w:val="21"/>
+          <w:lang w:eastAsia="en-IN"/>
+          <w14:ligatures w14:val="none"/>
+        </w:rPr>
+        <w:t xml:space="preserve"> </w:t>
+      </w:r>
+      <w:r>
+        <w:rPr>
+          <w:rFonts w:ascii="Consolas" w:eastAsia="Times New Roman" w:hAnsi="Consolas" w:cs="Times New Roman"/>
+          <w:color w:val="569CD6"/>
+          <w:kern w:val="0"/>
+          <w:sz w:val="21"/>
+          <w:szCs w:val="21"/>
+          <w:lang w:eastAsia="en-IN"/>
+          <w14:ligatures w14:val="none"/>
+        </w:rPr>
+        <w:t>in</w:t>
+      </w:r>
+      <w:r>
+        <w:rPr>
+          <w:rFonts w:ascii="Consolas" w:eastAsia="Times New Roman" w:hAnsi="Consolas" w:cs="Times New Roman"/>
+          <w:color w:val="BBBEBF"/>
+          <w:kern w:val="0"/>
+          <w:sz w:val="21"/>
+          <w:szCs w:val="21"/>
+          <w:lang w:eastAsia="en-IN"/>
+          <w14:ligatures w14:val="none"/>
+        </w:rPr>
+        <w:t xml:space="preserve"> </w:t>
+      </w:r>
+      <w:r>
+        <w:rPr>
+          <w:rFonts w:ascii="Consolas" w:eastAsia="Times New Roman" w:hAnsi="Consolas" w:cs="Times New Roman"/>
+          <w:color w:val="C9D1D9"/>
+          <w:kern w:val="0"/>
+          <w:sz w:val="21"/>
+          <w:szCs w:val="21"/>
+          <w:lang w:eastAsia="en-IN"/>
+          <w14:ligatures w14:val="none"/>
+        </w:rPr>
+        <w:t>names</w:t>
+      </w:r>
+      <w:r>
+        <w:rPr>
+          <w:rFonts w:ascii="Consolas" w:eastAsia="Times New Roman" w:hAnsi="Consolas" w:cs="Times New Roman"/>
+          <w:color w:val="BBBEBF"/>
+          <w:kern w:val="0"/>
+          <w:sz w:val="21"/>
+          <w:szCs w:val="21"/>
+          <w:lang w:eastAsia="en-IN"/>
+          <w14:ligatures w14:val="none"/>
+        </w:rPr>
+        <w:t>):</w:t>
+      </w:r>
+    </w:p>
+    <w:p>
+      <w:pPr>
+        <w:shd w:val="clear" w:color="auto" w:fill="121314"/>
+        <w:spacing w:after="0" w:line="285" w:lineRule="atLeast"/>
+        <w:rPr>
+          <w:rFonts w:ascii="Consolas" w:eastAsia="Times New Roman" w:hAnsi="Consolas" w:cs="Times New Roman"/>
+          <w:color w:val="BBBEBF"/>
+          <w:kern w:val="0"/>
+          <w:sz w:val="21"/>
+          <w:szCs w:val="21"/>
+          <w:lang w:eastAsia="en-IN"/>
+          <w14:ligatures w14:val="none"/>
+        </w:rPr>
+      </w:pPr>
+      <w:r>
+        <w:rPr>
+          <w:rFonts w:ascii="Consolas" w:eastAsia="Times New Roman" w:hAnsi="Consolas" w:cs="Times New Roman"/>
+          <w:color w:val="BBBEBF"/>
+          <w:kern w:val="0"/>
+          <w:sz w:val="21"/>
+          <w:szCs w:val="21"/>
+          <w:lang w:eastAsia="en-IN"/>
+          <w14:ligatures w14:val="none"/>
+        </w:rPr>
+        <w:t xml:space="preserve">    </w:t>
+      </w:r>
+      <w:proofErr w:type="gramStart"/>
+      <w:r>
+        <w:rPr>
+          <w:rFonts w:ascii="Consolas" w:eastAsia="Times New Roman" w:hAnsi="Consolas" w:cs="Times New Roman"/>
+          <w:color w:val="D2A8FF"/>
+          <w:kern w:val="0"/>
+          <w:sz w:val="21"/>
+          <w:szCs w:val="21"/>
+          <w:lang w:eastAsia="en-IN"/>
+          <w14:ligatures w14:val="none"/>
+        </w:rPr>
+        <w:t>print</w:t>
+      </w:r>
+      <w:r>
+        <w:rPr>
+          <w:rFonts w:ascii="Consolas" w:eastAsia="Times New Roman" w:hAnsi="Consolas" w:cs="Times New Roman"/>
+          <w:color w:val="BBBEBF"/>
+          <w:kern w:val="0"/>
+          <w:sz w:val="21"/>
+          <w:szCs w:val="21"/>
+          <w:lang w:eastAsia="en-IN"/>
+          <w14:ligatures w14:val="none"/>
+        </w:rPr>
+        <w:t>(</w:t>
+      </w:r>
+      <w:proofErr w:type="gramEnd"/>
+      <w:r>
+        <w:rPr>
+          <w:rFonts w:ascii="Consolas" w:eastAsia="Times New Roman" w:hAnsi="Consolas" w:cs="Times New Roman"/>
+          <w:color w:val="A5D6FF"/>
+          <w:kern w:val="0"/>
+          <w:sz w:val="21"/>
+          <w:szCs w:val="21"/>
+          <w:lang w:eastAsia="en-IN"/>
+          <w14:ligatures w14:val="none"/>
+        </w:rPr>
+        <w:t>"Matching names"</w:t>
+      </w:r>
+      <w:r>
+        <w:rPr>
+          <w:rFonts w:ascii="Consolas" w:eastAsia="Times New Roman" w:hAnsi="Consolas" w:cs="Times New Roman"/>
+          <w:color w:val="BBBEBF"/>
+          <w:kern w:val="0"/>
+          <w:sz w:val="21"/>
+          <w:szCs w:val="21"/>
+          <w:lang w:eastAsia="en-IN"/>
+          <w14:ligatures w14:val="none"/>
+        </w:rPr>
+        <w:t>)</w:t>
+      </w:r>
+    </w:p>
+    <w:p>
+      <w:pPr>
+        <w:shd w:val="clear" w:color="auto" w:fill="121314"/>
+        <w:spacing w:after="0" w:line="285" w:lineRule="atLeast"/>
+        <w:rPr>
+          <w:rFonts w:ascii="Consolas" w:eastAsia="Times New Roman" w:hAnsi="Consolas" w:cs="Times New Roman"/>
+          <w:color w:val="BBBEBF"/>
+          <w:kern w:val="0"/>
+          <w:sz w:val="21"/>
+          <w:szCs w:val="21"/>
+          <w:lang w:eastAsia="en-IN"/>
+          <w14:ligatures w14:val="none"/>
+        </w:rPr>
+      </w:pPr>
+      <w:r>
+        <w:rPr>
+          <w:rFonts w:ascii="Consolas" w:eastAsia="Times New Roman" w:hAnsi="Consolas" w:cs="Times New Roman"/>
+          <w:color w:val="C586C0"/>
+          <w:kern w:val="0"/>
+          <w:sz w:val="21"/>
+          <w:szCs w:val="21"/>
+          <w:lang w:eastAsia="en-IN"/>
+          <w14:ligatures w14:val="none"/>
+        </w:rPr>
+        <w:t>else</w:t>
+      </w:r>
+      <w:r>
+        <w:rPr>
+          <w:rFonts w:ascii="Consolas" w:eastAsia="Times New Roman" w:hAnsi="Consolas" w:cs="Times New Roman"/>
+          <w:color w:val="BBBEBF"/>
+          <w:kern w:val="0"/>
+          <w:sz w:val="21"/>
+          <w:szCs w:val="21"/>
+          <w:lang w:eastAsia="en-IN"/>
+          <w14:ligatures w14:val="none"/>
+        </w:rPr>
+        <w:t>:    </w:t>
+      </w:r>
+    </w:p>
+    <w:p>
+      <w:pPr>
+        <w:shd w:val="clear" w:color="auto" w:fill="121314"/>
+        <w:spacing w:after="0" w:line="285" w:lineRule="atLeast"/>
+        <w:rPr>
+          <w:rFonts w:ascii="Consolas" w:eastAsia="Times New Roman" w:hAnsi="Consolas" w:cs="Times New Roman"/>
+          <w:color w:val="BBBEBF"/>
+          <w:kern w:val="0"/>
+          <w:sz w:val="21"/>
+          <w:szCs w:val="21"/>
+          <w:lang w:eastAsia="en-IN"/>
+          <w14:ligatures w14:val="none"/>
+        </w:rPr>
+      </w:pPr>
+      <w:r>
+        <w:rPr>
+          <w:rFonts w:ascii="Consolas" w:eastAsia="Times New Roman" w:hAnsi="Consolas" w:cs="Times New Roman"/>
+          <w:color w:val="BBBEBF"/>
+          <w:kern w:val="0"/>
+          <w:sz w:val="21"/>
+          <w:szCs w:val="21"/>
+          <w:lang w:eastAsia="en-IN"/>
+          <w14:ligatures w14:val="none"/>
+        </w:rPr>
+        <w:t xml:space="preserve">    </w:t>
+      </w:r>
+      <w:proofErr w:type="gramStart"/>
+      <w:r>
+        <w:rPr>
+          <w:rFonts w:ascii="Consolas" w:eastAsia="Times New Roman" w:hAnsi="Consolas" w:cs="Times New Roman"/>
+          <w:color w:val="D2A8FF"/>
+          <w:kern w:val="0"/>
+          <w:sz w:val="21"/>
+          <w:szCs w:val="21"/>
+          <w:lang w:eastAsia="en-IN"/>
+          <w14:ligatures w14:val="none"/>
+        </w:rPr>
+        <w:t>print</w:t>
+      </w:r>
+      <w:r>
+        <w:rPr>
+          <w:rFonts w:ascii="Consolas" w:eastAsia="Times New Roman" w:hAnsi="Consolas" w:cs="Times New Roman"/>
+          <w:color w:val="BBBEBF"/>
+          <w:kern w:val="0"/>
+          <w:sz w:val="21"/>
+          <w:szCs w:val="21"/>
+          <w:lang w:eastAsia="en-IN"/>
+          <w14:ligatures w14:val="none"/>
+        </w:rPr>
+        <w:t>(</w:t>
+      </w:r>
+      <w:proofErr w:type="gramEnd"/>
+      <w:r>
+        <w:rPr>
+          <w:rFonts w:ascii="Consolas" w:eastAsia="Times New Roman" w:hAnsi="Consolas" w:cs="Times New Roman"/>
+          <w:color w:val="A5D6FF"/>
+          <w:kern w:val="0"/>
+          <w:sz w:val="21"/>
+          <w:szCs w:val="21"/>
+          <w:lang w:eastAsia="en-IN"/>
+          <w14:ligatures w14:val="none"/>
+        </w:rPr>
+        <w:t>"Not matching names"</w:t>
+      </w:r>
+      <w:r>
+        <w:rPr>
+          <w:rFonts w:ascii="Consolas" w:eastAsia="Times New Roman" w:hAnsi="Consolas" w:cs="Times New Roman"/>
+          <w:color w:val="BBBEBF"/>
+          <w:kern w:val="0"/>
+          <w:sz w:val="21"/>
+          <w:szCs w:val="21"/>
+          <w:lang w:eastAsia="en-IN"/>
+          <w14:ligatures w14:val="none"/>
+        </w:rPr>
+        <w:t>)</w:t>
+      </w:r>
+    </w:p>
+    <w:p>
+      <w:pPr>
+        <w:shd w:val="clear" w:color="auto" w:fill="121314"/>
+        <w:spacing w:after="0" w:line="285" w:lineRule="atLeast"/>
+        <w:rPr>
+          <w:rFonts w:ascii="Consolas" w:eastAsia="Times New Roman" w:hAnsi="Consolas" w:cs="Times New Roman"/>
+          <w:color w:val="BBBEBF"/>
+          <w:kern w:val="0"/>
+          <w:sz w:val="21"/>
+          <w:szCs w:val="21"/>
+          <w:lang w:eastAsia="en-IN"/>
+          <w14:ligatures w14:val="none"/>
+        </w:rPr>
+      </w:pPr>
+    </w:p>
+    <w:p>
+      <w:pPr>
+        <w:tabs>
+          <w:tab w:val="left" w:pos="6144"/>
+        </w:tabs>
+        <w:rPr>
+          <w:rFonts w:ascii="Aptos" w:eastAsia="Times New Roman" w:hAnsi="Aptos" w:cs="Times New Roman"/>
+          <w:sz w:val="22"/>
+          <w:szCs w:val="22"/>
+          <w:lang w:eastAsia="en-IN"/>
+        </w:rPr>
+      </w:pPr>
+    </w:p>
+    <w:p>
+      <w:pPr>
+        <w:tabs>
+          <w:tab w:val="left" w:pos="6144"/>
+        </w:tabs>
+        <w:rPr>
+          <w:rFonts w:ascii="Aptos" w:eastAsia="Times New Roman" w:hAnsi="Aptos" w:cs="Times New Roman"/>
+          <w:sz w:val="22"/>
+          <w:szCs w:val="22"/>
+          <w:lang w:eastAsia="en-IN"/>
+        </w:rPr>
+      </w:pPr>
     </w:p>
     <w:sectPr>
       <w:pgSz w:w="11906" w:h="16838"/>
@@ -49165,7 +51888,6 @@
   <w:style w:type="character" w:default="1" w:styleId="DefaultParagraphFont">
     <w:name w:val="Default Paragraph Font"/>
     <w:uiPriority w:val="1"/>
-    <w:semiHidden/>
     <w:unhideWhenUsed/>
   </w:style>
   <w:style w:type="table" w:default="1" w:styleId="TableNormal">
